--- a/Reyna_Gao_Resume_EN.docx
+++ b/Reyna_Gao_Resume_EN.docx
@@ -1133,61 +1133,162 @@
       <w:r>
         <w:rPr>
           <w:rFonts w:ascii="Arial" w:cs="Arial" w:eastAsia="Arial" w:hAnsi="Arial"/>
-          <w:b w:val="false"/>
-          <w:bCs w:val="false"/>
-          <w:i w:val="false"/>
-          <w:iCs w:val="false"/>
-          <w:color w:val="595959"/>
-          <w:sz w:val="20"/>
-          <w:szCs w:val="20"/>
-        </w:rPr>
-        <w:t xml:space="preserve">Built an e-commerce website for an international spirits brand on Shopline with custom HTML/CSS architecture, marketing funnel integration, and SEO optimization.</w:t>
-      </w:r>
-    </w:p>
-    <w:p>
-      <w:pPr>
-        <w:pStyle w:val="ListParagraph"/>
-        <w:numPr>
-          <w:ilvl w:val="0"/>
-          <w:numId w:val="2"/>
-        </w:numPr>
-        <w:spacing w:after="60" w:before="0"/>
-      </w:pPr>
-      <w:r>
-        <w:rPr>
-          <w:rFonts w:ascii="Arial" w:cs="Arial" w:eastAsia="Arial" w:hAnsi="Arial"/>
-          <w:b w:val="false"/>
-          <w:bCs w:val="false"/>
-          <w:i w:val="false"/>
-          <w:iCs w:val="false"/>
-          <w:color w:val="595959"/>
-          <w:sz w:val="20"/>
-          <w:szCs w:val="20"/>
-        </w:rPr>
-        <w:t xml:space="preserve">Solo-completed full UI/UX design for a Korean floral brand e-commerce site, from market analysis through Figma high-fidelity prototyping.</w:t>
-      </w:r>
-    </w:p>
-    <w:p>
-      <w:pPr>
-        <w:pStyle w:val="ListParagraph"/>
-        <w:numPr>
-          <w:ilvl w:val="0"/>
-          <w:numId w:val="2"/>
-        </w:numPr>
-        <w:spacing w:after="60" w:before="0"/>
-      </w:pPr>
-      <w:r>
-        <w:rPr>
-          <w:rFonts w:ascii="Arial" w:cs="Arial" w:eastAsia="Arial" w:hAnsi="Arial"/>
-          <w:b/>
-          <w:bCs/>
-          <w:i w:val="false"/>
-          <w:iCs w:val="false"/>
-          <w:color w:val="1d1d1f"/>
-          <w:sz w:val="20"/>
-          <w:szCs w:val="20"/>
-        </w:rPr>
-        <w:t xml:space="preserve">Earned Adobe Photoshop &amp; Illustrator professional dual certification.</w:t>
+          <w:b/>
+          <w:bCs/>
+          <w:i w:val="false"/>
+          <w:iCs w:val="false"/>
+          <w:color w:val="1d1d1f"/>
+          <w:sz w:val="20"/>
+          <w:szCs w:val="20"/>
+        </w:rPr>
+        <w:t xml:space="preserve">[E-commerce Frontend Build]  </w:t>
+      </w:r>
+      <w:r>
+        <w:rPr>
+          <w:rFonts w:ascii="Arial" w:cs="Arial" w:eastAsia="Arial" w:hAnsi="Arial"/>
+          <w:b w:val="false"/>
+          <w:bCs w:val="false"/>
+          <w:i w:val="false"/>
+          <w:iCs w:val="false"/>
+          <w:color w:val="595959"/>
+          <w:sz w:val="20"/>
+          <w:szCs w:val="20"/>
+        </w:rPr>
+        <w:t xml:space="preserve">Built Shopline e-commerce frontend for spirits brand: homepage, 6 brand pages, 5 category pages, 56 product listings, About and Customer Service pages — all with custom HTML/CSS architecture.</w:t>
+      </w:r>
+    </w:p>
+    <w:p>
+      <w:pPr>
+        <w:pStyle w:val="ListParagraph"/>
+        <w:numPr>
+          <w:ilvl w:val="0"/>
+          <w:numId w:val="2"/>
+        </w:numPr>
+        <w:spacing w:after="60" w:before="0"/>
+      </w:pPr>
+      <w:r>
+        <w:rPr>
+          <w:rFonts w:ascii="Arial" w:cs="Arial" w:eastAsia="Arial" w:hAnsi="Arial"/>
+          <w:b/>
+          <w:bCs/>
+          <w:i w:val="false"/>
+          <w:iCs w:val="false"/>
+          <w:color w:val="1d1d1f"/>
+          <w:sz w:val="20"/>
+          <w:szCs w:val="20"/>
+        </w:rPr>
+        <w:t xml:space="preserve">[SEO Results]  </w:t>
+      </w:r>
+      <w:r>
+        <w:rPr>
+          <w:rFonts w:ascii="Arial" w:cs="Arial" w:eastAsia="Arial" w:hAnsi="Arial"/>
+          <w:b w:val="false"/>
+          <w:bCs w:val="false"/>
+          <w:i w:val="false"/>
+          <w:iCs w:val="false"/>
+          <w:color w:val="595959"/>
+          <w:sz w:val="20"/>
+          <w:szCs w:val="20"/>
+        </w:rPr>
+        <w:t xml:space="preserve">Precision SEO across all pages &amp; product images; 28-day GSC: 90 clicks (↑14%), 558 impressions (↑10%), </w:t>
+      </w:r>
+      <w:r>
+        <w:rPr>
+          <w:rFonts w:ascii="Arial" w:cs="Arial" w:eastAsia="Arial" w:hAnsi="Arial"/>
+          <w:b/>
+          <w:bCs/>
+          <w:i w:val="false"/>
+          <w:iCs w:val="false"/>
+          <w:color w:val="1d1d1f"/>
+          <w:sz w:val="20"/>
+          <w:szCs w:val="20"/>
+        </w:rPr>
+        <w:t xml:space="preserve">CTR 16.1% — 3–8× industry average</w:t>
+      </w:r>
+      <w:r>
+        <w:rPr>
+          <w:rFonts w:ascii="Arial" w:cs="Arial" w:eastAsia="Arial" w:hAnsi="Arial"/>
+          <w:b w:val="false"/>
+          <w:bCs w:val="false"/>
+          <w:i w:val="false"/>
+          <w:iCs w:val="false"/>
+          <w:color w:val="595959"/>
+          <w:sz w:val="20"/>
+          <w:szCs w:val="20"/>
+        </w:rPr>
+        <w:t xml:space="preserve">; 7-day clicks: 50 (↑72%).</w:t>
+      </w:r>
+    </w:p>
+    <w:p>
+      <w:pPr>
+        <w:pStyle w:val="ListParagraph"/>
+        <w:numPr>
+          <w:ilvl w:val="0"/>
+          <w:numId w:val="2"/>
+        </w:numPr>
+        <w:spacing w:after="60" w:before="0"/>
+      </w:pPr>
+      <w:r>
+        <w:rPr>
+          <w:rFonts w:ascii="Arial" w:cs="Arial" w:eastAsia="Arial" w:hAnsi="Arial"/>
+          <w:b/>
+          <w:bCs/>
+          <w:i w:val="false"/>
+          <w:iCs w:val="false"/>
+          <w:color w:val="1d1d1f"/>
+          <w:sz w:val="20"/>
+          <w:szCs w:val="20"/>
+        </w:rPr>
+        <w:t xml:space="preserve">[UI/UX Design]  </w:t>
+      </w:r>
+      <w:r>
+        <w:rPr>
+          <w:rFonts w:ascii="Arial" w:cs="Arial" w:eastAsia="Arial" w:hAnsi="Arial"/>
+          <w:b w:val="false"/>
+          <w:bCs w:val="false"/>
+          <w:i w:val="false"/>
+          <w:iCs w:val="false"/>
+          <w:color w:val="595959"/>
+          <w:sz w:val="20"/>
+          <w:szCs w:val="20"/>
+        </w:rPr>
+        <w:t xml:space="preserve">Solo-completed UI/UX design for a Korean floral brand: from competitive analysis and market positioning through Figma high-fidelity prototyping.</w:t>
+      </w:r>
+    </w:p>
+    <w:p>
+      <w:pPr>
+        <w:pStyle w:val="ListParagraph"/>
+        <w:numPr>
+          <w:ilvl w:val="0"/>
+          <w:numId w:val="2"/>
+        </w:numPr>
+        <w:spacing w:after="60" w:before="0"/>
+      </w:pPr>
+      <w:r>
+        <w:rPr>
+          <w:rFonts w:ascii="Arial" w:cs="Arial" w:eastAsia="Arial" w:hAnsi="Arial"/>
+          <w:b/>
+          <w:bCs/>
+          <w:i w:val="false"/>
+          <w:iCs w:val="false"/>
+          <w:color w:val="1d1d1f"/>
+          <w:sz w:val="20"/>
+          <w:szCs w:val="20"/>
+        </w:rPr>
+        <w:t xml:space="preserve">[Certifications]  </w:t>
+      </w:r>
+      <w:r>
+        <w:rPr>
+          <w:rFonts w:ascii="Arial" w:cs="Arial" w:eastAsia="Arial" w:hAnsi="Arial"/>
+          <w:b w:val="false"/>
+          <w:bCs w:val="false"/>
+          <w:i w:val="false"/>
+          <w:iCs w:val="false"/>
+          <w:color w:val="595959"/>
+          <w:sz w:val="20"/>
+          <w:szCs w:val="20"/>
+        </w:rPr>
+        <w:t xml:space="preserve">Adobe Photoshop &amp; Illustrator professional dual certification; Google UX Design Specialization (Coursera, 7 courses — Figma high-fidelity prototype, UX research, wireframing).</w:t>
       </w:r>
     </w:p>
     <w:p>

--- a/Reyna_Gao_Resume_EN.docx
+++ b/Reyna_Gao_Resume_EN.docx
@@ -621,7 +621,7 @@
           <w:sz w:val="22"/>
           <w:szCs w:val="22"/>
         </w:rPr>
-        <w:t xml:space="preserve">AI Job Competency System  |  SA / SD Architecture Design</w:t>
+        <w:t xml:space="preserve">Taiwan Engineer Job Market Competitiveness Analysis System  |  SA / SD × ETL × BI</w:t>
       </w:r>
       <w:r>
         <w:rPr>
@@ -670,30 +670,128 @@
           <w:sz w:val="20"/>
           <w:szCs w:val="20"/>
         </w:rPr>
-        <w:t xml:space="preserve">Led system analysis (SA) and system design (SD) planning, defining MySQL table structures and ERDs for various industry contexts.</w:t>
-      </w:r>
-    </w:p>
-    <w:p>
-      <w:pPr>
-        <w:pStyle w:val="ListParagraph"/>
-        <w:numPr>
-          <w:ilvl w:val="0"/>
-          <w:numId w:val="2"/>
-        </w:numPr>
-        <w:spacing w:after="60" w:before="0"/>
-      </w:pPr>
-      <w:r>
-        <w:rPr>
-          <w:rFonts w:ascii="Arial" w:cs="Arial" w:eastAsia="Arial" w:hAnsi="Arial"/>
-          <w:b w:val="false"/>
-          <w:bCs w:val="false"/>
-          <w:i w:val="false"/>
-          <w:iCs w:val="false"/>
-          <w:color w:val="595959"/>
-          <w:sz w:val="20"/>
-          <w:szCs w:val="20"/>
-        </w:rPr>
-        <w:t xml:space="preserve">Designed a highly extensible schema that significantly reduces future refactoring costs and supports ongoing feature iteration and AI competency data flow.</w:t>
+        <w:t xml:space="preserve">Led SA/SD planning: designed 3 MySQL tables (jobs / skills / job_skills_mapping) and ERD, defined 12-column scraping specs, published DevOps SOP for all team members.</w:t>
+      </w:r>
+    </w:p>
+    <w:p>
+      <w:pPr>
+        <w:pStyle w:val="ListParagraph"/>
+        <w:numPr>
+          <w:ilvl w:val="0"/>
+          <w:numId w:val="2"/>
+        </w:numPr>
+        <w:spacing w:after="60" w:before="0"/>
+      </w:pPr>
+      <w:r>
+        <w:rPr>
+          <w:rFonts w:ascii="Arial" w:cs="Arial" w:eastAsia="Arial" w:hAnsi="Arial"/>
+          <w:b w:val="false"/>
+          <w:bCs w:val="false"/>
+          <w:i w:val="false"/>
+          <w:iCs w:val="false"/>
+          <w:color w:val="595959"/>
+          <w:sz w:val="20"/>
+          <w:szCs w:val="20"/>
+        </w:rPr>
+        <w:t xml:space="preserve">Led ETL data cleaning (CSV merge &amp; dedup → MySQL import), integrating 6 platforms (104, 1111, Yes123, CakeResume, etc.) with </w:t>
+      </w:r>
+      <w:r>
+        <w:rPr>
+          <w:rFonts w:ascii="Arial" w:cs="Arial" w:eastAsia="Arial" w:hAnsi="Arial"/>
+          <w:b/>
+          <w:bCs/>
+          <w:i w:val="false"/>
+          <w:iCs w:val="false"/>
+          <w:color w:val="1d1d1f"/>
+          <w:sz w:val="20"/>
+          <w:szCs w:val="20"/>
+        </w:rPr>
+        <w:t xml:space="preserve">12,297 engineer job listings</w:t>
+      </w:r>
+      <w:r>
+        <w:rPr>
+          <w:rFonts w:ascii="Arial" w:cs="Arial" w:eastAsia="Arial" w:hAnsi="Arial"/>
+          <w:b w:val="false"/>
+          <w:bCs w:val="false"/>
+          <w:i w:val="false"/>
+          <w:iCs w:val="false"/>
+          <w:color w:val="595959"/>
+          <w:sz w:val="20"/>
+          <w:szCs w:val="20"/>
+        </w:rPr>
+        <w:t xml:space="preserve">; simultaneously set up GCP cloud backup database.</w:t>
+      </w:r>
+    </w:p>
+    <w:p>
+      <w:pPr>
+        <w:pStyle w:val="ListParagraph"/>
+        <w:numPr>
+          <w:ilvl w:val="0"/>
+          <w:numId w:val="2"/>
+        </w:numPr>
+        <w:spacing w:after="60" w:before="0"/>
+      </w:pPr>
+      <w:r>
+        <w:rPr>
+          <w:rFonts w:ascii="Arial" w:cs="Arial" w:eastAsia="Arial" w:hAnsi="Arial"/>
+          <w:b w:val="false"/>
+          <w:bCs w:val="false"/>
+          <w:i w:val="false"/>
+          <w:iCs w:val="false"/>
+          <w:color w:val="595959"/>
+          <w:sz w:val="20"/>
+          <w:szCs w:val="20"/>
+        </w:rPr>
+        <w:t xml:space="preserve">Led Tableau narrative architecture planning, built Dashboard framework with direct MySQL connection, producing 7 Story Points visualization pages (salary distribution, skill quadrants, market trends, etc.).</w:t>
+      </w:r>
+    </w:p>
+    <w:p>
+      <w:pPr>
+        <w:pStyle w:val="ListParagraph"/>
+        <w:numPr>
+          <w:ilvl w:val="0"/>
+          <w:numId w:val="2"/>
+        </w:numPr>
+        <w:spacing w:after="60" w:before="0"/>
+      </w:pPr>
+      <w:r>
+        <w:rPr>
+          <w:rFonts w:ascii="Arial" w:cs="Arial" w:eastAsia="Arial" w:hAnsi="Arial"/>
+          <w:b w:val="false"/>
+          <w:bCs w:val="false"/>
+          <w:i w:val="false"/>
+          <w:iCs w:val="false"/>
+          <w:color w:val="595959"/>
+          <w:sz w:val="20"/>
+          <w:szCs w:val="20"/>
+        </w:rPr>
+        <w:t xml:space="preserve">Supported frontend UI development; </w:t>
+      </w:r>
+      <w:r>
+        <w:rPr>
+          <w:rFonts w:ascii="Arial" w:cs="Arial" w:eastAsia="Arial" w:hAnsi="Arial"/>
+          <w:b/>
+          <w:bCs/>
+          <w:i w:val="false"/>
+          <w:iCs w:val="false"/>
+          <w:color w:val="1d1d1f"/>
+          <w:sz w:val="20"/>
+          <w:szCs w:val="20"/>
+        </w:rPr>
+        <w:t xml:space="preserve">delivering a real-time engineer job market intelligence platform for job seekers and employers</w:t>
+      </w:r>
+      <w:r>
+        <w:rPr>
+          <w:rFonts w:ascii="Arial" w:cs="Arial" w:eastAsia="Arial" w:hAnsi="Arial"/>
+          <w:b w:val="false"/>
+          <w:bCs w:val="false"/>
+          <w:i w:val="false"/>
+          <w:iCs w:val="false"/>
+          <w:color w:val="595959"/>
+          <w:sz w:val="20"/>
+          <w:szCs w:val="20"/>
+        </w:rPr>
+        <w:t xml:space="preserve">.</w:t>
       </w:r>
     </w:p>
     <w:p>

--- a/Reyna_Gao_Resume_EN.docx
+++ b/Reyna_Gao_Resume_EN.docx
@@ -540,6 +540,68 @@
       </w:r>
     </w:p>
     <w:p>
+      <w:r>
+        <w:rPr>
+          <w:rFonts w:ascii="Arial" w:cs="Arial" w:eastAsia="Arial" w:hAnsi="Arial"/>
+          <w:b w:val="false"/>
+          <w:bCs w:val="false"/>
+          <w:i w:val="false"/>
+          <w:iCs w:val="false"/>
+          <w:color w:val="1d1d1f"/>
+          <w:sz w:val="80"/>
+          <w:szCs w:val="80"/>
+        </w:rPr>
+        <w:t xml:space="preserve"/>
+      </w:r>
+    </w:p>
+    <w:p>
+      <w:pPr>
+        <w:tabs>
+          <w:tab w:val="right" w:pos="9746"/>
+        </w:tabs>
+        <w:spacing w:after="80" w:before="160"/>
+      </w:pPr>
+      <w:r>
+        <w:rPr>
+          <w:rFonts w:ascii="Arial" w:cs="Arial" w:eastAsia="Arial" w:hAnsi="Arial"/>
+          <w:b/>
+          <w:bCs/>
+          <w:i w:val="false"/>
+          <w:iCs w:val="false"/>
+          <w:color w:val="1d1d1f"/>
+          <w:sz w:val="22"/>
+          <w:szCs w:val="22"/>
+        </w:rPr>
+        <w:t xml:space="preserve">Taiwan Engineer Job Market Competitiveness Analysis System  |  SA / SD × ETL × BI</w:t>
+      </w:r>
+      <w:r>
+        <w:rPr>
+          <w:rFonts w:ascii="Arial" w:cs="Arial" w:eastAsia="Arial" w:hAnsi="Arial"/>
+          <w:b w:val="false"/>
+          <w:bCs w:val="false"/>
+          <w:i w:val="false"/>
+          <w:iCs w:val="false"/>
+          <w:color w:val="1d1d1f"/>
+          <w:sz w:val="22"/>
+          <w:szCs w:val="22"/>
+        </w:rPr>
+        <w:t xml:space="preserve">	</w:t>
+      </w:r>
+      <w:r>
+        <w:rPr>
+          <w:rFonts w:ascii="Arial" w:cs="Arial" w:eastAsia="Arial" w:hAnsi="Arial"/>
+          <w:b w:val="false"/>
+          <w:bCs w:val="false"/>
+          <w:i w:val="false"/>
+          <w:iCs w:val="false"/>
+          <w:color w:val="888888"/>
+          <w:sz w:val="20"/>
+          <w:szCs w:val="20"/>
+        </w:rPr>
+        <w:t xml:space="preserve">2026.03 – 2026.04</w:t>
+      </w:r>
+    </w:p>
+    <w:p>
       <w:pPr>
         <w:pStyle w:val="ListParagraph"/>
         <w:numPr>
@@ -551,103 +613,15 @@
       <w:r>
         <w:rPr>
           <w:rFonts w:ascii="Arial" w:cs="Arial" w:eastAsia="Arial" w:hAnsi="Arial"/>
-          <w:b/>
-          <w:bCs/>
-          <w:i w:val="false"/>
-          <w:iCs w:val="false"/>
-          <w:color w:val="1d1d1f"/>
-          <w:sz w:val="20"/>
-          <w:szCs w:val="20"/>
-        </w:rPr>
-        <w:t xml:space="preserve">GitHub: </w:t>
-      </w:r>
-      <w:r>
-        <w:rPr>
-          <w:rFonts w:ascii="Arial" w:cs="Arial" w:eastAsia="Arial" w:hAnsi="Arial"/>
-          <w:b w:val="false"/>
-          <w:bCs w:val="false"/>
-          <w:i w:val="false"/>
-          <w:iCs w:val="false"/>
-          <w:color w:val="0071e3"/>
-          <w:sz w:val="20"/>
-          <w:szCs w:val="20"/>
-        </w:rPr>
-        <w:t xml:space="preserve">github.com/ruinuo217/ai-safety</w:t>
-      </w:r>
-      <w:r>
-        <w:rPr>
-          <w:rFonts w:ascii="Arial" w:cs="Arial" w:eastAsia="Arial" w:hAnsi="Arial"/>
-          <w:b w:val="false"/>
-          <w:bCs w:val="false"/>
-          <w:i w:val="false"/>
-          <w:iCs w:val="false"/>
-          <w:color w:val="595959"/>
-          <w:sz w:val="20"/>
-          <w:szCs w:val="20"/>
-        </w:rPr>
-        <w:t xml:space="preserve">   |   Demo: ruinuo217.github.io/ai-safety/</w:t>
-      </w:r>
-    </w:p>
-    <w:p>
-      <w:r>
-        <w:rPr>
-          <w:rFonts w:ascii="Arial" w:cs="Arial" w:eastAsia="Arial" w:hAnsi="Arial"/>
-          <w:b w:val="false"/>
-          <w:bCs w:val="false"/>
-          <w:i w:val="false"/>
-          <w:iCs w:val="false"/>
-          <w:color w:val="1d1d1f"/>
-          <w:sz w:val="80"/>
-          <w:szCs w:val="80"/>
-        </w:rPr>
-        <w:t xml:space="preserve"/>
-      </w:r>
-    </w:p>
-    <w:p>
-      <w:pPr>
-        <w:tabs>
-          <w:tab w:val="right" w:pos="9746"/>
-        </w:tabs>
-        <w:spacing w:after="80" w:before="160"/>
-      </w:pPr>
-      <w:r>
-        <w:rPr>
-          <w:rFonts w:ascii="Arial" w:cs="Arial" w:eastAsia="Arial" w:hAnsi="Arial"/>
-          <w:b/>
-          <w:bCs/>
-          <w:i w:val="false"/>
-          <w:iCs w:val="false"/>
-          <w:color w:val="1d1d1f"/>
-          <w:sz w:val="22"/>
-          <w:szCs w:val="22"/>
-        </w:rPr>
-        <w:t xml:space="preserve">Taiwan Engineer Job Market Competitiveness Analysis System  |  SA / SD × ETL × BI</w:t>
-      </w:r>
-      <w:r>
-        <w:rPr>
-          <w:rFonts w:ascii="Arial" w:cs="Arial" w:eastAsia="Arial" w:hAnsi="Arial"/>
-          <w:b w:val="false"/>
-          <w:bCs w:val="false"/>
-          <w:i w:val="false"/>
-          <w:iCs w:val="false"/>
-          <w:color w:val="1d1d1f"/>
-          <w:sz w:val="22"/>
-          <w:szCs w:val="22"/>
-        </w:rPr>
-        <w:t xml:space="preserve">	</w:t>
-      </w:r>
-      <w:r>
-        <w:rPr>
-          <w:rFonts w:ascii="Arial" w:cs="Arial" w:eastAsia="Arial" w:hAnsi="Arial"/>
-          <w:b w:val="false"/>
-          <w:bCs w:val="false"/>
-          <w:i w:val="false"/>
-          <w:iCs w:val="false"/>
-          <w:color w:val="888888"/>
-          <w:sz w:val="20"/>
-          <w:szCs w:val="20"/>
-        </w:rPr>
-        <w:t xml:space="preserve">2026.03 – 2026.04</w:t>
+          <w:b w:val="false"/>
+          <w:bCs w:val="false"/>
+          <w:i w:val="false"/>
+          <w:iCs w:val="false"/>
+          <w:color w:val="595959"/>
+          <w:sz w:val="20"/>
+          <w:szCs w:val="20"/>
+        </w:rPr>
+        <w:t xml:space="preserve">Led SA/SD planning: designed 3 MySQL tables (jobs / skills / job_skills_mapping) and ERD, defined 12-column scraping specs, published DevOps SOP for all team members.</w:t>
       </w:r>
     </w:p>
     <w:p>
@@ -670,7 +644,33 @@
           <w:sz w:val="20"/>
           <w:szCs w:val="20"/>
         </w:rPr>
-        <w:t xml:space="preserve">Led SA/SD planning: designed 3 MySQL tables (jobs / skills / job_skills_mapping) and ERD, defined 12-column scraping specs, published DevOps SOP for all team members.</w:t>
+        <w:t xml:space="preserve">Led ETL data cleaning (CSV merge &amp; dedup → MySQL import), integrating 6 platforms (104, 1111, Yes123, CakeResume, etc.) with </w:t>
+      </w:r>
+      <w:r>
+        <w:rPr>
+          <w:rFonts w:ascii="Arial" w:cs="Arial" w:eastAsia="Arial" w:hAnsi="Arial"/>
+          <w:b/>
+          <w:bCs/>
+          <w:i w:val="false"/>
+          <w:iCs w:val="false"/>
+          <w:color w:val="1d1d1f"/>
+          <w:sz w:val="20"/>
+          <w:szCs w:val="20"/>
+        </w:rPr>
+        <w:t xml:space="preserve">12,297 engineer job listings</w:t>
+      </w:r>
+      <w:r>
+        <w:rPr>
+          <w:rFonts w:ascii="Arial" w:cs="Arial" w:eastAsia="Arial" w:hAnsi="Arial"/>
+          <w:b w:val="false"/>
+          <w:bCs w:val="false"/>
+          <w:i w:val="false"/>
+          <w:iCs w:val="false"/>
+          <w:color w:val="595959"/>
+          <w:sz w:val="20"/>
+          <w:szCs w:val="20"/>
+        </w:rPr>
+        <w:t xml:space="preserve">; simultaneously set up GCP cloud backup database.</w:t>
       </w:r>
     </w:p>
     <w:p>
@@ -693,33 +693,7 @@
           <w:sz w:val="20"/>
           <w:szCs w:val="20"/>
         </w:rPr>
-        <w:t xml:space="preserve">Led ETL data cleaning (CSV merge &amp; dedup → MySQL import), integrating 6 platforms (104, 1111, Yes123, CakeResume, etc.) with </w:t>
-      </w:r>
-      <w:r>
-        <w:rPr>
-          <w:rFonts w:ascii="Arial" w:cs="Arial" w:eastAsia="Arial" w:hAnsi="Arial"/>
-          <w:b/>
-          <w:bCs/>
-          <w:i w:val="false"/>
-          <w:iCs w:val="false"/>
-          <w:color w:val="1d1d1f"/>
-          <w:sz w:val="20"/>
-          <w:szCs w:val="20"/>
-        </w:rPr>
-        <w:t xml:space="preserve">12,297 engineer job listings</w:t>
-      </w:r>
-      <w:r>
-        <w:rPr>
-          <w:rFonts w:ascii="Arial" w:cs="Arial" w:eastAsia="Arial" w:hAnsi="Arial"/>
-          <w:b w:val="false"/>
-          <w:bCs w:val="false"/>
-          <w:i w:val="false"/>
-          <w:iCs w:val="false"/>
-          <w:color w:val="595959"/>
-          <w:sz w:val="20"/>
-          <w:szCs w:val="20"/>
-        </w:rPr>
-        <w:t xml:space="preserve">; simultaneously set up GCP cloud backup database.</w:t>
+        <w:t xml:space="preserve">Led Tableau narrative architecture planning, built Dashboard framework with direct MySQL connection, producing 7 Story Points visualization pages (salary distribution, skill quadrants, market trends, etc.).</w:t>
       </w:r>
     </w:p>
     <w:p>
@@ -742,7 +716,113 @@
           <w:sz w:val="20"/>
           <w:szCs w:val="20"/>
         </w:rPr>
-        <w:t xml:space="preserve">Led Tableau narrative architecture planning, built Dashboard framework with direct MySQL connection, producing 7 Story Points visualization pages (salary distribution, skill quadrants, market trends, etc.).</w:t>
+        <w:t xml:space="preserve">Supported frontend UI development; </w:t>
+      </w:r>
+      <w:r>
+        <w:rPr>
+          <w:rFonts w:ascii="Arial" w:cs="Arial" w:eastAsia="Arial" w:hAnsi="Arial"/>
+          <w:b/>
+          <w:bCs/>
+          <w:i w:val="false"/>
+          <w:iCs w:val="false"/>
+          <w:color w:val="1d1d1f"/>
+          <w:sz w:val="20"/>
+          <w:szCs w:val="20"/>
+        </w:rPr>
+        <w:t xml:space="preserve">delivering a real-time engineer job market intelligence platform for job seekers and employers</w:t>
+      </w:r>
+      <w:r>
+        <w:rPr>
+          <w:rFonts w:ascii="Arial" w:cs="Arial" w:eastAsia="Arial" w:hAnsi="Arial"/>
+          <w:b w:val="false"/>
+          <w:bCs w:val="false"/>
+          <w:i w:val="false"/>
+          <w:iCs w:val="false"/>
+          <w:color w:val="595959"/>
+          <w:sz w:val="20"/>
+          <w:szCs w:val="20"/>
+        </w:rPr>
+        <w:t xml:space="preserve">.</w:t>
+      </w:r>
+    </w:p>
+    <w:p>
+      <w:r>
+        <w:rPr>
+          <w:rFonts w:ascii="Arial" w:cs="Arial" w:eastAsia="Arial" w:hAnsi="Arial"/>
+          <w:b w:val="false"/>
+          <w:bCs w:val="false"/>
+          <w:i w:val="false"/>
+          <w:iCs w:val="false"/>
+          <w:color w:val="1d1d1f"/>
+          <w:sz w:val="80"/>
+          <w:szCs w:val="80"/>
+        </w:rPr>
+        <w:t xml:space="preserve"/>
+      </w:r>
+    </w:p>
+    <w:p>
+      <w:pPr>
+        <w:tabs>
+          <w:tab w:val="right" w:pos="9746"/>
+        </w:tabs>
+        <w:spacing w:after="40" w:before="160"/>
+      </w:pPr>
+      <w:r>
+        <w:rPr>
+          <w:rFonts w:ascii="Arial" w:cs="Arial" w:eastAsia="Arial" w:hAnsi="Arial"/>
+          <w:b/>
+          <w:bCs/>
+          <w:i w:val="false"/>
+          <w:iCs w:val="false"/>
+          <w:color w:val="1d1d1f"/>
+          <w:sz w:val="22"/>
+          <w:szCs w:val="22"/>
+        </w:rPr>
+        <w:t xml:space="preserve">B2B Enterprise Data Dashboard  |  Independent Frontend Development</w:t>
+      </w:r>
+      <w:r>
+        <w:rPr>
+          <w:rFonts w:ascii="Arial" w:cs="Arial" w:eastAsia="Arial" w:hAnsi="Arial"/>
+          <w:b w:val="false"/>
+          <w:bCs w:val="false"/>
+          <w:i w:val="false"/>
+          <w:iCs w:val="false"/>
+          <w:color w:val="1d1d1f"/>
+          <w:sz w:val="22"/>
+          <w:szCs w:val="22"/>
+        </w:rPr>
+        <w:t xml:space="preserve">	</w:t>
+      </w:r>
+      <w:r>
+        <w:rPr>
+          <w:rFonts w:ascii="Arial" w:cs="Arial" w:eastAsia="Arial" w:hAnsi="Arial"/>
+          <w:b w:val="false"/>
+          <w:bCs w:val="false"/>
+          <w:i w:val="false"/>
+          <w:iCs w:val="false"/>
+          <w:color w:val="888888"/>
+          <w:sz w:val="20"/>
+          <w:szCs w:val="20"/>
+        </w:rPr>
+        <w:t xml:space="preserve">2026.03</w:t>
+      </w:r>
+    </w:p>
+    <w:p>
+      <w:pPr>
+        <w:spacing w:after="80"/>
+      </w:pPr>
+      <w:r>
+        <w:rPr>
+          <w:rFonts w:ascii="Arial" w:cs="Arial" w:eastAsia="Arial" w:hAnsi="Arial"/>
+          <w:b w:val="false"/>
+          <w:bCs w:val="false"/>
+          <w:i w:val="false"/>
+          <w:iCs w:val="false"/>
+          <w:color w:val="595959"/>
+          <w:sz w:val="20"/>
+          <w:szCs w:val="20"/>
+        </w:rPr>
+        <w:t xml:space="preserve">React × Bootstrap</w:t>
       </w:r>
     </w:p>
     <w:p>
@@ -765,113 +845,7 @@
           <w:sz w:val="20"/>
           <w:szCs w:val="20"/>
         </w:rPr>
-        <w:t xml:space="preserve">Supported frontend UI development; </w:t>
-      </w:r>
-      <w:r>
-        <w:rPr>
-          <w:rFonts w:ascii="Arial" w:cs="Arial" w:eastAsia="Arial" w:hAnsi="Arial"/>
-          <w:b/>
-          <w:bCs/>
-          <w:i w:val="false"/>
-          <w:iCs w:val="false"/>
-          <w:color w:val="1d1d1f"/>
-          <w:sz w:val="20"/>
-          <w:szCs w:val="20"/>
-        </w:rPr>
-        <w:t xml:space="preserve">delivering a real-time engineer job market intelligence platform for job seekers and employers</w:t>
-      </w:r>
-      <w:r>
-        <w:rPr>
-          <w:rFonts w:ascii="Arial" w:cs="Arial" w:eastAsia="Arial" w:hAnsi="Arial"/>
-          <w:b w:val="false"/>
-          <w:bCs w:val="false"/>
-          <w:i w:val="false"/>
-          <w:iCs w:val="false"/>
-          <w:color w:val="595959"/>
-          <w:sz w:val="20"/>
-          <w:szCs w:val="20"/>
-        </w:rPr>
-        <w:t xml:space="preserve">.</w:t>
-      </w:r>
-    </w:p>
-    <w:p>
-      <w:r>
-        <w:rPr>
-          <w:rFonts w:ascii="Arial" w:cs="Arial" w:eastAsia="Arial" w:hAnsi="Arial"/>
-          <w:b w:val="false"/>
-          <w:bCs w:val="false"/>
-          <w:i w:val="false"/>
-          <w:iCs w:val="false"/>
-          <w:color w:val="1d1d1f"/>
-          <w:sz w:val="80"/>
-          <w:szCs w:val="80"/>
-        </w:rPr>
-        <w:t xml:space="preserve"/>
-      </w:r>
-    </w:p>
-    <w:p>
-      <w:pPr>
-        <w:tabs>
-          <w:tab w:val="right" w:pos="9746"/>
-        </w:tabs>
-        <w:spacing w:after="40" w:before="160"/>
-      </w:pPr>
-      <w:r>
-        <w:rPr>
-          <w:rFonts w:ascii="Arial" w:cs="Arial" w:eastAsia="Arial" w:hAnsi="Arial"/>
-          <w:b/>
-          <w:bCs/>
-          <w:i w:val="false"/>
-          <w:iCs w:val="false"/>
-          <w:color w:val="1d1d1f"/>
-          <w:sz w:val="22"/>
-          <w:szCs w:val="22"/>
-        </w:rPr>
-        <w:t xml:space="preserve">B2B Enterprise Data Dashboard  |  Independent Frontend Development</w:t>
-      </w:r>
-      <w:r>
-        <w:rPr>
-          <w:rFonts w:ascii="Arial" w:cs="Arial" w:eastAsia="Arial" w:hAnsi="Arial"/>
-          <w:b w:val="false"/>
-          <w:bCs w:val="false"/>
-          <w:i w:val="false"/>
-          <w:iCs w:val="false"/>
-          <w:color w:val="1d1d1f"/>
-          <w:sz w:val="22"/>
-          <w:szCs w:val="22"/>
-        </w:rPr>
-        <w:t xml:space="preserve">	</w:t>
-      </w:r>
-      <w:r>
-        <w:rPr>
-          <w:rFonts w:ascii="Arial" w:cs="Arial" w:eastAsia="Arial" w:hAnsi="Arial"/>
-          <w:b w:val="false"/>
-          <w:bCs w:val="false"/>
-          <w:i w:val="false"/>
-          <w:iCs w:val="false"/>
-          <w:color w:val="888888"/>
-          <w:sz w:val="20"/>
-          <w:szCs w:val="20"/>
-        </w:rPr>
-        <w:t xml:space="preserve">2026.03</w:t>
-      </w:r>
-    </w:p>
-    <w:p>
-      <w:pPr>
-        <w:spacing w:after="80"/>
-      </w:pPr>
-      <w:r>
-        <w:rPr>
-          <w:rFonts w:ascii="Arial" w:cs="Arial" w:eastAsia="Arial" w:hAnsi="Arial"/>
-          <w:b w:val="false"/>
-          <w:bCs w:val="false"/>
-          <w:i w:val="false"/>
-          <w:iCs w:val="false"/>
-          <w:color w:val="595959"/>
-          <w:sz w:val="20"/>
-          <w:szCs w:val="20"/>
-        </w:rPr>
-        <w:t xml:space="preserve">React × Bootstrap</w:t>
+        <w:t xml:space="preserve">Independently built a SaaS enterprise client data dashboard with 8+ reusable components (chart cards, filters, KPI cards) and full RWD support.</w:t>
       </w:r>
     </w:p>
     <w:p>
@@ -894,7 +868,69 @@
           <w:sz w:val="20"/>
           <w:szCs w:val="20"/>
         </w:rPr>
-        <w:t xml:space="preserve">Independently built a SaaS enterprise client data dashboard with 8+ reusable components (chart cards, filters, KPI cards) and full RWD support.</w:t>
+        <w:t xml:space="preserve">Modular architecture design greatly reduced future iteration costs and improved enterprise user data readability and decision-making efficiency post-launch.</w:t>
+      </w:r>
+    </w:p>
+    <w:p>
+      <w:r>
+        <w:rPr>
+          <w:rFonts w:ascii="Arial" w:cs="Arial" w:eastAsia="Arial" w:hAnsi="Arial"/>
+          <w:b w:val="false"/>
+          <w:bCs w:val="false"/>
+          <w:i w:val="false"/>
+          <w:iCs w:val="false"/>
+          <w:color w:val="1d1d1f"/>
+          <w:sz w:val="80"/>
+          <w:szCs w:val="80"/>
+        </w:rPr>
+        <w:t xml:space="preserve"/>
+      </w:r>
+    </w:p>
+    <w:p>
+      <w:pPr>
+        <w:tabs>
+          <w:tab w:val="right" w:pos="9746"/>
+        </w:tabs>
+        <w:spacing w:after="80" w:before="160"/>
+      </w:pPr>
+      <w:r>
+        <w:rPr>
+          <w:rFonts w:ascii="Arial" w:cs="Arial" w:eastAsia="Arial" w:hAnsi="Arial"/>
+          <w:b/>
+          <w:bCs/>
+          <w:i w:val="false"/>
+          <w:iCs w:val="false"/>
+          <w:color w:val="1d1d1f"/>
+          <w:sz w:val="22"/>
+          <w:szCs w:val="22"/>
+        </w:rPr>
+        <w:t xml:space="preserve">HealthTree Digital Healthcare Dashboard  |  Business Planning &amp; UI/UX Design</w:t>
+      </w:r>
+      <w:r>
+        <w:rPr>
+          <w:rFonts w:ascii="Arial" w:cs="Arial" w:eastAsia="Arial" w:hAnsi="Arial"/>
+          <w:b w:val="false"/>
+          <w:bCs w:val="false"/>
+          <w:i w:val="false"/>
+          <w:iCs w:val="false"/>
+          <w:color w:val="1d1d1f"/>
+          <w:sz w:val="22"/>
+          <w:szCs w:val="22"/>
+        </w:rPr>
+        <w:t xml:space="preserve">	</w:t>
+      </w:r>
+      <w:r>
+        <w:rPr>
+          <w:rFonts w:ascii="Arial" w:cs="Arial" w:eastAsia="Arial" w:hAnsi="Arial"/>
+          <w:b w:val="false"/>
+          <w:bCs w:val="false"/>
+          <w:i w:val="false"/>
+          <w:iCs w:val="false"/>
+          <w:color w:val="888888"/>
+          <w:sz w:val="20"/>
+          <w:szCs w:val="20"/>
+        </w:rPr>
+        <w:t xml:space="preserve">2026.03</w:t>
       </w:r>
     </w:p>
     <w:p>
@@ -917,7 +953,7 @@
           <w:sz w:val="20"/>
           <w:szCs w:val="20"/>
         </w:rPr>
-        <w:t xml:space="preserve">Modular architecture design greatly reduced future iteration costs and improved enterprise user data readability and decision-making efficiency post-launch.</w:t>
+        <w:t xml:space="preserve">Developed a Business Model Canvas (BMC) and market pain point analysis targeting the digital pharmacy market.</w:t>
       </w:r>
     </w:p>
     <w:p>
@@ -932,57 +968,24 @@
       <w:r>
         <w:rPr>
           <w:rFonts w:ascii="Arial" w:cs="Arial" w:eastAsia="Arial" w:hAnsi="Arial"/>
-          <w:b/>
-          <w:bCs/>
-          <w:i w:val="false"/>
-          <w:iCs w:val="false"/>
-          <w:color w:val="1d1d1f"/>
-          <w:sz w:val="20"/>
-          <w:szCs w:val="20"/>
-        </w:rPr>
-        <w:t xml:space="preserve">GitHub: </w:t>
-      </w:r>
-      <w:r>
-        <w:rPr>
-          <w:rFonts w:ascii="Arial" w:cs="Arial" w:eastAsia="Arial" w:hAnsi="Arial"/>
-          <w:b w:val="false"/>
-          <w:bCs w:val="false"/>
-          <w:i w:val="false"/>
-          <w:iCs w:val="false"/>
-          <w:color w:val="0071e3"/>
-          <w:sz w:val="20"/>
-          <w:szCs w:val="20"/>
-        </w:rPr>
-        <w:t xml:space="preserve">github.com/ruinuo217/react-dashboard</w:t>
-      </w:r>
-      <w:r>
-        <w:rPr>
-          <w:rFonts w:ascii="Arial" w:cs="Arial" w:eastAsia="Arial" w:hAnsi="Arial"/>
-          <w:b w:val="false"/>
-          <w:bCs w:val="false"/>
-          <w:i w:val="false"/>
-          <w:iCs w:val="false"/>
-          <w:color w:val="595959"/>
-          <w:sz w:val="20"/>
-          <w:szCs w:val="20"/>
-        </w:rPr>
-        <w:t xml:space="preserve">   |   Demo: ruinuo217.github.io/react-dashboard/</w:t>
-      </w:r>
-    </w:p>
-    <w:p>
-      <w:r>
-        <w:rPr>
-          <w:rFonts w:ascii="Arial" w:cs="Arial" w:eastAsia="Arial" w:hAnsi="Arial"/>
-          <w:b w:val="false"/>
-          <w:bCs w:val="false"/>
-          <w:i w:val="false"/>
-          <w:iCs w:val="false"/>
-          <w:color w:val="1d1d1f"/>
-          <w:sz w:val="80"/>
-          <w:szCs w:val="80"/>
-        </w:rPr>
-        <w:t xml:space="preserve"/>
-      </w:r>
+          <w:b w:val="false"/>
+          <w:bCs w:val="false"/>
+          <w:i w:val="false"/>
+          <w:iCs w:val="false"/>
+          <w:color w:val="595959"/>
+          <w:sz w:val="20"/>
+          <w:szCs w:val="20"/>
+        </w:rPr>
+        <w:t xml:space="preserve">Led Figma interface design, produced a high-fidelity prototype, and delivered a pitch presentation — translating the digital health concept into a viable product proposal.</w:t>
+      </w:r>
+    </w:p>
+    <w:p>
+      <w:pPr>
+        <w:pBdr>
+          <w:bottom w:val="single" w:color="dddddd" w:sz="4" w:space="1"/>
+        </w:pBdr>
+        <w:spacing w:after="80" w:before="80"/>
+      </w:pPr>
     </w:p>
     <w:p>
       <w:pPr>
@@ -993,42 +996,26 @@
       </w:pPr>
       <w:r>
         <w:rPr>
-          <w:rFonts w:ascii="Arial" w:cs="Arial" w:eastAsia="Arial" w:hAnsi="Arial"/>
-          <w:b/>
-          <w:bCs/>
-          <w:i w:val="false"/>
-          <w:iCs w:val="false"/>
-          <w:color w:val="1d1d1f"/>
+          <w:b/>
+          <w:color w:val="1D1D1F"/>
           <w:sz w:val="22"/>
-          <w:szCs w:val="22"/>
-        </w:rPr>
-        <w:t xml:space="preserve">HealthTree Digital Healthcare Dashboard  |  Business Planning &amp; UI/UX Design</w:t>
-      </w:r>
-      <w:r>
-        <w:rPr>
-          <w:rFonts w:ascii="Arial" w:cs="Arial" w:eastAsia="Arial" w:hAnsi="Arial"/>
-          <w:b w:val="false"/>
-          <w:bCs w:val="false"/>
-          <w:i w:val="false"/>
-          <w:iCs w:val="false"/>
-          <w:color w:val="1d1d1f"/>
+        </w:rPr>
+        <w:t>BMO Interactive Hardware Device  |  Maker Hardware-Software Integration</w:t>
+      </w:r>
+      <w:r>
+        <w:rPr>
+          <w:b w:val="0"/>
           <w:sz w:val="22"/>
-          <w:szCs w:val="22"/>
-        </w:rPr>
-        <w:t xml:space="preserve">	</w:t>
-      </w:r>
-      <w:r>
-        <w:rPr>
-          <w:rFonts w:ascii="Arial" w:cs="Arial" w:eastAsia="Arial" w:hAnsi="Arial"/>
-          <w:b w:val="false"/>
-          <w:bCs w:val="false"/>
-          <w:i w:val="false"/>
-          <w:iCs w:val="false"/>
+        </w:rPr>
+        <w:tab/>
+      </w:r>
+      <w:r>
+        <w:rPr>
+          <w:b w:val="0"/>
           <w:color w:val="888888"/>
           <w:sz w:val="20"/>
-          <w:szCs w:val="20"/>
-        </w:rPr>
-        <w:t xml:space="preserve">2026.03</w:t>
+        </w:rPr>
+        <w:t>2026.03</w:t>
       </w:r>
     </w:p>
     <w:p>
@@ -1042,16 +1029,98 @@
       </w:pPr>
       <w:r>
         <w:rPr>
-          <w:rFonts w:ascii="Arial" w:cs="Arial" w:eastAsia="Arial" w:hAnsi="Arial"/>
-          <w:b w:val="false"/>
-          <w:bCs w:val="false"/>
-          <w:i w:val="false"/>
-          <w:iCs w:val="false"/>
-          <w:color w:val="595959"/>
-          <w:sz w:val="20"/>
-          <w:szCs w:val="20"/>
-        </w:rPr>
-        <w:t xml:space="preserve">Developed a Business Model Canvas (BMC) and market pain point analysis targeting the digital pharmacy market.</w:t>
+          <w:color w:val="595959"/>
+          <w:sz w:val="20"/>
+        </w:rPr>
+        <w:t>Independently built a BMO interactive device based on Raspberry Pi 5, managing the full pipeline from 3D-printed enclosure design, Pantone color selection, to custom PCB ordering via JLCPCB.</w:t>
+      </w:r>
+    </w:p>
+    <w:p>
+      <w:pPr>
+        <w:pBdr>
+          <w:bottom w:val="single" w:color="dddddd" w:sz="4" w:space="1"/>
+        </w:pBdr>
+        <w:spacing w:after="80" w:before="80"/>
+      </w:pPr>
+    </w:p>
+    <w:p>
+      <w:pPr>
+        <w:pBdr>
+          <w:bottom w:val="single" w:color="e8f0fb" w:sz="3" w:space="2"/>
+        </w:pBdr>
+        <w:spacing w:after="100" w:before="280"/>
+      </w:pPr>
+      <w:r>
+        <w:rPr>
+          <w:rFonts w:ascii="Arial" w:cs="Arial" w:eastAsia="Arial" w:hAnsi="Arial"/>
+          <w:b/>
+          <w:bCs/>
+          <w:i w:val="false"/>
+          <w:iCs w:val="false"/>
+          <w:color w:val="0071e3"/>
+          <w:sz w:val="20"/>
+          <w:szCs w:val="20"/>
+        </w:rPr>
+        <w:t xml:space="preserve">WORK EXPERIENCE</w:t>
+      </w:r>
+    </w:p>
+    <w:p>
+      <w:pPr>
+        <w:tabs>
+          <w:tab w:val="right" w:pos="9746"/>
+        </w:tabs>
+        <w:spacing w:after="40" w:before="200"/>
+      </w:pPr>
+      <w:r>
+        <w:rPr>
+          <w:rFonts w:ascii="Arial" w:cs="Arial" w:eastAsia="Arial" w:hAnsi="Arial"/>
+          <w:b/>
+          <w:bCs/>
+          <w:color w:val="ffffff"/>
+          <w:sz w:val="18"/>
+          <w:szCs w:val="18"/>
+          <w:shd w:fill="c05000" w:val="clear"/>
+        </w:rPr>
+        <w:t xml:space="preserve">Freelance  </w:t>
+      </w:r>
+      <w:r>
+        <w:rPr>
+          <w:rFonts w:ascii="Arial" w:cs="Arial" w:eastAsia="Arial" w:hAnsi="Arial"/>
+          <w:b/>
+          <w:bCs/>
+          <w:i w:val="false"/>
+          <w:iCs w:val="false"/>
+          <w:color w:val="1d1d1f"/>
+          <w:sz w:val="22"/>
+          <w:szCs w:val="22"/>
+        </w:rPr>
+        <w:t xml:space="preserve">  Web Design &amp; Frontend Development</w:t>
+      </w:r>
+      <w:r>
+        <w:rPr>
+          <w:rFonts w:ascii="Arial" w:cs="Arial" w:eastAsia="Arial" w:hAnsi="Arial"/>
+          <w:b w:val="false"/>
+          <w:bCs w:val="false"/>
+          <w:i w:val="false"/>
+          <w:iCs w:val="false"/>
+          <w:color w:val="1d1d1f"/>
+          <w:sz w:val="22"/>
+          <w:szCs w:val="22"/>
+        </w:rPr>
+        <w:t xml:space="preserve">	</w:t>
+      </w:r>
+      <w:r>
+        <w:rPr>
+          <w:rFonts w:ascii="Arial" w:cs="Arial" w:eastAsia="Arial" w:hAnsi="Arial"/>
+          <w:b w:val="false"/>
+          <w:bCs w:val="false"/>
+          <w:i w:val="false"/>
+          <w:iCs w:val="false"/>
+          <w:color w:val="888888"/>
+          <w:sz w:val="20"/>
+          <w:szCs w:val="20"/>
+        </w:rPr>
+        <w:t xml:space="preserve">2024.01 – 2025.08</w:t>
       </w:r>
     </w:p>
     <w:p>
@@ -1066,15 +1135,28 @@
       <w:r>
         <w:rPr>
           <w:rFonts w:ascii="Arial" w:cs="Arial" w:eastAsia="Arial" w:hAnsi="Arial"/>
-          <w:b w:val="false"/>
-          <w:bCs w:val="false"/>
-          <w:i w:val="false"/>
-          <w:iCs w:val="false"/>
-          <w:color w:val="595959"/>
-          <w:sz w:val="20"/>
-          <w:szCs w:val="20"/>
-        </w:rPr>
-        <w:t xml:space="preserve">Led Figma interface design, produced a high-fidelity prototype, and delivered a pitch presentation — translating the digital health concept into a viable product proposal.</w:t>
+          <w:b/>
+          <w:bCs/>
+          <w:i w:val="false"/>
+          <w:iCs w:val="false"/>
+          <w:color w:val="1d1d1f"/>
+          <w:sz w:val="20"/>
+          <w:szCs w:val="20"/>
+        </w:rPr>
+        <w:t xml:space="preserve">[E-commerce Frontend Build]  </w:t>
+      </w:r>
+      <w:r>
+        <w:rPr>
+          <w:rFonts w:ascii="Arial" w:cs="Arial" w:eastAsia="Arial" w:hAnsi="Arial"/>
+          <w:b w:val="false"/>
+          <w:bCs w:val="false"/>
+          <w:i w:val="false"/>
+          <w:iCs w:val="false"/>
+          <w:color w:val="595959"/>
+          <w:sz w:val="20"/>
+          <w:szCs w:val="20"/>
+        </w:rPr>
+        <w:t xml:space="preserve">Built Shopline e-commerce frontend for spirits brand: homepage, 6 brand pages, 5 category pages, 56 product listings, About and Customer Service pages — all with custom HTML/CSS architecture.</w:t>
       </w:r>
     </w:p>
     <w:p>
@@ -1097,126 +1179,46 @@
           <w:sz w:val="20"/>
           <w:szCs w:val="20"/>
         </w:rPr>
-        <w:t xml:space="preserve">Demo: </w:t>
-      </w:r>
-      <w:r>
-        <w:rPr>
-          <w:rFonts w:ascii="Arial" w:cs="Arial" w:eastAsia="Arial" w:hAnsi="Arial"/>
-          <w:b w:val="false"/>
-          <w:bCs w:val="false"/>
-          <w:i w:val="false"/>
-          <w:iCs w:val="false"/>
-          <w:color w:val="0071e3"/>
-          <w:sz w:val="20"/>
-          <w:szCs w:val="20"/>
-        </w:rPr>
-        <w:t xml:space="preserve">ruinuo217.github.io/healthtree/</w:t>
-      </w:r>
-    </w:p>
-    <w:p>
-      <w:pPr>
-        <w:pBdr>
-          <w:bottom w:val="single" w:color="dddddd" w:sz="4" w:space="1"/>
-        </w:pBdr>
-        <w:spacing w:after="80" w:before="80"/>
-      </w:pPr>
-    </w:p>
-    <w:p>
-      <w:pPr>
-        <w:pBdr>
-          <w:bottom w:val="single" w:color="e8f0fb" w:sz="3" w:space="2"/>
-        </w:pBdr>
-        <w:spacing w:after="100" w:before="280"/>
-      </w:pPr>
-      <w:r>
-        <w:rPr>
-          <w:rFonts w:ascii="Arial" w:cs="Arial" w:eastAsia="Arial" w:hAnsi="Arial"/>
-          <w:b/>
-          <w:bCs/>
-          <w:i w:val="false"/>
-          <w:iCs w:val="false"/>
-          <w:color w:val="0071e3"/>
-          <w:sz w:val="20"/>
-          <w:szCs w:val="20"/>
-        </w:rPr>
-        <w:t xml:space="preserve">WORK EXPERIENCE</w:t>
-      </w:r>
-    </w:p>
-    <w:p>
-      <w:pPr>
-        <w:tabs>
-          <w:tab w:val="right" w:pos="9746"/>
-        </w:tabs>
-        <w:spacing w:after="40" w:before="200"/>
-      </w:pPr>
-      <w:r>
-        <w:rPr>
-          <w:rFonts w:ascii="Arial" w:cs="Arial" w:eastAsia="Arial" w:hAnsi="Arial"/>
-          <w:b/>
-          <w:bCs/>
-          <w:color w:val="ffffff"/>
-          <w:sz w:val="18"/>
-          <w:szCs w:val="18"/>
-          <w:shd w:fill="c05000" w:val="clear"/>
-        </w:rPr>
-        <w:t xml:space="preserve">Freelance  </w:t>
-      </w:r>
-      <w:r>
-        <w:rPr>
-          <w:rFonts w:ascii="Arial" w:cs="Arial" w:eastAsia="Arial" w:hAnsi="Arial"/>
-          <w:b/>
-          <w:bCs/>
-          <w:i w:val="false"/>
-          <w:iCs w:val="false"/>
-          <w:color w:val="1d1d1f"/>
-          <w:sz w:val="22"/>
-          <w:szCs w:val="22"/>
-        </w:rPr>
-        <w:t xml:space="preserve">  Web Design &amp; Frontend Development</w:t>
-      </w:r>
-      <w:r>
-        <w:rPr>
-          <w:rFonts w:ascii="Arial" w:cs="Arial" w:eastAsia="Arial" w:hAnsi="Arial"/>
-          <w:b w:val="false"/>
-          <w:bCs w:val="false"/>
-          <w:i w:val="false"/>
-          <w:iCs w:val="false"/>
-          <w:color w:val="1d1d1f"/>
-          <w:sz w:val="22"/>
-          <w:szCs w:val="22"/>
-        </w:rPr>
-        <w:t xml:space="preserve">	</w:t>
-      </w:r>
-      <w:r>
-        <w:rPr>
-          <w:rFonts w:ascii="Arial" w:cs="Arial" w:eastAsia="Arial" w:hAnsi="Arial"/>
-          <w:b w:val="false"/>
-          <w:bCs w:val="false"/>
-          <w:i w:val="false"/>
-          <w:iCs w:val="false"/>
-          <w:color w:val="888888"/>
-          <w:sz w:val="20"/>
-          <w:szCs w:val="20"/>
-        </w:rPr>
-        <w:t xml:space="preserve">2024.01 – 2025.08</w:t>
-      </w:r>
-    </w:p>
-    <w:p>
-      <w:pPr>
-        <w:spacing w:after="80" w:before="0"/>
-      </w:pPr>
-      <w:r>
-        <w:rPr>
-          <w:rFonts w:ascii="Arial" w:cs="Arial" w:eastAsia="Arial" w:hAnsi="Arial"/>
-          <w:b w:val="false"/>
-          <w:bCs w:val="false"/>
-          <w:i w:val="false"/>
-          <w:iCs w:val="false"/>
-          <w:color w:val="595959"/>
-          <w:sz w:val="20"/>
-          <w:szCs w:val="20"/>
-        </w:rPr>
-        <w:t xml:space="preserve">Freelance  —  International spirits e-commerce × Floral brand UI/UX × Adobe dual certification</w:t>
+        <w:t xml:space="preserve">[SEO Results]  </w:t>
+      </w:r>
+      <w:r>
+        <w:rPr>
+          <w:rFonts w:ascii="Arial" w:cs="Arial" w:eastAsia="Arial" w:hAnsi="Arial"/>
+          <w:b w:val="false"/>
+          <w:bCs w:val="false"/>
+          <w:i w:val="false"/>
+          <w:iCs w:val="false"/>
+          <w:color w:val="595959"/>
+          <w:sz w:val="20"/>
+          <w:szCs w:val="20"/>
+        </w:rPr>
+        <w:t xml:space="preserve">Precision SEO across all pages &amp; product images; 28-day GSC: 90 clicks (↑14%), 558 impressions (↑10%), </w:t>
+      </w:r>
+      <w:r>
+        <w:rPr>
+          <w:rFonts w:ascii="Arial" w:cs="Arial" w:eastAsia="Arial" w:hAnsi="Arial"/>
+          <w:b/>
+          <w:bCs/>
+          <w:i w:val="false"/>
+          <w:iCs w:val="false"/>
+          <w:color w:val="1d1d1f"/>
+          <w:sz w:val="20"/>
+          <w:szCs w:val="20"/>
+        </w:rPr>
+        <w:t xml:space="preserve">CTR 16.1% — 3–8× industry average</w:t>
+      </w:r>
+      <w:r>
+        <w:rPr>
+          <w:rFonts w:ascii="Arial" w:cs="Arial" w:eastAsia="Arial" w:hAnsi="Arial"/>
+          <w:b w:val="false"/>
+          <w:bCs w:val="false"/>
+          <w:i w:val="false"/>
+          <w:iCs w:val="false"/>
+          <w:color w:val="595959"/>
+          <w:sz w:val="20"/>
+          <w:szCs w:val="20"/>
+        </w:rPr>
+        <w:t xml:space="preserve">; 7-day clicks: 50 (↑72%).</w:t>
       </w:r>
     </w:p>
     <w:p>
@@ -1239,20 +1241,20 @@
           <w:sz w:val="20"/>
           <w:szCs w:val="20"/>
         </w:rPr>
-        <w:t xml:space="preserve">[E-commerce Frontend Build]  </w:t>
-      </w:r>
-      <w:r>
-        <w:rPr>
-          <w:rFonts w:ascii="Arial" w:cs="Arial" w:eastAsia="Arial" w:hAnsi="Arial"/>
-          <w:b w:val="false"/>
-          <w:bCs w:val="false"/>
-          <w:i w:val="false"/>
-          <w:iCs w:val="false"/>
-          <w:color w:val="595959"/>
-          <w:sz w:val="20"/>
-          <w:szCs w:val="20"/>
-        </w:rPr>
-        <w:t xml:space="preserve">Built Shopline e-commerce frontend for spirits brand: homepage, 6 brand pages, 5 category pages, 56 product listings, About and Customer Service pages — all with custom HTML/CSS architecture.</w:t>
+        <w:t xml:space="preserve">[UI/UX Design]  </w:t>
+      </w:r>
+      <w:r>
+        <w:rPr>
+          <w:rFonts w:ascii="Arial" w:cs="Arial" w:eastAsia="Arial" w:hAnsi="Arial"/>
+          <w:b w:val="false"/>
+          <w:bCs w:val="false"/>
+          <w:i w:val="false"/>
+          <w:iCs w:val="false"/>
+          <w:color w:val="595959"/>
+          <w:sz w:val="20"/>
+          <w:szCs w:val="20"/>
+        </w:rPr>
+        <w:t xml:space="preserve">Solo-completed UI/UX design for a Korean floral brand: from competitive analysis and market positioning through Figma high-fidelity prototyping.</w:t>
       </w:r>
     </w:p>
     <w:p>
@@ -1275,46 +1277,94 @@
           <w:sz w:val="20"/>
           <w:szCs w:val="20"/>
         </w:rPr>
-        <w:t xml:space="preserve">[SEO Results]  </w:t>
-      </w:r>
-      <w:r>
-        <w:rPr>
-          <w:rFonts w:ascii="Arial" w:cs="Arial" w:eastAsia="Arial" w:hAnsi="Arial"/>
-          <w:b w:val="false"/>
-          <w:bCs w:val="false"/>
-          <w:i w:val="false"/>
-          <w:iCs w:val="false"/>
-          <w:color w:val="595959"/>
-          <w:sz w:val="20"/>
-          <w:szCs w:val="20"/>
-        </w:rPr>
-        <w:t xml:space="preserve">Precision SEO across all pages &amp; product images; 28-day GSC: 90 clicks (↑14%), 558 impressions (↑10%), </w:t>
-      </w:r>
-      <w:r>
-        <w:rPr>
-          <w:rFonts w:ascii="Arial" w:cs="Arial" w:eastAsia="Arial" w:hAnsi="Arial"/>
-          <w:b/>
-          <w:bCs/>
-          <w:i w:val="false"/>
-          <w:iCs w:val="false"/>
-          <w:color w:val="1d1d1f"/>
-          <w:sz w:val="20"/>
-          <w:szCs w:val="20"/>
-        </w:rPr>
-        <w:t xml:space="preserve">CTR 16.1% — 3–8× industry average</w:t>
-      </w:r>
-      <w:r>
-        <w:rPr>
-          <w:rFonts w:ascii="Arial" w:cs="Arial" w:eastAsia="Arial" w:hAnsi="Arial"/>
-          <w:b w:val="false"/>
-          <w:bCs w:val="false"/>
-          <w:i w:val="false"/>
-          <w:iCs w:val="false"/>
-          <w:color w:val="595959"/>
-          <w:sz w:val="20"/>
-          <w:szCs w:val="20"/>
-        </w:rPr>
-        <w:t xml:space="preserve">; 7-day clicks: 50 (↑72%).</w:t>
+        <w:t xml:space="preserve">[Certifications]  </w:t>
+      </w:r>
+      <w:r>
+        <w:rPr>
+          <w:rFonts w:ascii="Arial" w:cs="Arial" w:eastAsia="Arial" w:hAnsi="Arial"/>
+          <w:b w:val="false"/>
+          <w:bCs w:val="false"/>
+          <w:i w:val="false"/>
+          <w:iCs w:val="false"/>
+          <w:color w:val="595959"/>
+          <w:sz w:val="20"/>
+          <w:szCs w:val="20"/>
+        </w:rPr>
+        <w:t xml:space="preserve">Adobe Photoshop &amp; Illustrator professional dual certification; Google UX Design Specialization (Coursera, 7 courses — Figma high-fidelity prototype, UX research, wireframing).</w:t>
+      </w:r>
+    </w:p>
+    <w:p>
+      <w:r>
+        <w:rPr>
+          <w:rFonts w:ascii="Arial" w:cs="Arial" w:eastAsia="Arial" w:hAnsi="Arial"/>
+          <w:b w:val="false"/>
+          <w:bCs w:val="false"/>
+          <w:i w:val="false"/>
+          <w:iCs w:val="false"/>
+          <w:color w:val="1d1d1f"/>
+          <w:sz w:val="80"/>
+          <w:szCs w:val="80"/>
+        </w:rPr>
+        <w:t xml:space="preserve"/>
+      </w:r>
+    </w:p>
+    <w:p>
+      <w:pPr>
+        <w:tabs>
+          <w:tab w:val="right" w:pos="9746"/>
+        </w:tabs>
+        <w:spacing w:after="40" w:before="200"/>
+      </w:pPr>
+      <w:r>
+        <w:rPr>
+          <w:rFonts w:ascii="Arial" w:cs="Arial" w:eastAsia="Arial" w:hAnsi="Arial"/>
+          <w:b/>
+          <w:bCs/>
+          <w:color w:val="ffffff"/>
+          <w:sz w:val="18"/>
+          <w:szCs w:val="18"/>
+          <w:shd w:fill="0071e3" w:val="clear"/>
+        </w:rPr>
+        <w:t xml:space="preserve">Full-time  </w:t>
+      </w:r>
+      <w:r>
+        <w:rPr>
+          <w:rFonts w:ascii="Arial" w:cs="Arial" w:eastAsia="Arial" w:hAnsi="Arial"/>
+          <w:b/>
+          <w:bCs/>
+          <w:i w:val="false"/>
+          <w:iCs w:val="false"/>
+          <w:color w:val="1d1d1f"/>
+          <w:sz w:val="22"/>
+          <w:szCs w:val="22"/>
+        </w:rPr>
+        <w:t xml:space="preserve">  Marketing Planning &amp; Campaign Operations</w:t>
+      </w:r>
+      <w:r>
+        <w:rPr>
+          <w:rFonts w:ascii="Arial" w:cs="Arial" w:eastAsia="Arial" w:hAnsi="Arial"/>
+          <w:b w:val="false"/>
+          <w:bCs w:val="false"/>
+          <w:i w:val="false"/>
+          <w:iCs w:val="false"/>
+          <w:color w:val="1d1d1f"/>
+          <w:sz w:val="22"/>
+          <w:szCs w:val="22"/>
+        </w:rPr>
+        <w:t xml:space="preserve">	</w:t>
+      </w:r>
+      <w:r>
+        <w:rPr>
+          <w:rFonts w:ascii="Arial" w:cs="Arial" w:eastAsia="Arial" w:hAnsi="Arial"/>
+          <w:b w:val="false"/>
+          <w:bCs w:val="false"/>
+          <w:i w:val="false"/>
+          <w:iCs w:val="false"/>
+          <w:color w:val="888888"/>
+          <w:sz w:val="20"/>
+          <w:szCs w:val="20"/>
+        </w:rPr>
+        <w:t>Full-time: 2022.03 – 2023.08 | Part-time: 2021.06 – 2022.03</w:t>
       </w:r>
     </w:p>
     <w:p>
@@ -1329,28 +1379,15 @@
       <w:r>
         <w:rPr>
           <w:rFonts w:ascii="Arial" w:cs="Arial" w:eastAsia="Arial" w:hAnsi="Arial"/>
-          <w:b/>
-          <w:bCs/>
-          <w:i w:val="false"/>
-          <w:iCs w:val="false"/>
-          <w:color w:val="1d1d1f"/>
-          <w:sz w:val="20"/>
-          <w:szCs w:val="20"/>
-        </w:rPr>
-        <w:t xml:space="preserve">[UI/UX Design]  </w:t>
-      </w:r>
-      <w:r>
-        <w:rPr>
-          <w:rFonts w:ascii="Arial" w:cs="Arial" w:eastAsia="Arial" w:hAnsi="Arial"/>
-          <w:b w:val="false"/>
-          <w:bCs w:val="false"/>
-          <w:i w:val="false"/>
-          <w:iCs w:val="false"/>
-          <w:color w:val="595959"/>
-          <w:sz w:val="20"/>
-          <w:szCs w:val="20"/>
-        </w:rPr>
-        <w:t xml:space="preserve">Solo-completed UI/UX design for a Korean floral brand: from competitive analysis and market positioning through Figma high-fidelity prototyping.</w:t>
+          <w:b w:val="false"/>
+          <w:bCs w:val="false"/>
+          <w:i w:val="false"/>
+          <w:iCs w:val="false"/>
+          <w:color w:val="595959"/>
+          <w:sz w:val="20"/>
+          <w:szCs w:val="20"/>
+        </w:rPr>
+        <w:t xml:space="preserve">Responsible for campaign landing page layout verification and click path testing; monitored pre/post-launch data to immediately identify visual and workflow issues.</w:t>
       </w:r>
     </w:p>
     <w:p>
@@ -1365,28 +1402,28 @@
       <w:r>
         <w:rPr>
           <w:rFonts w:ascii="Arial" w:cs="Arial" w:eastAsia="Arial" w:hAnsi="Arial"/>
-          <w:b/>
-          <w:bCs/>
-          <w:i w:val="false"/>
-          <w:iCs w:val="false"/>
-          <w:color w:val="1d1d1f"/>
-          <w:sz w:val="20"/>
-          <w:szCs w:val="20"/>
-        </w:rPr>
-        <w:t xml:space="preserve">[Certifications]  </w:t>
-      </w:r>
-      <w:r>
-        <w:rPr>
-          <w:rFonts w:ascii="Arial" w:cs="Arial" w:eastAsia="Arial" w:hAnsi="Arial"/>
-          <w:b w:val="false"/>
-          <w:bCs w:val="false"/>
-          <w:i w:val="false"/>
-          <w:iCs w:val="false"/>
-          <w:color w:val="595959"/>
-          <w:sz w:val="20"/>
-          <w:szCs w:val="20"/>
-        </w:rPr>
-        <w:t xml:space="preserve">Adobe Photoshop &amp; Illustrator professional dual certification; Google UX Design Specialization (Coursera, 7 courses — Figma high-fidelity prototype, UX research, wireframing).</w:t>
+          <w:b w:val="false"/>
+          <w:bCs w:val="false"/>
+          <w:i w:val="false"/>
+          <w:iCs w:val="false"/>
+          <w:color w:val="595959"/>
+          <w:sz w:val="20"/>
+          <w:szCs w:val="20"/>
+        </w:rPr>
+        <w:t xml:space="preserve">Served as frontline complaint handler — systematically logged and classified issues, proactively scanned campaign copy for misleading language; data-driven improvement proposals </w:t>
+      </w:r>
+      <w:r>
+        <w:rPr>
+          <w:rFonts w:ascii="Arial" w:cs="Arial" w:eastAsia="Arial" w:hAnsi="Arial"/>
+          <w:b/>
+          <w:bCs/>
+          <w:i w:val="false"/>
+          <w:iCs w:val="false"/>
+          <w:color w:val="1d1d1f"/>
+          <w:sz w:val="20"/>
+          <w:szCs w:val="20"/>
+        </w:rPr>
+        <w:t xml:space="preserve">reduced monthly complaints from ~500 to under 50 (over 90% reduction).</w:t>
       </w:r>
     </w:p>
     <w:p>
@@ -1409,20 +1446,7 @@
           <w:sz w:val="20"/>
           <w:szCs w:val="20"/>
         </w:rPr>
-        <w:t xml:space="preserve">Frontend practice notes: </w:t>
-      </w:r>
-      <w:r>
-        <w:rPr>
-          <w:rFonts w:ascii="Arial" w:cs="Arial" w:eastAsia="Arial" w:hAnsi="Arial"/>
-          <w:b w:val="false"/>
-          <w:bCs w:val="false"/>
-          <w:i w:val="false"/>
-          <w:iCs w:val="false"/>
-          <w:color w:val="0071e3"/>
-          <w:sz w:val="20"/>
-          <w:szCs w:val="20"/>
-        </w:rPr>
-        <w:t xml:space="preserve">ruinuo217.github.io/PracticePage/</w:t>
+        <w:t xml:space="preserve">Transferred to the Campaign collaboration team: coordinated BI data pulls, consolidated cross-department needs (frontend display, social scheduling), and facilitated 5+ department communications (design, logistics, POS, account managers) to deliver project goals.</w:t>
       </w:r>
     </w:p>
     <w:p>
@@ -1470,7 +1494,7 @@
           <w:sz w:val="22"/>
           <w:szCs w:val="22"/>
         </w:rPr>
-        <w:t xml:space="preserve">  Marketing Planning &amp; Campaign Operations</w:t>
+        <w:t xml:space="preserve">  3D Animation &amp; Rendering Designer</w:t>
       </w:r>
       <w:r>
         <w:rPr>
@@ -1496,7 +1520,7 @@
           <w:sz w:val="20"/>
           <w:szCs w:val="20"/>
         </w:rPr>
-        <w:t xml:space="preserve">2021.06 – 2023.08</w:t>
+        <w:t xml:space="preserve">2020.10 – 2021.05</w:t>
       </w:r>
     </w:p>
     <w:p>
@@ -1514,7 +1538,7 @@
           <w:sz w:val="20"/>
           <w:szCs w:val="20"/>
         </w:rPr>
-        <w:t xml:space="preserve">Shopee  (Part-time → Full-time)</w:t>
+        <w:t xml:space="preserve">REDMAN</w:t>
       </w:r>
     </w:p>
     <w:p>
@@ -1537,7 +1561,131 @@
           <w:sz w:val="20"/>
           <w:szCs w:val="20"/>
         </w:rPr>
-        <w:t xml:space="preserve">Responsible for campaign landing page layout verification and click path testing; monitored pre/post-launch data to immediately identify visual and workflow issues.</w:t>
+        <w:t xml:space="preserve">Product 3D modeling and high-end rendering with Cinema 4D × Octane for clients including ASUS, MSI, and Qualcomm; delivered commercial projects independently using Adobe CC.</w:t>
+      </w:r>
+    </w:p>
+    <w:p>
+      <w:pPr>
+        <w:pBdr>
+          <w:bottom w:val="single" w:color="dddddd" w:sz="4" w:space="1"/>
+        </w:pBdr>
+        <w:spacing w:after="80" w:before="80"/>
+      </w:pPr>
+    </w:p>
+    <w:p>
+      <w:pPr>
+        <w:pBdr>
+          <w:bottom w:val="single" w:color="e8f0fb" w:sz="3" w:space="2"/>
+        </w:pBdr>
+        <w:spacing w:after="100" w:before="280"/>
+      </w:pPr>
+      <w:r>
+        <w:rPr>
+          <w:rFonts w:ascii="Arial" w:cs="Arial" w:eastAsia="Arial" w:hAnsi="Arial"/>
+          <w:b/>
+          <w:bCs/>
+          <w:i w:val="false"/>
+          <w:iCs w:val="false"/>
+          <w:color w:val="0071e3"/>
+          <w:sz w:val="20"/>
+          <w:szCs w:val="20"/>
+        </w:rPr>
+        <w:t xml:space="preserve">EDUCATION &amp; TRAINING</w:t>
+      </w:r>
+    </w:p>
+    <w:p>
+      <w:pPr>
+        <w:tabs>
+          <w:tab w:val="right" w:pos="9746"/>
+        </w:tabs>
+        <w:spacing w:after="40" w:before="200"/>
+      </w:pPr>
+      <w:r>
+        <w:rPr>
+          <w:rFonts w:ascii="Arial" w:cs="Arial" w:eastAsia="Arial" w:hAnsi="Arial"/>
+          <w:b/>
+          <w:bCs/>
+          <w:color w:val="ffffff"/>
+          <w:sz w:val="18"/>
+          <w:szCs w:val="18"/>
+          <w:shd w:fill="0071e3" w:val="clear"/>
+        </w:rPr>
+        <w:t xml:space="preserve">Studying  </w:t>
+      </w:r>
+      <w:r>
+        <w:rPr>
+          <w:rFonts w:ascii="Arial" w:cs="Arial" w:eastAsia="Arial" w:hAnsi="Arial"/>
+          <w:b/>
+          <w:bCs/>
+          <w:i w:val="false"/>
+          <w:iCs w:val="false"/>
+          <w:color w:val="1d1d1f"/>
+          <w:sz w:val="22"/>
+          <w:szCs w:val="22"/>
+        </w:rPr>
+        <w:t xml:space="preserve">  AI &amp; Big Data Cross-Domain Talent Program</w:t>
+      </w:r>
+      <w:r>
+        <w:rPr>
+          <w:rFonts w:ascii="Arial" w:cs="Arial" w:eastAsia="Arial" w:hAnsi="Arial"/>
+          <w:b w:val="false"/>
+          <w:bCs w:val="false"/>
+          <w:i w:val="false"/>
+          <w:iCs w:val="false"/>
+          <w:color w:val="1d1d1f"/>
+          <w:sz w:val="22"/>
+          <w:szCs w:val="22"/>
+        </w:rPr>
+        <w:t xml:space="preserve">	</w:t>
+      </w:r>
+      <w:r>
+        <w:rPr>
+          <w:rFonts w:ascii="Arial" w:cs="Arial" w:eastAsia="Arial" w:hAnsi="Arial"/>
+          <w:b w:val="false"/>
+          <w:bCs w:val="false"/>
+          <w:i w:val="false"/>
+          <w:iCs w:val="false"/>
+          <w:color w:val="888888"/>
+          <w:sz w:val="20"/>
+          <w:szCs w:val="20"/>
+        </w:rPr>
+        <w:t xml:space="preserve">2025.12 – 2026.05 (Expected)</w:t>
+      </w:r>
+    </w:p>
+    <w:p>
+      <w:pPr>
+        <w:spacing w:after="80" w:before="0"/>
+      </w:pPr>
+      <w:r>
+        <w:rPr>
+          <w:rFonts w:ascii="Arial" w:cs="Arial" w:eastAsia="Arial" w:hAnsi="Arial"/>
+          <w:b w:val="false"/>
+          <w:bCs w:val="false"/>
+          <w:i w:val="false"/>
+          <w:iCs w:val="false"/>
+          <w:color w:val="595959"/>
+          <w:sz w:val="20"/>
+          <w:szCs w:val="20"/>
+        </w:rPr>
+        <w:t xml:space="preserve">Ministry of Labor Vocational Training Institute</w:t>
+      </w:r>
+    </w:p>
+    <w:p>
+      <w:pPr>
+        <w:spacing w:after="100" w:before="0"/>
+      </w:pPr>
+      <w:r>
+        <w:rPr>
+          <w:rFonts w:ascii="Arial" w:cs="Arial" w:eastAsia="Arial" w:hAnsi="Arial"/>
+          <w:b w:val="false"/>
+          <w:bCs w:val="false"/>
+          <w:i w:val="false"/>
+          <w:iCs w:val="false"/>
+          <w:color w:val="595959"/>
+          <w:sz w:val="20"/>
+          <w:szCs w:val="20"/>
+        </w:rPr>
+        <w:t xml:space="preserve">Core curriculum: Linux server ops (Apache/Nginx/MariaDB), Python (OOP / web scraping), Pandas / NumPy, Git, Tableau / Power BI / Oracle Analytics, AWS (EC2 / S3 / CloudFront / ALB / Auto Scaling), GCP (Cloud Functions / Cloud Run), MongoDB, PostgreSQL (window functions / CTE / JSONB / RFM), FastAPI (Pydantic / async), scikit-learn (KNN / KMeans), YOLOv8, LLM engineering (Gemini / OpenAI / Function Calling / RAG / Embedding / LangChain / LangGraph)</w:t>
       </w:r>
     </w:p>
     <w:p>
@@ -1560,20 +1708,7 @@
           <w:sz w:val="20"/>
           <w:szCs w:val="20"/>
         </w:rPr>
-        <w:t xml:space="preserve">Served as frontline complaint handler — systematically logged and classified issues, proactively scanned campaign copy for misleading language; data-driven improvement proposals </w:t>
-      </w:r>
-      <w:r>
-        <w:rPr>
-          <w:rFonts w:ascii="Arial" w:cs="Arial" w:eastAsia="Arial" w:hAnsi="Arial"/>
-          <w:b/>
-          <w:bCs/>
-          <w:i w:val="false"/>
-          <w:iCs w:val="false"/>
-          <w:color w:val="1d1d1f"/>
-          <w:sz w:val="20"/>
-          <w:szCs w:val="20"/>
-        </w:rPr>
-        <w:t xml:space="preserve">reduced monthly complaints from ~500 to under 50 (over 90% reduction).</w:t>
+        <w:t xml:space="preserve">Served as Linux virtual host operations team member, responsible for server management, maintenance logging, and account access control.</w:t>
       </w:r>
     </w:p>
     <w:p>
@@ -1596,99 +1731,7 @@
           <w:sz w:val="20"/>
           <w:szCs w:val="20"/>
         </w:rPr>
-        <w:t xml:space="preserve">Transferred to the Campaign collaboration team: coordinated BI data pulls, consolidated cross-department needs (frontend display, social scheduling), and facilitated 5+ department communications (design, logistics, POS, account managers) to deliver project goals.</w:t>
-      </w:r>
-    </w:p>
-    <w:p>
-      <w:r>
-        <w:rPr>
-          <w:rFonts w:ascii="Arial" w:cs="Arial" w:eastAsia="Arial" w:hAnsi="Arial"/>
-          <w:b w:val="false"/>
-          <w:bCs w:val="false"/>
-          <w:i w:val="false"/>
-          <w:iCs w:val="false"/>
-          <w:color w:val="1d1d1f"/>
-          <w:sz w:val="80"/>
-          <w:szCs w:val="80"/>
-        </w:rPr>
-        <w:t xml:space="preserve"/>
-      </w:r>
-    </w:p>
-    <w:p>
-      <w:pPr>
-        <w:tabs>
-          <w:tab w:val="right" w:pos="9746"/>
-        </w:tabs>
-        <w:spacing w:after="40" w:before="200"/>
-      </w:pPr>
-      <w:r>
-        <w:rPr>
-          <w:rFonts w:ascii="Arial" w:cs="Arial" w:eastAsia="Arial" w:hAnsi="Arial"/>
-          <w:b/>
-          <w:bCs/>
-          <w:color w:val="ffffff"/>
-          <w:sz w:val="18"/>
-          <w:szCs w:val="18"/>
-          <w:shd w:fill="0071e3" w:val="clear"/>
-        </w:rPr>
-        <w:t xml:space="preserve">Full-time  </w:t>
-      </w:r>
-      <w:r>
-        <w:rPr>
-          <w:rFonts w:ascii="Arial" w:cs="Arial" w:eastAsia="Arial" w:hAnsi="Arial"/>
-          <w:b/>
-          <w:bCs/>
-          <w:i w:val="false"/>
-          <w:iCs w:val="false"/>
-          <w:color w:val="1d1d1f"/>
-          <w:sz w:val="22"/>
-          <w:szCs w:val="22"/>
-        </w:rPr>
-        <w:t xml:space="preserve">  3D Animation &amp; Rendering Designer</w:t>
-      </w:r>
-      <w:r>
-        <w:rPr>
-          <w:rFonts w:ascii="Arial" w:cs="Arial" w:eastAsia="Arial" w:hAnsi="Arial"/>
-          <w:b w:val="false"/>
-          <w:bCs w:val="false"/>
-          <w:i w:val="false"/>
-          <w:iCs w:val="false"/>
-          <w:color w:val="1d1d1f"/>
-          <w:sz w:val="22"/>
-          <w:szCs w:val="22"/>
-        </w:rPr>
-        <w:t xml:space="preserve">	</w:t>
-      </w:r>
-      <w:r>
-        <w:rPr>
-          <w:rFonts w:ascii="Arial" w:cs="Arial" w:eastAsia="Arial" w:hAnsi="Arial"/>
-          <w:b w:val="false"/>
-          <w:bCs w:val="false"/>
-          <w:i w:val="false"/>
-          <w:iCs w:val="false"/>
-          <w:color w:val="888888"/>
-          <w:sz w:val="20"/>
-          <w:szCs w:val="20"/>
-        </w:rPr>
-        <w:t xml:space="preserve">2020.10 – 2021.05</w:t>
-      </w:r>
-    </w:p>
-    <w:p>
-      <w:pPr>
-        <w:spacing w:after="80" w:before="0"/>
-      </w:pPr>
-      <w:r>
-        <w:rPr>
-          <w:rFonts w:ascii="Arial" w:cs="Arial" w:eastAsia="Arial" w:hAnsi="Arial"/>
-          <w:b w:val="false"/>
-          <w:bCs w:val="false"/>
-          <w:i w:val="false"/>
-          <w:iCs w:val="false"/>
-          <w:color w:val="595959"/>
-          <w:sz w:val="20"/>
-          <w:szCs w:val="20"/>
-        </w:rPr>
-        <w:t xml:space="preserve">REDMAN</w:t>
+        <w:t xml:space="preserve">Independently built the Workplace Safety Vision AI Alert System — YOLO + sklearn + LangChain + FastAPI full-stack architecture.</w:t>
       </w:r>
     </w:p>
     <w:p>
@@ -1711,131 +1754,7 @@
           <w:sz w:val="20"/>
           <w:szCs w:val="20"/>
         </w:rPr>
-        <w:t xml:space="preserve">Product 3D modeling and high-end rendering with Cinema 4D × Octane for clients including ASUS, MSI, and Qualcomm; delivered commercial projects independently using Adobe CC.</w:t>
-      </w:r>
-    </w:p>
-    <w:p>
-      <w:pPr>
-        <w:pBdr>
-          <w:bottom w:val="single" w:color="dddddd" w:sz="4" w:space="1"/>
-        </w:pBdr>
-        <w:spacing w:after="80" w:before="80"/>
-      </w:pPr>
-    </w:p>
-    <w:p>
-      <w:pPr>
-        <w:pBdr>
-          <w:bottom w:val="single" w:color="e8f0fb" w:sz="3" w:space="2"/>
-        </w:pBdr>
-        <w:spacing w:after="100" w:before="280"/>
-      </w:pPr>
-      <w:r>
-        <w:rPr>
-          <w:rFonts w:ascii="Arial" w:cs="Arial" w:eastAsia="Arial" w:hAnsi="Arial"/>
-          <w:b/>
-          <w:bCs/>
-          <w:i w:val="false"/>
-          <w:iCs w:val="false"/>
-          <w:color w:val="0071e3"/>
-          <w:sz w:val="20"/>
-          <w:szCs w:val="20"/>
-        </w:rPr>
-        <w:t xml:space="preserve">EDUCATION &amp; TRAINING</w:t>
-      </w:r>
-    </w:p>
-    <w:p>
-      <w:pPr>
-        <w:tabs>
-          <w:tab w:val="right" w:pos="9746"/>
-        </w:tabs>
-        <w:spacing w:after="40" w:before="200"/>
-      </w:pPr>
-      <w:r>
-        <w:rPr>
-          <w:rFonts w:ascii="Arial" w:cs="Arial" w:eastAsia="Arial" w:hAnsi="Arial"/>
-          <w:b/>
-          <w:bCs/>
-          <w:color w:val="ffffff"/>
-          <w:sz w:val="18"/>
-          <w:szCs w:val="18"/>
-          <w:shd w:fill="0071e3" w:val="clear"/>
-        </w:rPr>
-        <w:t xml:space="preserve">Studying  </w:t>
-      </w:r>
-      <w:r>
-        <w:rPr>
-          <w:rFonts w:ascii="Arial" w:cs="Arial" w:eastAsia="Arial" w:hAnsi="Arial"/>
-          <w:b/>
-          <w:bCs/>
-          <w:i w:val="false"/>
-          <w:iCs w:val="false"/>
-          <w:color w:val="1d1d1f"/>
-          <w:sz w:val="22"/>
-          <w:szCs w:val="22"/>
-        </w:rPr>
-        <w:t xml:space="preserve">  AI &amp; Big Data Cross-Domain Talent Program</w:t>
-      </w:r>
-      <w:r>
-        <w:rPr>
-          <w:rFonts w:ascii="Arial" w:cs="Arial" w:eastAsia="Arial" w:hAnsi="Arial"/>
-          <w:b w:val="false"/>
-          <w:bCs w:val="false"/>
-          <w:i w:val="false"/>
-          <w:iCs w:val="false"/>
-          <w:color w:val="1d1d1f"/>
-          <w:sz w:val="22"/>
-          <w:szCs w:val="22"/>
-        </w:rPr>
-        <w:t xml:space="preserve">	</w:t>
-      </w:r>
-      <w:r>
-        <w:rPr>
-          <w:rFonts w:ascii="Arial" w:cs="Arial" w:eastAsia="Arial" w:hAnsi="Arial"/>
-          <w:b w:val="false"/>
-          <w:bCs w:val="false"/>
-          <w:i w:val="false"/>
-          <w:iCs w:val="false"/>
-          <w:color w:val="888888"/>
-          <w:sz w:val="20"/>
-          <w:szCs w:val="20"/>
-        </w:rPr>
-        <w:t xml:space="preserve">2025.12 – 2026.05 (Expected)</w:t>
-      </w:r>
-    </w:p>
-    <w:p>
-      <w:pPr>
-        <w:spacing w:after="80" w:before="0"/>
-      </w:pPr>
-      <w:r>
-        <w:rPr>
-          <w:rFonts w:ascii="Arial" w:cs="Arial" w:eastAsia="Arial" w:hAnsi="Arial"/>
-          <w:b w:val="false"/>
-          <w:bCs w:val="false"/>
-          <w:i w:val="false"/>
-          <w:iCs w:val="false"/>
-          <w:color w:val="595959"/>
-          <w:sz w:val="20"/>
-          <w:szCs w:val="20"/>
-        </w:rPr>
-        <w:t xml:space="preserve">Ministry of Labor Vocational Training Institute</w:t>
-      </w:r>
-    </w:p>
-    <w:p>
-      <w:pPr>
-        <w:spacing w:after="100" w:before="0"/>
-      </w:pPr>
-      <w:r>
-        <w:rPr>
-          <w:rFonts w:ascii="Arial" w:cs="Arial" w:eastAsia="Arial" w:hAnsi="Arial"/>
-          <w:b w:val="false"/>
-          <w:bCs w:val="false"/>
-          <w:i w:val="false"/>
-          <w:iCs w:val="false"/>
-          <w:color w:val="595959"/>
-          <w:sz w:val="20"/>
-          <w:szCs w:val="20"/>
-        </w:rPr>
-        <w:t xml:space="preserve">Core curriculum: Linux server ops (Apache/Nginx/MariaDB), Python (OOP / web scraping), Pandas / NumPy, Git, Tableau / Power BI / Oracle Analytics, AWS (EC2 / S3 / CloudFront / ALB / Auto Scaling), GCP (Cloud Functions / Cloud Run), MongoDB, PostgreSQL (window functions / CTE / JSONB / RFM), FastAPI (Pydantic / async), scikit-learn (KNN / KMeans), YOLOv8, LLM engineering (Gemini / OpenAI / Function Calling / RAG / Embedding / LangChain / LangGraph)</w:t>
+        <w:t xml:space="preserve">Completed AWS (EC2 / S3 / CloudFront / ALB) and GCP (Cloud Functions / Cloud Run) cloud deployment, mastering the full three-tier architecture cloud workflow.</w:t>
       </w:r>
     </w:p>
     <w:p>
@@ -1858,7 +1777,117 @@
           <w:sz w:val="20"/>
           <w:szCs w:val="20"/>
         </w:rPr>
-        <w:t xml:space="preserve">Served as Linux virtual host operations team member, responsible for server management, maintenance logging, and account access control.</w:t>
+        <w:t xml:space="preserve">Implemented Gemini / OpenAI Function Calling, RAG semantic search (Embedding + Reranker), LangChain Tool / Agent, and LangGraph conditional branching workflows.</w:t>
+      </w:r>
+    </w:p>
+    <w:p>
+      <w:r>
+        <w:rPr>
+          <w:rFonts w:ascii="Arial" w:cs="Arial" w:eastAsia="Arial" w:hAnsi="Arial"/>
+          <w:b w:val="false"/>
+          <w:bCs w:val="false"/>
+          <w:i w:val="false"/>
+          <w:iCs w:val="false"/>
+          <w:color w:val="1d1d1f"/>
+          <w:sz w:val="80"/>
+          <w:szCs w:val="80"/>
+        </w:rPr>
+        <w:t xml:space="preserve"/>
+      </w:r>
+    </w:p>
+    <w:p>
+      <w:pPr>
+        <w:tabs>
+          <w:tab w:val="right" w:pos="9746"/>
+        </w:tabs>
+        <w:spacing w:after="40" w:before="200"/>
+      </w:pPr>
+      <w:r>
+        <w:rPr>
+          <w:rFonts w:ascii="Arial" w:cs="Arial" w:eastAsia="Arial" w:hAnsi="Arial"/>
+          <w:b/>
+          <w:bCs/>
+          <w:color w:val="ffffff"/>
+          <w:sz w:val="18"/>
+          <w:szCs w:val="18"/>
+          <w:shd w:fill="0071e3" w:val="clear"/>
+        </w:rPr>
+        <w:t xml:space="preserve">Enrolled  </w:t>
+      </w:r>
+      <w:r>
+        <w:rPr>
+          <w:rFonts w:ascii="Arial" w:cs="Arial" w:eastAsia="Arial" w:hAnsi="Arial"/>
+          <w:b/>
+          <w:bCs/>
+          <w:i w:val="false"/>
+          <w:iCs w:val="false"/>
+          <w:color w:val="1d1d1f"/>
+          <w:sz w:val="22"/>
+          <w:szCs w:val="22"/>
+        </w:rPr>
+        <w:t xml:space="preserve">  Digital Media Dept. — Continuing Education Bachelor's Program</w:t>
+      </w:r>
+      <w:r>
+        <w:rPr>
+          <w:rFonts w:ascii="Arial" w:cs="Arial" w:eastAsia="Arial" w:hAnsi="Arial"/>
+          <w:b w:val="false"/>
+          <w:bCs w:val="false"/>
+          <w:i w:val="false"/>
+          <w:iCs w:val="false"/>
+          <w:color w:val="1d1d1f"/>
+          <w:sz w:val="22"/>
+          <w:szCs w:val="22"/>
+        </w:rPr>
+        <w:t xml:space="preserve">	</w:t>
+      </w:r>
+      <w:r>
+        <w:rPr>
+          <w:rFonts w:ascii="Arial" w:cs="Arial" w:eastAsia="Arial" w:hAnsi="Arial"/>
+          <w:b w:val="false"/>
+          <w:bCs w:val="false"/>
+          <w:i w:val="false"/>
+          <w:iCs w:val="false"/>
+          <w:color w:val="888888"/>
+          <w:sz w:val="20"/>
+          <w:szCs w:val="20"/>
+        </w:rPr>
+        <w:t xml:space="preserve">2025.09 – 2027 (Expected)</w:t>
+      </w:r>
+    </w:p>
+    <w:p>
+      <w:pPr>
+        <w:spacing w:after="80" w:before="0"/>
+      </w:pPr>
+      <w:r>
+        <w:rPr>
+          <w:rFonts w:ascii="Arial" w:cs="Arial" w:eastAsia="Arial" w:hAnsi="Arial"/>
+          <w:b w:val="false"/>
+          <w:bCs w:val="false"/>
+          <w:i w:val="false"/>
+          <w:iCs w:val="false"/>
+          <w:color w:val="595959"/>
+          <w:sz w:val="20"/>
+          <w:szCs w:val="20"/>
+        </w:rPr>
+        <w:t xml:space="preserve">Chinese Culture University</w:t>
+      </w:r>
+    </w:p>
+    <w:p>
+      <w:pPr>
+        <w:spacing w:after="100" w:before="0"/>
+      </w:pPr>
+      <w:r>
+        <w:rPr>
+          <w:rFonts w:ascii="Arial" w:cs="Arial" w:eastAsia="Arial" w:hAnsi="Arial"/>
+          <w:b w:val="false"/>
+          <w:bCs w:val="false"/>
+          <w:i w:val="false"/>
+          <w:iCs w:val="false"/>
+          <w:color w:val="595959"/>
+          <w:sz w:val="20"/>
+          <w:szCs w:val="20"/>
+        </w:rPr>
+        <w:t xml:space="preserve">Evening classes (20+ credits/semester), running concurrently with the daytime AI bootcamp; coursework in digital media, advertising, and self-media operations.</w:t>
       </w:r>
     </w:p>
     <w:p>
@@ -1881,7 +1910,7 @@
           <w:sz w:val="20"/>
           <w:szCs w:val="20"/>
         </w:rPr>
-        <w:t xml:space="preserve">Independently built the Workplace Safety Vision AI Alert System — YOLO + sklearn + LangChain + FastAPI full-stack architecture.</w:t>
+        <w:t xml:space="preserve">Solo-completed an original LINE sticker set — from visual design and spec production to platform submission.</w:t>
       </w:r>
     </w:p>
     <w:p>
@@ -1904,66 +1933,7 @@
           <w:sz w:val="20"/>
           <w:szCs w:val="20"/>
         </w:rPr>
-        <w:t xml:space="preserve">Completed AWS (EC2 / S3 / CloudFront / ALB) and GCP (Cloud Functions / Cloud Run) cloud deployment, mastering the full three-tier architecture cloud workflow.</w:t>
-      </w:r>
-    </w:p>
-    <w:p>
-      <w:pPr>
-        <w:pStyle w:val="ListParagraph"/>
-        <w:numPr>
-          <w:ilvl w:val="0"/>
-          <w:numId w:val="2"/>
-        </w:numPr>
-        <w:spacing w:after="60" w:before="0"/>
-      </w:pPr>
-      <w:r>
-        <w:rPr>
-          <w:rFonts w:ascii="Arial" w:cs="Arial" w:eastAsia="Arial" w:hAnsi="Arial"/>
-          <w:b w:val="false"/>
-          <w:bCs w:val="false"/>
-          <w:i w:val="false"/>
-          <w:iCs w:val="false"/>
-          <w:color w:val="595959"/>
-          <w:sz w:val="20"/>
-          <w:szCs w:val="20"/>
-        </w:rPr>
-        <w:t xml:space="preserve">Implemented Gemini / OpenAI Function Calling, RAG semantic search (Embedding + Reranker), LangChain Tool / Agent, and LangGraph conditional branching workflows.</w:t>
-      </w:r>
-    </w:p>
-    <w:p>
-      <w:pPr>
-        <w:pStyle w:val="ListParagraph"/>
-        <w:numPr>
-          <w:ilvl w:val="0"/>
-          <w:numId w:val="2"/>
-        </w:numPr>
-        <w:spacing w:after="60" w:before="0"/>
-      </w:pPr>
-      <w:r>
-        <w:rPr>
-          <w:rFonts w:ascii="Arial" w:cs="Arial" w:eastAsia="Arial" w:hAnsi="Arial"/>
-          <w:b w:val="false"/>
-          <w:bCs w:val="false"/>
-          <w:i w:val="false"/>
-          <w:iCs w:val="false"/>
-          <w:color w:val="595959"/>
-          <w:sz w:val="20"/>
-          <w:szCs w:val="20"/>
-        </w:rPr>
-        <w:t xml:space="preserve">Daily course notes: </w:t>
-      </w:r>
-      <w:r>
-        <w:rPr>
-          <w:rFonts w:ascii="Arial" w:cs="Arial" w:eastAsia="Arial" w:hAnsi="Arial"/>
-          <w:b w:val="false"/>
-          <w:bCs w:val="false"/>
-          <w:i w:val="false"/>
-          <w:iCs w:val="false"/>
-          <w:color w:val="0071e3"/>
-          <w:sz w:val="20"/>
-          <w:szCs w:val="20"/>
-        </w:rPr>
-        <w:t xml:space="preserve">ai-data-course/2025_1222.html</w:t>
+        <w:t xml:space="preserve">Produced three AI-generated content types using Gemini, Grok, Claude, Suno, and Sora: YouTube audiobook video, personal AI lip-sync singing short, and advertising short film — full pipeline from script to publish.</w:t>
       </w:r>
     </w:p>
     <w:p>
@@ -1983,262 +1953,344 @@
     </w:p>
     <w:p>
       <w:pPr>
-        <w:tabs>
-          <w:tab w:val="right" w:pos="9746"/>
-        </w:tabs>
-        <w:spacing w:after="40" w:before="200"/>
-      </w:pPr>
-      <w:r>
-        <w:rPr>
-          <w:rFonts w:ascii="Arial" w:cs="Arial" w:eastAsia="Arial" w:hAnsi="Arial"/>
-          <w:b/>
-          <w:bCs/>
-          <w:color w:val="ffffff"/>
-          <w:sz w:val="18"/>
-          <w:szCs w:val="18"/>
-          <w:shd w:fill="0071e3" w:val="clear"/>
-        </w:rPr>
-        <w:t xml:space="preserve">Enrolled  </w:t>
-      </w:r>
-      <w:r>
-        <w:rPr>
-          <w:rFonts w:ascii="Arial" w:cs="Arial" w:eastAsia="Arial" w:hAnsi="Arial"/>
-          <w:b/>
-          <w:bCs/>
-          <w:i w:val="false"/>
-          <w:iCs w:val="false"/>
-          <w:color w:val="1d1d1f"/>
+        <w:pBdr>
+          <w:bottom w:val="single" w:color="dddddd" w:sz="4" w:space="1"/>
+        </w:pBdr>
+        <w:spacing w:after="80" w:before="80"/>
+      </w:pPr>
+    </w:p>
+    <w:p>
+      <w:pPr>
+        <w:pBdr>
+          <w:bottom w:val="single" w:color="dddddd" w:sz="4" w:space="1"/>
+        </w:pBdr>
+        <w:spacing w:after="80" w:before="80"/>
+      </w:pPr>
+    </w:p>
+    <w:p>
+      <w:pPr>
+        <w:pBdr>
+          <w:bottom w:val="single" w:color="e8f0fb" w:sz="3" w:space="2"/>
+        </w:pBdr>
+        <w:spacing w:after="100" w:before="280"/>
+      </w:pPr>
+      <w:r>
+        <w:rPr>
+          <w:b/>
+          <w:color w:val="0071E3"/>
+          <w:sz w:val="20"/>
+        </w:rPr>
+        <w:t>PERSONAL STATEMENT</w:t>
+      </w:r>
+    </w:p>
+    <w:p>
+      <w:pPr>
+        <w:pBdr>
+          <w:bottom w:val="single" w:color="dddddd" w:sz="4" w:space="1"/>
+        </w:pBdr>
+        <w:spacing w:after="80" w:before="80"/>
+      </w:pPr>
+      <w:r>
+        <w:rPr>
+          <w:b/>
+          <w:color w:val="1D1D1F"/>
+          <w:sz w:val="24"/>
+        </w:rPr>
+        <w:t>Reyna Gao</w:t>
+      </w:r>
+    </w:p>
+    <w:p>
+      <w:pPr>
+        <w:pBdr>
+          <w:bottom w:val="single" w:color="dddddd" w:sz="4" w:space="1"/>
+        </w:pBdr>
+        <w:spacing w:after="80" w:before="80"/>
+      </w:pPr>
+    </w:p>
+    <w:p>
+      <w:pPr>
+        <w:pBdr>
+          <w:bottom w:val="single" w:color="dddddd" w:sz="4" w:space="1"/>
+        </w:pBdr>
+        <w:spacing w:after="80" w:before="80"/>
+      </w:pPr>
+      <w:r>
+        <w:rPr>
+          <w:b/>
+          <w:color w:val="1D1D1F"/>
           <w:sz w:val="22"/>
-          <w:szCs w:val="22"/>
-        </w:rPr>
-        <w:t xml:space="preserve">  Digital Media Dept. — Continuing Education Bachelor's Program</w:t>
-      </w:r>
-      <w:r>
-        <w:rPr>
-          <w:rFonts w:ascii="Arial" w:cs="Arial" w:eastAsia="Arial" w:hAnsi="Arial"/>
-          <w:b w:val="false"/>
-          <w:bCs w:val="false"/>
-          <w:i w:val="false"/>
-          <w:iCs w:val="false"/>
-          <w:color w:val="1d1d1f"/>
+        </w:rPr>
+        <w:t>I. Introduction</w:t>
+      </w:r>
+    </w:p>
+    <w:p>
+      <w:pPr>
+        <w:pBdr>
+          <w:bottom w:val="single" w:color="dddddd" w:sz="4" w:space="1"/>
+        </w:pBdr>
+        <w:spacing w:after="80" w:before="80"/>
+      </w:pPr>
+      <w:r>
+        <w:rPr>
+          <w:color w:val="595959"/>
+          <w:sz w:val="20"/>
+        </w:rPr>
+        <w:t>I am Reyna Gao, a cross-domain tech professional with training in film &amp; media arts, design thinking, and hands-on business experience, actively transitioning into the fields of AI application engineering, frontend development, and data analysis. My background spans film &amp; music production, visual design, e-commerce marketing, and software development — a combination that enables me to approach problems simultaneously from three angles: "How will users think?", "What does the product need?", and "How can engineering make it happen?" This is my greatest competitive advantage.</w:t>
+      </w:r>
+    </w:p>
+    <w:p>
+      <w:pPr>
+        <w:pBdr>
+          <w:bottom w:val="single" w:color="dddddd" w:sz="4" w:space="1"/>
+        </w:pBdr>
+        <w:spacing w:after="80" w:before="80"/>
+      </w:pPr>
+    </w:p>
+    <w:p>
+      <w:pPr>
+        <w:pBdr>
+          <w:bottom w:val="single" w:color="dddddd" w:sz="4" w:space="1"/>
+        </w:pBdr>
+        <w:spacing w:after="80" w:before="80"/>
+      </w:pPr>
+      <w:r>
+        <w:rPr>
+          <w:b/>
+          <w:color w:val="1D1D1F"/>
           <w:sz w:val="22"/>
-          <w:szCs w:val="22"/>
-        </w:rPr>
-        <w:t xml:space="preserve">	</w:t>
-      </w:r>
-      <w:r>
-        <w:rPr>
-          <w:rFonts w:ascii="Arial" w:cs="Arial" w:eastAsia="Arial" w:hAnsi="Arial"/>
-          <w:b w:val="false"/>
-          <w:bCs w:val="false"/>
-          <w:i w:val="false"/>
-          <w:iCs w:val="false"/>
-          <w:color w:val="888888"/>
-          <w:sz w:val="20"/>
-          <w:szCs w:val="20"/>
-        </w:rPr>
-        <w:t xml:space="preserve">2025.09 – 2027 (Expected)</w:t>
-      </w:r>
-    </w:p>
-    <w:p>
-      <w:pPr>
-        <w:spacing w:after="80" w:before="0"/>
-      </w:pPr>
-      <w:r>
-        <w:rPr>
-          <w:rFonts w:ascii="Arial" w:cs="Arial" w:eastAsia="Arial" w:hAnsi="Arial"/>
-          <w:b w:val="false"/>
-          <w:bCs w:val="false"/>
-          <w:i w:val="false"/>
-          <w:iCs w:val="false"/>
-          <w:color w:val="595959"/>
-          <w:sz w:val="20"/>
-          <w:szCs w:val="20"/>
-        </w:rPr>
-        <w:t xml:space="preserve">Chinese Culture University</w:t>
-      </w:r>
-    </w:p>
-    <w:p>
-      <w:pPr>
-        <w:spacing w:after="100" w:before="0"/>
-      </w:pPr>
-      <w:r>
-        <w:rPr>
-          <w:rFonts w:ascii="Arial" w:cs="Arial" w:eastAsia="Arial" w:hAnsi="Arial"/>
-          <w:b w:val="false"/>
-          <w:bCs w:val="false"/>
-          <w:i w:val="false"/>
-          <w:iCs w:val="false"/>
-          <w:color w:val="595959"/>
-          <w:sz w:val="20"/>
-          <w:szCs w:val="20"/>
-        </w:rPr>
-        <w:t xml:space="preserve">Evening classes (20+ credits/semester), running concurrently with the daytime AI bootcamp; coursework in digital media, advertising, and self-media operations.</w:t>
-      </w:r>
-    </w:p>
-    <w:p>
-      <w:pPr>
-        <w:pStyle w:val="ListParagraph"/>
-        <w:numPr>
-          <w:ilvl w:val="0"/>
-          <w:numId w:val="2"/>
-        </w:numPr>
-        <w:spacing w:after="60" w:before="0"/>
-      </w:pPr>
-      <w:r>
-        <w:rPr>
-          <w:rFonts w:ascii="Arial" w:cs="Arial" w:eastAsia="Arial" w:hAnsi="Arial"/>
-          <w:b w:val="false"/>
-          <w:bCs w:val="false"/>
-          <w:i w:val="false"/>
-          <w:iCs w:val="false"/>
-          <w:color w:val="595959"/>
-          <w:sz w:val="20"/>
-          <w:szCs w:val="20"/>
-        </w:rPr>
-        <w:t xml:space="preserve">Solo-completed an original LINE sticker set — from visual design and spec production to platform submission.</w:t>
-      </w:r>
-    </w:p>
-    <w:p>
-      <w:pPr>
-        <w:pStyle w:val="ListParagraph"/>
-        <w:numPr>
-          <w:ilvl w:val="0"/>
-          <w:numId w:val="2"/>
-        </w:numPr>
-        <w:spacing w:after="60" w:before="0"/>
-      </w:pPr>
-      <w:r>
-        <w:rPr>
-          <w:rFonts w:ascii="Arial" w:cs="Arial" w:eastAsia="Arial" w:hAnsi="Arial"/>
-          <w:b w:val="false"/>
-          <w:bCs w:val="false"/>
-          <w:i w:val="false"/>
-          <w:iCs w:val="false"/>
-          <w:color w:val="595959"/>
-          <w:sz w:val="20"/>
-          <w:szCs w:val="20"/>
-        </w:rPr>
-        <w:t xml:space="preserve">Produced three AI-generated content types using Gemini, Grok, Claude, Suno, and Sora: YouTube audiobook video, personal AI lip-sync singing short, and advertising short film — full pipeline from script to publish.</w:t>
-      </w:r>
-    </w:p>
-    <w:p>
-      <w:r>
-        <w:rPr>
-          <w:rFonts w:ascii="Arial" w:cs="Arial" w:eastAsia="Arial" w:hAnsi="Arial"/>
-          <w:b w:val="false"/>
-          <w:bCs w:val="false"/>
-          <w:i w:val="false"/>
-          <w:iCs w:val="false"/>
-          <w:color w:val="1d1d1f"/>
-          <w:sz w:val="80"/>
-          <w:szCs w:val="80"/>
-        </w:rPr>
-        <w:t xml:space="preserve"/>
-      </w:r>
-    </w:p>
-    <w:p>
-      <w:pPr>
-        <w:tabs>
-          <w:tab w:val="right" w:pos="9746"/>
-        </w:tabs>
-        <w:spacing w:after="40" w:before="200"/>
-      </w:pPr>
-      <w:r>
-        <w:rPr>
-          <w:rFonts w:ascii="Arial" w:cs="Arial" w:eastAsia="Arial" w:hAnsi="Arial"/>
-          <w:b/>
-          <w:bCs/>
-          <w:color w:val="ffffff"/>
-          <w:sz w:val="18"/>
-          <w:szCs w:val="18"/>
-          <w:shd w:fill="c05000" w:val="clear"/>
-        </w:rPr>
-        <w:t xml:space="preserve">Graduated  </w:t>
-      </w:r>
-      <w:r>
-        <w:rPr>
-          <w:rFonts w:ascii="Arial" w:cs="Arial" w:eastAsia="Arial" w:hAnsi="Arial"/>
-          <w:b/>
-          <w:bCs/>
-          <w:i w:val="false"/>
-          <w:iCs w:val="false"/>
-          <w:color w:val="1d1d1f"/>
+        </w:rPr>
+        <w:t>II. Career Background &amp; Skill Development</w:t>
+      </w:r>
+    </w:p>
+    <w:p>
+      <w:pPr>
+        <w:pBdr>
+          <w:bottom w:val="single" w:color="dddddd" w:sz="4" w:space="1"/>
+        </w:pBdr>
+        <w:spacing w:after="80" w:before="80"/>
+      </w:pPr>
+      <w:r>
+        <w:rPr>
+          <w:color w:val="595959"/>
+          <w:sz w:val="20"/>
+        </w:rPr>
+        <w:t>My career started in design. As a 3D animation and rendering designer at REDMAN, I served clients including ASUS, MSI, and Qualcomm, developing a keen sensitivity for visual detail and learning to deliver commercial-grade product visuals using Cinema 4D and Octane.</w:t>
+      </w:r>
+    </w:p>
+    <w:p>
+      <w:pPr>
+        <w:pBdr>
+          <w:bottom w:val="single" w:color="dddddd" w:sz="4" w:space="1"/>
+        </w:pBdr>
+        <w:spacing w:after="80" w:before="80"/>
+      </w:pPr>
+      <w:r>
+        <w:rPr>
+          <w:color w:val="595959"/>
+          <w:sz w:val="20"/>
+        </w:rPr>
+        <w:t>Joining Shopee introduced me to an entirely different work rhythm. Collaborating on major shopping festivals like Double 11 and Mid-Year Sale taught me how to coordinate across departments (design, BI, logistics, POS teams, account managers) under high pressure. The biggest takeaway from my two years at Shopee was not just running campaigns, but developing the habit of speaking with data — how to reduce monthly complaints, where the funnel breaks, whether changing a single word could prevent misunderstandings. Assisting the BI team with data extraction and independently producing performance analysis reports with optimization proposals, rather than making decisions by instinct — this high-pressure experience established my core ability to rapidly analyze problems and find solutions on my technical transition journey.</w:t>
+      </w:r>
+    </w:p>
+    <w:p>
+      <w:pPr>
+        <w:pBdr>
+          <w:bottom w:val="single" w:color="dddddd" w:sz="4" w:space="1"/>
+        </w:pBdr>
+        <w:spacing w:after="80" w:before="80"/>
+      </w:pPr>
+    </w:p>
+    <w:p>
+      <w:pPr>
+        <w:pBdr>
+          <w:bottom w:val="single" w:color="dddddd" w:sz="4" w:space="1"/>
+        </w:pBdr>
+        <w:spacing w:after="80" w:before="80"/>
+      </w:pPr>
+      <w:r>
+        <w:rPr>
+          <w:b/>
+          <w:color w:val="1D1D1F"/>
           <w:sz w:val="22"/>
-          <w:szCs w:val="22"/>
-        </w:rPr>
-        <w:t xml:space="preserve">  Film, TV &amp; Music Production</w:t>
-      </w:r>
-      <w:r>
-        <w:rPr>
-          <w:rFonts w:ascii="Arial" w:cs="Arial" w:eastAsia="Arial" w:hAnsi="Arial"/>
-          <w:b w:val="false"/>
-          <w:bCs w:val="false"/>
-          <w:i w:val="false"/>
-          <w:iCs w:val="false"/>
-          <w:color w:val="1d1d1f"/>
+        </w:rPr>
+        <w:t>III. Career Transition — From User Perspective to Builder Perspective</w:t>
+      </w:r>
+    </w:p>
+    <w:p>
+      <w:pPr>
+        <w:pBdr>
+          <w:bottom w:val="single" w:color="dddddd" w:sz="4" w:space="1"/>
+        </w:pBdr>
+        <w:spacing w:after="80" w:before="80"/>
+      </w:pPr>
+      <w:r>
+        <w:rPr>
+          <w:color w:val="595959"/>
+          <w:sz w:val="20"/>
+        </w:rPr>
+        <w:t>Working at Shopee made me deeply realize one thing: the moment I looked forward to most each day was not when campaign numbers looked good, but when I was discussing with technical colleagues "Would changing this page layout improve the conversion rate?" I began to recognize that what I truly enjoyed was the process of building products from scratch, not just doing marketing on existing systems.</w:t>
+      </w:r>
+    </w:p>
+    <w:p>
+      <w:pPr>
+        <w:pBdr>
+          <w:bottom w:val="single" w:color="dddddd" w:sz="4" w:space="1"/>
+        </w:pBdr>
+        <w:spacing w:after="80" w:before="80"/>
+      </w:pPr>
+      <w:r>
+        <w:rPr>
+          <w:color w:val="595959"/>
+          <w:sz w:val="20"/>
+        </w:rPr>
+        <w:t>With this realization, after leaving Shopee I began systematically building technical capabilities: taking on a spirits brand e-commerce frontend project, independently completing UI/UX design for a Korean floral brand (from market analysis through Figma high-fidelity prototyping), earning Adobe dual certification and Google UX Design Specialization, and diving deep into frontend development. The moment I first made a button from my design mockup actually "come alive" in React, I knew for certain: software development is the path I want to pursue long-term.</w:t>
+      </w:r>
+    </w:p>
+    <w:p>
+      <w:pPr>
+        <w:pBdr>
+          <w:bottom w:val="single" w:color="dddddd" w:sz="4" w:space="1"/>
+        </w:pBdr>
+        <w:spacing w:after="80" w:before="80"/>
+      </w:pPr>
+    </w:p>
+    <w:p>
+      <w:pPr>
+        <w:pBdr>
+          <w:bottom w:val="single" w:color="dddddd" w:sz="4" w:space="1"/>
+        </w:pBdr>
+        <w:spacing w:after="80" w:before="80"/>
+      </w:pPr>
+      <w:r>
+        <w:rPr>
+          <w:b/>
+          <w:color w:val="1D1D1F"/>
           <w:sz w:val="22"/>
-          <w:szCs w:val="22"/>
-        </w:rPr>
-        <w:t xml:space="preserve">	</w:t>
-      </w:r>
-      <w:r>
-        <w:rPr>
-          <w:rFonts w:ascii="Arial" w:cs="Arial" w:eastAsia="Arial" w:hAnsi="Arial"/>
-          <w:b w:val="false"/>
-          <w:bCs w:val="false"/>
-          <w:i w:val="false"/>
-          <w:iCs w:val="false"/>
-          <w:color w:val="888888"/>
-          <w:sz w:val="20"/>
-          <w:szCs w:val="20"/>
-        </w:rPr>
-        <w:t xml:space="preserve">2018 – 2020</w:t>
-      </w:r>
-    </w:p>
-    <w:p>
-      <w:pPr>
-        <w:spacing w:after="80" w:before="0"/>
-      </w:pPr>
-      <w:r>
-        <w:rPr>
-          <w:rFonts w:ascii="Arial" w:cs="Arial" w:eastAsia="Arial" w:hAnsi="Arial"/>
-          <w:b w:val="false"/>
-          <w:bCs w:val="false"/>
-          <w:i w:val="false"/>
-          <w:iCs w:val="false"/>
-          <w:color w:val="595959"/>
-          <w:sz w:val="20"/>
-          <w:szCs w:val="20"/>
-        </w:rPr>
-        <w:t xml:space="preserve">Taipei School of Film and Performing Arts (High School)</w:t>
-      </w:r>
-    </w:p>
-    <w:p>
-      <w:pPr>
-        <w:spacing w:after="100" w:before="0"/>
-      </w:pPr>
-      <w:r>
-        <w:rPr>
-          <w:rFonts w:ascii="Arial" w:cs="Arial" w:eastAsia="Arial" w:hAnsi="Arial"/>
-          <w:b w:val="false"/>
-          <w:bCs w:val="false"/>
-          <w:i w:val="false"/>
-          <w:iCs w:val="false"/>
-          <w:color w:val="595959"/>
-          <w:sz w:val="20"/>
-          <w:szCs w:val="20"/>
-        </w:rPr>
-        <w:t xml:space="preserve">Completed the full filmmaking workflow: shooting, lighting, editing, directing, VFX, and color grading — building an intuition for visual storytelling from day one.</w:t>
-      </w:r>
-    </w:p>
-    <w:p>
-      <w:pPr>
-        <w:pBdr>
-          <w:bottom w:val="single" w:color="dddddd" w:sz="4" w:space="1"/>
-        </w:pBdr>
-        <w:spacing w:after="80" w:before="80"/>
-      </w:pPr>
+        </w:rPr>
+        <w:t>IV. Learning Journey &amp; Technical Deepening</w:t>
+      </w:r>
+    </w:p>
+    <w:p>
+      <w:pPr>
+        <w:pBdr>
+          <w:bottom w:val="single" w:color="dddddd" w:sz="4" w:space="1"/>
+        </w:pBdr>
+        <w:spacing w:after="80" w:before="80"/>
+      </w:pPr>
+      <w:r>
+        <w:rPr>
+          <w:color w:val="595959"/>
+          <w:sz w:val="20"/>
+        </w:rPr>
+        <w:t>Once my goal was clear, I chose the highest-intensity approach to grow: daytime intensive technical training at the Ministry of Labor’s AI &amp; Big Data Cross-Domain Talent Program, evening classes at Chinese Culture University’s Digital Media department with 20+ credits per semester, running both tracks in parallel for over half a year.</w:t>
+      </w:r>
+    </w:p>
+    <w:p>
+      <w:pPr>
+        <w:pBdr>
+          <w:bottom w:val="single" w:color="dddddd" w:sz="4" w:space="1"/>
+        </w:pBdr>
+        <w:spacing w:after="80" w:before="80"/>
+      </w:pPr>
+      <w:r>
+        <w:rPr>
+          <w:color w:val="595959"/>
+          <w:sz w:val="20"/>
+        </w:rPr>
+        <w:t>During the training program, I started from a solid backend foundation (Linux servers, MySQL, Python web scraping) and progressively advanced into machine learning and AI application engineering. The most memorable experience was developing the Workplace Safety Vision AI Alert System, where I needed to feed YOLO detection output as structured Event JSON into an sklearn KMeans model for auto-calibrating confidence thresholds, then connect it through LangChain + LangGraph to a rule engine, LLM alert description generation, and a supervisor review Workflow with Human-in-the-Loop. When the entire AI Pipeline ran end-to-end for the first time, I spent an entire evening repeatedly verifying that each Node’s State was being passed correctly — that systematic process of decomposing problems, investigating layer by layer, and finding root causes made me truly understand the core value of an AI engineer: it’s not just about making models run, but making systems reliable, interpretable, and maintainable.</w:t>
+      </w:r>
+    </w:p>
+    <w:p>
+      <w:pPr>
+        <w:pBdr>
+          <w:bottom w:val="single" w:color="dddddd" w:sz="4" w:space="1"/>
+        </w:pBdr>
+        <w:spacing w:after="80" w:before="80"/>
+      </w:pPr>
+      <w:r>
+        <w:rPr>
+          <w:color w:val="595959"/>
+          <w:sz w:val="20"/>
+        </w:rPr>
+        <w:t>Additionally, I led the SA/SD architecture design, ETL data cleaning (integrating 12,297 job listings from 6 major platforms), and GCP cloud backup database setup for the Taiwan Engineer Job Market Competitiveness Analysis System; independently completed the B2B Data Dashboard frontend development (React + Bootstrap, 8+ reusable components), the HealthTree Digital Healthcare Dashboard business planning and Figma design, and the physical fabrication of a BMO interactive device based on Raspberry Pi 5 — from software to hardware, from business to engineering, each project made my cross-domain capabilities more complete.</w:t>
+      </w:r>
+    </w:p>
+    <w:p>
+      <w:pPr>
+        <w:pBdr>
+          <w:bottom w:val="single" w:color="dddddd" w:sz="4" w:space="1"/>
+        </w:pBdr>
+        <w:spacing w:after="80" w:before="80"/>
+      </w:pPr>
+    </w:p>
+    <w:p>
+      <w:pPr>
+        <w:pBdr>
+          <w:bottom w:val="single" w:color="dddddd" w:sz="4" w:space="1"/>
+        </w:pBdr>
+        <w:spacing w:after="80" w:before="80"/>
+      </w:pPr>
+      <w:r>
+        <w:rPr>
+          <w:b/>
+          <w:color w:val="1D1D1F"/>
+          <w:sz w:val="22"/>
+        </w:rPr>
+        <w:t>V. Future Outlook</w:t>
+      </w:r>
+    </w:p>
+    <w:p>
+      <w:pPr>
+        <w:pBdr>
+          <w:bottom w:val="single" w:color="dddddd" w:sz="4" w:space="1"/>
+        </w:pBdr>
+        <w:spacing w:after="80" w:before="80"/>
+      </w:pPr>
+      <w:r>
+        <w:rPr>
+          <w:color w:val="595959"/>
+          <w:sz w:val="20"/>
+        </w:rPr>
+        <w:t>My goal is to establish a solid foundation in frontend development, backend engineering, or data analysis, and progressively integrate AI application capabilities into real product development workflows. In the short term, I plan to continue deepening my skills in React component architecture design, FastAPI backend development, and SQL data analysis, while incorporating cloud deployment (AWS / GCP) into my tech stack — taking the systems I develop from local demos to truly production-ready.</w:t>
+      </w:r>
+    </w:p>
+    <w:p>
+      <w:pPr>
+        <w:pBdr>
+          <w:bottom w:val="single" w:color="dddddd" w:sz="4" w:space="1"/>
+        </w:pBdr>
+        <w:spacing w:after="80" w:before="80"/>
+      </w:pPr>
+      <w:r>
+        <w:rPr>
+          <w:color w:val="595959"/>
+          <w:sz w:val="20"/>
+        </w:rPr>
+        <w:t>I believe that a designer’s empathy, a marketer’s data sensitivity, combined with an engineer’s systems thinking, is the rarest combination in this AI era. I look forward to joining a team that values product quality and embraces new technologies, bringing cross-domain perspectives that create value beyond what any single function could achieve.</w:t>
+      </w:r>
+    </w:p>
+    <w:p>
+      <w:pPr>
+        <w:pBdr>
+          <w:bottom w:val="single" w:color="dddddd" w:sz="4" w:space="1"/>
+        </w:pBdr>
+        <w:spacing w:after="80" w:before="80"/>
+      </w:pPr>
+    </w:p>
+    <w:p>
+      <w:pPr>
+        <w:pBdr>
+          <w:bottom w:val="single" w:color="dddddd" w:sz="4" w:space="1"/>
+        </w:pBdr>
+        <w:spacing w:after="80" w:before="80"/>
+      </w:pPr>
+      <w:r>
+        <w:rPr>
+          <w:color w:val="595959"/>
+          <w:sz w:val="20"/>
+        </w:rPr>
+        <w:t>Reyna Gao    Respectfully submitted</w:t>
+      </w:r>
     </w:p>
     <w:p>
       <w:pPr>

--- a/Reyna_Gao_Resume_EN.docx
+++ b/Reyna_Gao_Resume_EN.docx
@@ -98,20 +98,19 @@
           <w:sz w:val="20"/>
           <w:szCs w:val="20"/>
         </w:rPr>
-        <w:t xml:space="preserve">Cross-domain tech professional with a background spanning film &amp; media arts, visual design, e-commerce marketing, and software development. After two years at Shopee building campaign operations and data-driven decision-making skills, I shifted focus to systematic technical upskilling. Currently enrolled concurrently in the Ministry of Labor's AI &amp; Big Data Cross-Domain Talent Program and Chinese Culture University's Digital Media department, specializing in frontend development, machine learning, and LLM application engineering. Known for combining business acumen, visual sensibility, and engineering logic to build AI-driven digital products that balance user experience with system performance.</w:t>
-      </w:r>
-      <w:r>
-        <w:rPr>
-          <w:rFonts w:ascii="Arial" w:cs="Arial" w:eastAsia="Arial" w:hAnsi="Arial"/>
-          <w:b w:val="false"/>
-          <w:bCs w:val="false"/>
-          <w:i w:val="false"/>
-          <w:iCs w:val="false"/>
-          <w:color w:val="1d1d1f"/>
-          <w:sz w:val="20"/>
-          <w:szCs w:val="20"/>
-        </w:rPr>
-        <w:t xml:space="preserve"> </w:t>
+        <w:t>Cross-domain tech professional from a design and marketing background, now focused on AI applications, data analytics, and frontend development. Combining e-commerce experience with hands-on product development, I bridge business thinking, visual sensibility, and engineering logic to build AI-driven digital products that balance user experience and system performance.</w:t>
+      </w:r>
+      <w:r>
+        <w:rPr>
+          <w:rFonts w:ascii="Arial" w:cs="Arial" w:eastAsia="Arial" w:hAnsi="Arial"/>
+          <w:b w:val="false"/>
+          <w:bCs w:val="false"/>
+          <w:i w:val="false"/>
+          <w:iCs w:val="false"/>
+          <w:color w:val="1d1d1f"/>
+          <w:sz w:val="20"/>
+          <w:szCs w:val="20"/>
+        </w:rPr>
       </w:r>
     </w:p>
     <w:p>
@@ -158,20 +157,19 @@
           <w:sz w:val="20"/>
           <w:szCs w:val="20"/>
         </w:rPr>
-        <w:t xml:space="preserve">▸ Frontend  </w:t>
-      </w:r>
-      <w:r>
-        <w:rPr>
-          <w:rFonts w:ascii="Arial" w:cs="Arial" w:eastAsia="Arial" w:hAnsi="Arial"/>
-          <w:b w:val="false"/>
-          <w:bCs w:val="false"/>
-          <w:i w:val="false"/>
-          <w:iCs w:val="false"/>
-          <w:color w:val="595959"/>
-          <w:sz w:val="20"/>
-          <w:szCs w:val="20"/>
-        </w:rPr>
-        <w:t xml:space="preserve">React, Vue.js, JavaScript, HTML/CSS, Bootstrap, Git</w:t>
+        <w:t>▸ Frontend  React, JavaScript, HTML/CSS, Bootstrap, Git</w:t>
+      </w:r>
+      <w:r>
+        <w:rPr>
+          <w:rFonts w:ascii="Arial" w:cs="Arial" w:eastAsia="Arial" w:hAnsi="Arial"/>
+          <w:b w:val="false"/>
+          <w:bCs w:val="false"/>
+          <w:i w:val="false"/>
+          <w:iCs w:val="false"/>
+          <w:color w:val="595959"/>
+          <w:sz w:val="20"/>
+          <w:szCs w:val="20"/>
+        </w:rPr>
       </w:r>
     </w:p>
     <w:p>
@@ -189,20 +187,19 @@
           <w:sz w:val="20"/>
           <w:szCs w:val="20"/>
         </w:rPr>
-        <w:t xml:space="preserve">▸ Backend / DB  </w:t>
-      </w:r>
-      <w:r>
-        <w:rPr>
-          <w:rFonts w:ascii="Arial" w:cs="Arial" w:eastAsia="Arial" w:hAnsi="Arial"/>
-          <w:b w:val="false"/>
-          <w:bCs w:val="false"/>
-          <w:i w:val="false"/>
-          <w:iCs w:val="false"/>
-          <w:color w:val="595959"/>
-          <w:sz w:val="20"/>
-          <w:szCs w:val="20"/>
-        </w:rPr>
-        <w:t xml:space="preserve">Python, FastAPI, MySQL / PostgreSQL / MongoDB, Linux Server (Apache / Nginx)</w:t>
+        <w:t>▸ Backend / DB  Python, FastAPI, MySQL</w:t>
+      </w:r>
+      <w:r>
+        <w:rPr>
+          <w:rFonts w:ascii="Arial" w:cs="Arial" w:eastAsia="Arial" w:hAnsi="Arial"/>
+          <w:b w:val="false"/>
+          <w:bCs w:val="false"/>
+          <w:i w:val="false"/>
+          <w:iCs w:val="false"/>
+          <w:color w:val="595959"/>
+          <w:sz w:val="20"/>
+          <w:szCs w:val="20"/>
+        </w:rPr>
       </w:r>
     </w:p>
     <w:p>
@@ -282,20 +279,19 @@
           <w:sz w:val="20"/>
           <w:szCs w:val="20"/>
         </w:rPr>
-        <w:t xml:space="preserve">▸ Data &amp; BI  </w:t>
-      </w:r>
-      <w:r>
-        <w:rPr>
-          <w:rFonts w:ascii="Arial" w:cs="Arial" w:eastAsia="Arial" w:hAnsi="Arial"/>
-          <w:b w:val="false"/>
-          <w:bCs w:val="false"/>
-          <w:i w:val="false"/>
-          <w:iCs w:val="false"/>
-          <w:color w:val="595959"/>
-          <w:sz w:val="20"/>
-          <w:szCs w:val="20"/>
-        </w:rPr>
-        <w:t xml:space="preserve">Tableau, Power BI, Oracle Analytics, Chart.js</w:t>
+        <w:t>▸ Data &amp; BI  Tableau, Power BI</w:t>
+      </w:r>
+      <w:r>
+        <w:rPr>
+          <w:rFonts w:ascii="Arial" w:cs="Arial" w:eastAsia="Arial" w:hAnsi="Arial"/>
+          <w:b w:val="false"/>
+          <w:bCs w:val="false"/>
+          <w:i w:val="false"/>
+          <w:iCs w:val="false"/>
+          <w:color w:val="595959"/>
+          <w:sz w:val="20"/>
+          <w:szCs w:val="20"/>
+        </w:rPr>
       </w:r>
     </w:p>
     <w:p>
@@ -313,20 +309,19 @@
           <w:sz w:val="20"/>
           <w:szCs w:val="20"/>
         </w:rPr>
-        <w:t xml:space="preserve">▸ Design &amp; Hardware  </w:t>
-      </w:r>
-      <w:r>
-        <w:rPr>
-          <w:rFonts w:ascii="Arial" w:cs="Arial" w:eastAsia="Arial" w:hAnsi="Arial"/>
-          <w:b w:val="false"/>
-          <w:bCs w:val="false"/>
-          <w:i w:val="false"/>
-          <w:iCs w:val="false"/>
-          <w:color w:val="595959"/>
-          <w:sz w:val="20"/>
-          <w:szCs w:val="20"/>
-        </w:rPr>
-        <w:t xml:space="preserve">Figma (high-fidelity prototype), Adobe CC (PS / AI / PR / AE), Cinema 4D, Blender, Raspberry Pi 5, 3D printing, PCB design</w:t>
+        <w:t>▸ Design &amp; Hardware  Figma (high-fidelity prototype), Adobe CC (PS / AI / PR / AE), Cinema 4D, Blender, Raspberry Pi 5</w:t>
+      </w:r>
+      <w:r>
+        <w:rPr>
+          <w:rFonts w:ascii="Arial" w:cs="Arial" w:eastAsia="Arial" w:hAnsi="Arial"/>
+          <w:b w:val="false"/>
+          <w:bCs w:val="false"/>
+          <w:i w:val="false"/>
+          <w:iCs w:val="false"/>
+          <w:color w:val="595959"/>
+          <w:sz w:val="20"/>
+          <w:szCs w:val="20"/>
+        </w:rPr>
       </w:r>
     </w:p>
     <w:p>
@@ -367,106 +362,92 @@
       </w:pPr>
       <w:r>
         <w:rPr>
-          <w:rFonts w:ascii="Arial" w:cs="Arial" w:eastAsia="Arial" w:hAnsi="Arial"/>
-          <w:b/>
-          <w:bCs/>
-          <w:i w:val="false"/>
-          <w:iCs w:val="false"/>
-          <w:color w:val="1d1d1f"/>
-          <w:sz w:val="22"/>
-          <w:szCs w:val="22"/>
+          <w:b/>
         </w:rPr>
         <w:t xml:space="preserve">Workplace Safety Vision AI Alert System  |  Full-Stack Integration</w:t>
       </w:r>
       <w:r>
-        <w:rPr>
-          <w:rFonts w:ascii="Arial" w:cs="Arial" w:eastAsia="Arial" w:hAnsi="Arial"/>
-          <w:b w:val="false"/>
-          <w:bCs w:val="false"/>
-          <w:i w:val="false"/>
-          <w:iCs w:val="false"/>
-          <w:color w:val="1d1d1f"/>
-          <w:sz w:val="22"/>
-          <w:szCs w:val="22"/>
-        </w:rPr>
-        <w:t xml:space="preserve">	</w:t>
-      </w:r>
-      <w:r>
-        <w:rPr>
-          <w:rFonts w:ascii="Arial" w:cs="Arial" w:eastAsia="Arial" w:hAnsi="Arial"/>
-          <w:b w:val="false"/>
-          <w:bCs w:val="false"/>
-          <w:i w:val="false"/>
-          <w:iCs w:val="false"/>
-          <w:color w:val="888888"/>
-          <w:sz w:val="20"/>
-          <w:szCs w:val="20"/>
-        </w:rPr>
-        <w:t xml:space="preserve">2026.03 – 2026.04</w:t>
-      </w:r>
-    </w:p>
-    <w:p>
-      <w:pPr>
-        <w:pStyle w:val="Normal"/>
-        <w:spacing w:after="80"/>
-      </w:pPr>
-      <w:r>
-        <w:rPr>
-          <w:rFonts w:ascii="Arial" w:cs="Arial" w:eastAsia="Arial" w:hAnsi="Arial"/>
-          <w:b w:val="false"/>
-          <w:bCs w:val="false"/>
-          <w:i w:val="false"/>
-          <w:iCs w:val="false"/>
-          <w:color w:val="595959"/>
-          <w:sz w:val="20"/>
-          <w:szCs w:val="20"/>
-        </w:rPr>
-        <w:t xml:space="preserve">scikit-learn × YOLOv8 × LangChain × FastAPI</w:t>
-      </w:r>
-    </w:p>
-    <w:p>
-      <w:pPr>
-        <w:pStyle w:val="ListParagraph"/>
-        <w:numPr>
-          <w:ilvl w:val="0"/>
-          <w:numId w:val="2"/>
-        </w:numPr>
-        <w:spacing w:after="60" w:before="0"/>
-      </w:pPr>
-      <w:r>
-        <w:rPr>
-          <w:rFonts w:ascii="Arial" w:cs="Arial" w:eastAsia="Arial" w:hAnsi="Arial"/>
-          <w:b w:val="false"/>
-          <w:bCs w:val="false"/>
-          <w:i w:val="false"/>
-          <w:iCs w:val="false"/>
-          <w:color w:val="595959"/>
-          <w:sz w:val="20"/>
-          <w:szCs w:val="20"/>
-        </w:rPr>
-        <w:t xml:space="preserve">Trained a YOLOv8 helmet detection model for construction site safety, integrating a full YOLO Inference → Event JSON → Rule Engine data pipeline.</w:t>
-      </w:r>
-    </w:p>
-    <w:p>
-      <w:pPr>
-        <w:pStyle w:val="ListParagraph"/>
-        <w:numPr>
-          <w:ilvl w:val="0"/>
-          <w:numId w:val="2"/>
-        </w:numPr>
-        <w:spacing w:after="60" w:before="0"/>
-      </w:pPr>
-      <w:r>
-        <w:rPr>
-          <w:rFonts w:ascii="Arial" w:cs="Arial" w:eastAsia="Arial" w:hAnsi="Arial"/>
-          <w:b w:val="false"/>
-          <w:bCs w:val="false"/>
-          <w:i w:val="false"/>
-          <w:iCs w:val="false"/>
-          <w:color w:val="595959"/>
-          <w:sz w:val="20"/>
-          <w:szCs w:val="20"/>
-        </w:rPr>
+        <w:tab/>
+      </w:r>
+      <w:r>
+        <w:t xml:space="preserve">2026.03 - 2026.04</w:t>
+      </w:r>
+    </w:p>
+    <w:p>
+      <w:pPr>
+        <w:pStyle w:val="ListParagraph"/>
+        <w:numPr>
+          <w:ilvl w:val="0"/>
+          <w:numId w:val="2"/>
+        </w:numPr>
+        <w:spacing w:after="60" w:before="0"/>
+      </w:pPr>
+      <w:r>
+        <w:t xml:space="preserve">Goal: Construction site helmet compliance relied on manual inspections, making incidents hard to prevent - needed an automated detection, tiered alerting system with supervisor intervention.</w:t>
+      </w:r>
+    </w:p>
+    <w:p>
+      <w:pPr>
+        <w:pStyle w:val="ListParagraph"/>
+        <w:numPr>
+          <w:ilvl w:val="0"/>
+          <w:numId w:val="2"/>
+        </w:numPr>
+        <w:spacing w:after="60" w:before="0"/>
+      </w:pPr>
+      <w:r>
+        <w:t xml:space="preserve">Result: End-to-end automation from image input to LLM daily reports; KMeans auto-calibrates confidence thresholds replacing manual tuning; LangGraph implements high/low risk routing, 3-attempt retry loop, and Human-in-the-Loop supervisor review - significantly reducing manual inspection cost, ensuring alert reliability, and enabling supervisors to intervene in high-risk events in real time.</w:t>
+      </w:r>
+    </w:p>
+    <w:p>
+      <w:pPr>
+        <w:pStyle w:val="ListParagraph"/>
+        <w:numPr>
+          <w:ilvl w:val="0"/>
+          <w:numId w:val="2"/>
+        </w:numPr>
+        <w:spacing w:after="60" w:before="0"/>
+      </w:pPr>
+      <w:r>
+        <w:t xml:space="preserve">Stack: YOLOv8, scikit-learn (KMeans), LangGraph, LangChain, FastAPI, Gemini / OpenAI API, Python</w:t>
+      </w:r>
+    </w:p>
+    <w:p>
+      <w:pPr>
+        <w:pStyle w:val="ListParagraph"/>
+        <w:numPr>
+          <w:ilvl w:val="0"/>
+          <w:numId w:val="2"/>
+        </w:numPr>
+        <w:spacing w:after="60" w:before="0"/>
+      </w:pPr>
+      <w:r>
+        <w:t xml:space="preserve">Responsibilities:</w:t>
+      </w:r>
+    </w:p>
+    <w:p>
+      <w:pPr>
+        <w:pStyle w:val="ListParagraph"/>
+        <w:numPr>
+          <w:ilvl w:val="0"/>
+          <w:numId w:val="2"/>
+        </w:numPr>
+        <w:spacing w:after="60" w:before="0"/>
+      </w:pPr>
+      <w:r>
+        <w:t xml:space="preserve">Trained a YOLOv8 helmet detection model for construction site safety, integrating a full YOLO Inference -&gt; Event JSON -&gt; Rule Engine data pipeline.</w:t>
+      </w:r>
+    </w:p>
+    <w:p>
+      <w:pPr>
+        <w:pStyle w:val="ListParagraph"/>
+        <w:numPr>
+          <w:ilvl w:val="0"/>
+          <w:numId w:val="2"/>
+        </w:numPr>
+        <w:spacing w:after="60" w:before="0"/>
+      </w:pPr>
+      <w:r>
         <w:t xml:space="preserve">Applied sklearn KMeans unsupervised clustering to auto-calibrate confidence thresholds (replacing manual tuning), outputting recommended rules.yaml for the rule engine.</w:t>
       </w:r>
     </w:p>
@@ -480,16 +461,6 @@
         <w:spacing w:after="60" w:before="0"/>
       </w:pPr>
       <w:r>
-        <w:rPr>
-          <w:rFonts w:ascii="Arial" w:cs="Arial" w:eastAsia="Arial" w:hAnsi="Arial"/>
-          <w:b w:val="false"/>
-          <w:bCs w:val="false"/>
-          <w:i w:val="false"/>
-          <w:iCs w:val="false"/>
-          <w:color w:val="595959"/>
-          <w:sz w:val="20"/>
-          <w:szCs w:val="20"/>
-        </w:rPr>
         <w:t xml:space="preserve">Used pandas for alert event statistical analysis (dedup / cumulative counts), with Gemini / OpenAI generating human-readable alert descriptions and daily reports.</w:t>
       </w:r>
     </w:p>
@@ -503,16 +474,6 @@
         <w:spacing w:after="60" w:before="0"/>
       </w:pPr>
       <w:r>
-        <w:rPr>
-          <w:rFonts w:ascii="Arial" w:cs="Arial" w:eastAsia="Arial" w:hAnsi="Arial"/>
-          <w:b w:val="false"/>
-          <w:bCs w:val="false"/>
-          <w:i w:val="false"/>
-          <w:iCs w:val="false"/>
-          <w:color w:val="595959"/>
-          <w:sz w:val="20"/>
-          <w:szCs w:val="20"/>
-        </w:rPr>
         <w:t xml:space="preserve">Built a FastAPI REST API Server (POST /detect, GET /events, GET /recalibrate) integrating batch image detection and auto-threshold calibration.</w:t>
       </w:r>
     </w:p>
@@ -526,237 +487,19 @@
         <w:spacing w:after="60" w:before="0"/>
       </w:pPr>
       <w:r>
-        <w:rPr>
-          <w:rFonts w:ascii="Arial" w:cs="Arial" w:eastAsia="Arial" w:hAnsi="Arial"/>
-          <w:b w:val="false"/>
-          <w:bCs w:val="false"/>
-          <w:i w:val="false"/>
-          <w:iCs w:val="false"/>
-          <w:color w:val="595959"/>
-          <w:sz w:val="20"/>
-          <w:szCs w:val="20"/>
-        </w:rPr>
         <w:t xml:space="preserve">Implemented event-processing workflow via LangGraph StateGraph: high/low-risk branching, 3-attempt retry loop, and Human-in-the-Loop supervisor review.</w:t>
       </w:r>
     </w:p>
     <w:p>
-      <w:r>
-        <w:rPr>
-          <w:rFonts w:ascii="Arial" w:cs="Arial" w:eastAsia="Arial" w:hAnsi="Arial"/>
-          <w:b w:val="false"/>
-          <w:bCs w:val="false"/>
-          <w:i w:val="false"/>
-          <w:iCs w:val="false"/>
-          <w:color w:val="1d1d1f"/>
-          <w:sz w:val="80"/>
-          <w:szCs w:val="80"/>
-        </w:rPr>
-        <w:t xml:space="preserve"/>
-      </w:r>
-    </w:p>
-    <w:p>
-      <w:pPr>
-        <w:tabs>
-          <w:tab w:val="right" w:pos="9746"/>
-        </w:tabs>
-        <w:spacing w:after="80" w:before="160"/>
-      </w:pPr>
-      <w:r>
-        <w:rPr>
-          <w:rFonts w:ascii="Arial" w:cs="Arial" w:eastAsia="Arial" w:hAnsi="Arial"/>
-          <w:b/>
-          <w:bCs/>
-          <w:i w:val="false"/>
-          <w:iCs w:val="false"/>
-          <w:color w:val="1d1d1f"/>
-          <w:sz w:val="22"/>
-          <w:szCs w:val="22"/>
-        </w:rPr>
-        <w:t xml:space="preserve">Taiwan Engineer Job Market Competitiveness Analysis System  |  SA / SD × ETL × BI</w:t>
-      </w:r>
-      <w:r>
-        <w:rPr>
-          <w:rFonts w:ascii="Arial" w:cs="Arial" w:eastAsia="Arial" w:hAnsi="Arial"/>
-          <w:b w:val="false"/>
-          <w:bCs w:val="false"/>
-          <w:i w:val="false"/>
-          <w:iCs w:val="false"/>
-          <w:color w:val="1d1d1f"/>
-          <w:sz w:val="22"/>
-          <w:szCs w:val="22"/>
-        </w:rPr>
-        <w:t xml:space="preserve">	</w:t>
-      </w:r>
-      <w:r>
-        <w:rPr>
-          <w:rFonts w:ascii="Arial" w:cs="Arial" w:eastAsia="Arial" w:hAnsi="Arial"/>
-          <w:b w:val="false"/>
-          <w:bCs w:val="false"/>
-          <w:i w:val="false"/>
-          <w:iCs w:val="false"/>
-          <w:color w:val="888888"/>
-          <w:sz w:val="20"/>
-          <w:szCs w:val="20"/>
-        </w:rPr>
-        <w:t xml:space="preserve">2026.03 – 2026.04</w:t>
-      </w:r>
-    </w:p>
-    <w:p>
-      <w:pPr>
-        <w:pStyle w:val="ListParagraph"/>
-        <w:numPr>
-          <w:ilvl w:val="0"/>
-          <w:numId w:val="2"/>
-        </w:numPr>
-        <w:spacing w:after="60" w:before="0"/>
-      </w:pPr>
-      <w:r>
-        <w:rPr>
-          <w:rFonts w:ascii="Arial" w:cs="Arial" w:eastAsia="Arial" w:hAnsi="Arial"/>
-          <w:b w:val="false"/>
-          <w:bCs w:val="false"/>
-          <w:i w:val="false"/>
-          <w:iCs w:val="false"/>
-          <w:color w:val="595959"/>
-          <w:sz w:val="20"/>
-          <w:szCs w:val="20"/>
-        </w:rPr>
-        <w:t xml:space="preserve">Led SA/SD planning: designed 3 MySQL tables (jobs / skills / job_skills_mapping) and ERD, defined 12-column scraping specs, published DevOps SOP for all team members.</w:t>
-      </w:r>
-    </w:p>
-    <w:p>
-      <w:pPr>
-        <w:pStyle w:val="ListParagraph"/>
-        <w:numPr>
-          <w:ilvl w:val="0"/>
-          <w:numId w:val="2"/>
-        </w:numPr>
-        <w:spacing w:after="60" w:before="0"/>
-      </w:pPr>
-      <w:r>
-        <w:rPr>
-          <w:rFonts w:ascii="Arial" w:cs="Arial" w:eastAsia="Arial" w:hAnsi="Arial"/>
-          <w:b w:val="false"/>
-          <w:bCs w:val="false"/>
-          <w:i w:val="false"/>
-          <w:iCs w:val="false"/>
-          <w:color w:val="595959"/>
-          <w:sz w:val="20"/>
-          <w:szCs w:val="20"/>
-        </w:rPr>
-        <w:t xml:space="preserve">Led ETL data cleaning (CSV merge &amp; dedup → MySQL import), integrating 6 platforms (104, 1111, Yes123, CakeResume, etc.) with </w:t>
-      </w:r>
-      <w:r>
-        <w:rPr>
-          <w:rFonts w:ascii="Arial" w:cs="Arial" w:eastAsia="Arial" w:hAnsi="Arial"/>
-          <w:b/>
-          <w:bCs/>
-          <w:i w:val="false"/>
-          <w:iCs w:val="false"/>
-          <w:color w:val="1d1d1f"/>
-          <w:sz w:val="20"/>
-          <w:szCs w:val="20"/>
-        </w:rPr>
-        <w:t xml:space="preserve">12,297 engineer job listings</w:t>
-      </w:r>
-      <w:r>
-        <w:rPr>
-          <w:rFonts w:ascii="Arial" w:cs="Arial" w:eastAsia="Arial" w:hAnsi="Arial"/>
-          <w:b w:val="false"/>
-          <w:bCs w:val="false"/>
-          <w:i w:val="false"/>
-          <w:iCs w:val="false"/>
-          <w:color w:val="595959"/>
-          <w:sz w:val="20"/>
-          <w:szCs w:val="20"/>
-        </w:rPr>
-        <w:t xml:space="preserve">; simultaneously set up GCP cloud backup database.</w:t>
-      </w:r>
-    </w:p>
-    <w:p>
-      <w:pPr>
-        <w:pStyle w:val="ListParagraph"/>
-        <w:numPr>
-          <w:ilvl w:val="0"/>
-          <w:numId w:val="2"/>
-        </w:numPr>
-        <w:spacing w:after="60" w:before="0"/>
-      </w:pPr>
-      <w:r>
-        <w:rPr>
-          <w:rFonts w:ascii="Arial" w:cs="Arial" w:eastAsia="Arial" w:hAnsi="Arial"/>
-          <w:b w:val="false"/>
-          <w:bCs w:val="false"/>
-          <w:i w:val="false"/>
-          <w:iCs w:val="false"/>
-          <w:color w:val="595959"/>
-          <w:sz w:val="20"/>
-          <w:szCs w:val="20"/>
-        </w:rPr>
-        <w:t xml:space="preserve">Led Tableau narrative architecture planning, built Dashboard framework with direct MySQL connection, producing 7 Story Points visualization pages (salary distribution, skill quadrants, market trends, etc.).</w:t>
-      </w:r>
-    </w:p>
-    <w:p>
-      <w:pPr>
-        <w:pStyle w:val="ListParagraph"/>
-        <w:numPr>
-          <w:ilvl w:val="0"/>
-          <w:numId w:val="2"/>
-        </w:numPr>
-        <w:spacing w:after="60" w:before="0"/>
-      </w:pPr>
-      <w:r>
-        <w:rPr>
-          <w:rFonts w:ascii="Arial" w:cs="Arial" w:eastAsia="Arial" w:hAnsi="Arial"/>
-          <w:b w:val="false"/>
-          <w:bCs w:val="false"/>
-          <w:i w:val="false"/>
-          <w:iCs w:val="false"/>
-          <w:color w:val="595959"/>
-          <w:sz w:val="20"/>
-          <w:szCs w:val="20"/>
-        </w:rPr>
-        <w:t xml:space="preserve">Supported frontend UI development; </w:t>
-      </w:r>
-      <w:r>
-        <w:rPr>
-          <w:rFonts w:ascii="Arial" w:cs="Arial" w:eastAsia="Arial" w:hAnsi="Arial"/>
-          <w:b/>
-          <w:bCs/>
-          <w:i w:val="false"/>
-          <w:iCs w:val="false"/>
-          <w:color w:val="1d1d1f"/>
-          <w:sz w:val="20"/>
-          <w:szCs w:val="20"/>
-        </w:rPr>
-        <w:t xml:space="preserve">delivering a real-time engineer job market intelligence platform for job seekers and employers</w:t>
-      </w:r>
-      <w:r>
-        <w:rPr>
-          <w:rFonts w:ascii="Arial" w:cs="Arial" w:eastAsia="Arial" w:hAnsi="Arial"/>
-          <w:b w:val="false"/>
-          <w:bCs w:val="false"/>
-          <w:i w:val="false"/>
-          <w:iCs w:val="false"/>
-          <w:color w:val="595959"/>
-          <w:sz w:val="20"/>
-          <w:szCs w:val="20"/>
-        </w:rPr>
-        <w:t xml:space="preserve">.</w:t>
-      </w:r>
-    </w:p>
-    <w:p>
-      <w:r>
-        <w:rPr>
-          <w:rFonts w:ascii="Arial" w:cs="Arial" w:eastAsia="Arial" w:hAnsi="Arial"/>
-          <w:b w:val="false"/>
-          <w:bCs w:val="false"/>
-          <w:i w:val="false"/>
-          <w:iCs w:val="false"/>
-          <w:color w:val="1d1d1f"/>
-          <w:sz w:val="80"/>
-          <w:szCs w:val="80"/>
-        </w:rPr>
+      <w:pPr>
+        <w:pStyle w:val="ListParagraph"/>
+        <w:numPr>
+          <w:ilvl w:val="0"/>
+          <w:numId w:val="2"/>
+        </w:numPr>
+        <w:spacing w:after="60" w:before="0"/>
+      </w:pPr>
+      <w:r>
         <w:t xml:space="preserve"/>
       </w:r>
     </w:p>
@@ -769,120 +512,131 @@
       </w:pPr>
       <w:r>
         <w:rPr>
-          <w:rFonts w:ascii="Arial" w:cs="Arial" w:eastAsia="Arial" w:hAnsi="Arial"/>
-          <w:b/>
-          <w:bCs/>
-          <w:i w:val="false"/>
-          <w:iCs w:val="false"/>
-          <w:color w:val="1d1d1f"/>
-          <w:sz w:val="22"/>
-          <w:szCs w:val="22"/>
-        </w:rPr>
-        <w:t xml:space="preserve">B2B Enterprise Data Dashboard  |  Independent Frontend Development</w:t>
-      </w:r>
-      <w:r>
-        <w:rPr>
-          <w:rFonts w:ascii="Arial" w:cs="Arial" w:eastAsia="Arial" w:hAnsi="Arial"/>
-          <w:b w:val="false"/>
-          <w:bCs w:val="false"/>
-          <w:i w:val="false"/>
-          <w:iCs w:val="false"/>
-          <w:color w:val="1d1d1f"/>
-          <w:sz w:val="22"/>
-          <w:szCs w:val="22"/>
-        </w:rPr>
-        <w:t xml:space="preserve">	</w:t>
-      </w:r>
-      <w:r>
-        <w:rPr>
-          <w:rFonts w:ascii="Arial" w:cs="Arial" w:eastAsia="Arial" w:hAnsi="Arial"/>
-          <w:b w:val="false"/>
-          <w:bCs w:val="false"/>
-          <w:i w:val="false"/>
-          <w:iCs w:val="false"/>
-          <w:color w:val="888888"/>
-          <w:sz w:val="20"/>
-          <w:szCs w:val="20"/>
-        </w:rPr>
-        <w:t xml:space="preserve">2026.03</w:t>
-      </w:r>
-    </w:p>
-    <w:p>
-      <w:pPr>
-        <w:spacing w:after="80"/>
-      </w:pPr>
-      <w:r>
-        <w:rPr>
-          <w:rFonts w:ascii="Arial" w:cs="Arial" w:eastAsia="Arial" w:hAnsi="Arial"/>
-          <w:b w:val="false"/>
-          <w:bCs w:val="false"/>
-          <w:i w:val="false"/>
-          <w:iCs w:val="false"/>
-          <w:color w:val="595959"/>
-          <w:sz w:val="20"/>
-          <w:szCs w:val="20"/>
-        </w:rPr>
-        <w:t xml:space="preserve">React × Bootstrap</w:t>
-      </w:r>
-    </w:p>
-    <w:p>
-      <w:pPr>
-        <w:pStyle w:val="ListParagraph"/>
-        <w:numPr>
-          <w:ilvl w:val="0"/>
-          <w:numId w:val="2"/>
-        </w:numPr>
-        <w:spacing w:after="60" w:before="0"/>
-      </w:pPr>
-      <w:r>
-        <w:rPr>
-          <w:rFonts w:ascii="Arial" w:cs="Arial" w:eastAsia="Arial" w:hAnsi="Arial"/>
-          <w:b w:val="false"/>
-          <w:bCs w:val="false"/>
-          <w:i w:val="false"/>
-          <w:iCs w:val="false"/>
-          <w:color w:val="595959"/>
-          <w:sz w:val="20"/>
-          <w:szCs w:val="20"/>
-        </w:rPr>
-        <w:t xml:space="preserve">Independently built a SaaS enterprise client data dashboard with 8+ reusable components (chart cards, filters, KPI cards) and full RWD support.</w:t>
-      </w:r>
-    </w:p>
-    <w:p>
-      <w:pPr>
-        <w:pStyle w:val="ListParagraph"/>
-        <w:numPr>
-          <w:ilvl w:val="0"/>
-          <w:numId w:val="2"/>
-        </w:numPr>
-        <w:spacing w:after="60" w:before="0"/>
-      </w:pPr>
-      <w:r>
-        <w:rPr>
-          <w:rFonts w:ascii="Arial" w:cs="Arial" w:eastAsia="Arial" w:hAnsi="Arial"/>
-          <w:b w:val="false"/>
-          <w:bCs w:val="false"/>
-          <w:i w:val="false"/>
-          <w:iCs w:val="false"/>
-          <w:color w:val="595959"/>
-          <w:sz w:val="20"/>
-          <w:szCs w:val="20"/>
-        </w:rPr>
-        <w:t xml:space="preserve">Modular architecture design greatly reduced future iteration costs and improved enterprise user data readability and decision-making efficiency post-launch.</w:t>
-      </w:r>
-    </w:p>
-    <w:p>
-      <w:r>
-        <w:rPr>
-          <w:rFonts w:ascii="Arial" w:cs="Arial" w:eastAsia="Arial" w:hAnsi="Arial"/>
-          <w:b w:val="false"/>
-          <w:bCs w:val="false"/>
-          <w:i w:val="false"/>
-          <w:iCs w:val="false"/>
-          <w:color w:val="1d1d1f"/>
-          <w:sz w:val="80"/>
-          <w:szCs w:val="80"/>
-        </w:rPr>
+          <w:b/>
+        </w:rPr>
+        <w:t xml:space="preserve">Taiwan Engineer Job Market Competitiveness Analysis System  |  SA / SD x ETL x BI</w:t>
+      </w:r>
+      <w:r>
+        <w:tab/>
+      </w:r>
+      <w:r>
+        <w:t xml:space="preserve">2026.03 - 2026.04</w:t>
+      </w:r>
+    </w:p>
+    <w:p>
+      <w:pPr>
+        <w:pStyle w:val="ListParagraph"/>
+        <w:numPr>
+          <w:ilvl w:val="0"/>
+          <w:numId w:val="2"/>
+        </w:numPr>
+        <w:spacing w:after="60" w:before="0"/>
+      </w:pPr>
+      <w:r>
+        <w:t xml:space="preserve">Goal: Engineer job data was scattered across 6 platforms with inconsistent formats, leaving new graduates unclear about their market positioning.</w:t>
+      </w:r>
+    </w:p>
+    <w:p>
+      <w:pPr>
+        <w:pStyle w:val="ListParagraph"/>
+        <w:numPr>
+          <w:ilvl w:val="0"/>
+          <w:numId w:val="2"/>
+        </w:numPr>
+        <w:spacing w:after="60" w:before="0"/>
+      </w:pPr>
+      <w:r>
+        <w:t xml:space="preserve">Result: Integrated 12,297 job listings from 6 platforms, delivering a real-time engineer job market competitiveness platform for job seekers and employers.</w:t>
+      </w:r>
+    </w:p>
+    <w:p>
+      <w:pPr>
+        <w:pStyle w:val="ListParagraph"/>
+        <w:numPr>
+          <w:ilvl w:val="0"/>
+          <w:numId w:val="2"/>
+        </w:numPr>
+        <w:spacing w:after="60" w:before="0"/>
+      </w:pPr>
+      <w:r>
+        <w:t xml:space="preserve">Stack: MySQL, ERD Design, ETL, GCP, Tableau, FastAPI, Python</w:t>
+      </w:r>
+    </w:p>
+    <w:p>
+      <w:pPr>
+        <w:pStyle w:val="ListParagraph"/>
+        <w:numPr>
+          <w:ilvl w:val="0"/>
+          <w:numId w:val="2"/>
+        </w:numPr>
+        <w:spacing w:after="60" w:before="0"/>
+      </w:pPr>
+      <w:r>
+        <w:t xml:space="preserve">Responsibilities:</w:t>
+      </w:r>
+    </w:p>
+    <w:p>
+      <w:pPr>
+        <w:pStyle w:val="ListParagraph"/>
+        <w:numPr>
+          <w:ilvl w:val="0"/>
+          <w:numId w:val="2"/>
+        </w:numPr>
+        <w:spacing w:after="60" w:before="0"/>
+      </w:pPr>
+      <w:r>
+        <w:t xml:space="preserve">Led SA/SD planning: designed 3 MySQL tables (jobs / skills / job_skills_mapping) and ERD, defined 12-column scraping specs, published DevOps SOP for all team members.</w:t>
+      </w:r>
+    </w:p>
+    <w:p>
+      <w:pPr>
+        <w:pStyle w:val="ListParagraph"/>
+        <w:numPr>
+          <w:ilvl w:val="0"/>
+          <w:numId w:val="2"/>
+        </w:numPr>
+        <w:spacing w:after="60" w:before="0"/>
+      </w:pPr>
+      <w:r>
+        <w:t xml:space="preserve">Led ETL data cleaning (CSV merge &amp; dedup -&gt; MySQL import), integrating 6 platforms (104, 1111, Yes123, CakeResume, etc.) with 12,297 engineer job listings; simultaneously set up GCP cloud backup database.</w:t>
+      </w:r>
+    </w:p>
+    <w:p>
+      <w:pPr>
+        <w:pStyle w:val="ListParagraph"/>
+        <w:numPr>
+          <w:ilvl w:val="0"/>
+          <w:numId w:val="2"/>
+        </w:numPr>
+        <w:spacing w:after="60" w:before="0"/>
+      </w:pPr>
+      <w:r>
+        <w:t xml:space="preserve">Led Tableau narrative architecture planning, built Dashboard framework with direct MySQL connection, producing 7 Story Points visualization pages (salary distribution, skill quadrants, market trends, etc.).</w:t>
+      </w:r>
+    </w:p>
+    <w:p>
+      <w:pPr>
+        <w:pStyle w:val="ListParagraph"/>
+        <w:numPr>
+          <w:ilvl w:val="0"/>
+          <w:numId w:val="2"/>
+        </w:numPr>
+        <w:spacing w:after="60" w:before="0"/>
+      </w:pPr>
+      <w:r>
+        <w:t xml:space="preserve">Supported frontend UI development and visual presentation.</w:t>
+      </w:r>
+    </w:p>
+    <w:p>
+      <w:pPr>
+        <w:pStyle w:val="ListParagraph"/>
+        <w:numPr>
+          <w:ilvl w:val="0"/>
+          <w:numId w:val="2"/>
+        </w:numPr>
+        <w:spacing w:after="60" w:before="0"/>
+      </w:pPr>
+      <w:r>
         <w:t xml:space="preserve"/>
       </w:r>
     </w:p>
@@ -891,45 +645,18 @@
         <w:tabs>
           <w:tab w:val="right" w:pos="9746"/>
         </w:tabs>
-        <w:spacing w:after="80" w:before="160"/>
-      </w:pPr>
-      <w:r>
-        <w:rPr>
-          <w:rFonts w:ascii="Arial" w:cs="Arial" w:eastAsia="Arial" w:hAnsi="Arial"/>
-          <w:b/>
-          <w:bCs/>
-          <w:i w:val="false"/>
-          <w:iCs w:val="false"/>
-          <w:color w:val="1d1d1f"/>
-          <w:sz w:val="22"/>
-          <w:szCs w:val="22"/>
-        </w:rPr>
-        <w:t xml:space="preserve">HealthTree Digital Healthcare Dashboard  |  Business Planning &amp; UI/UX Design</w:t>
-      </w:r>
-      <w:r>
-        <w:rPr>
-          <w:rFonts w:ascii="Arial" w:cs="Arial" w:eastAsia="Arial" w:hAnsi="Arial"/>
-          <w:b w:val="false"/>
-          <w:bCs w:val="false"/>
-          <w:i w:val="false"/>
-          <w:iCs w:val="false"/>
-          <w:color w:val="1d1d1f"/>
-          <w:sz w:val="22"/>
-          <w:szCs w:val="22"/>
-        </w:rPr>
-        <w:t xml:space="preserve">	</w:t>
-      </w:r>
-      <w:r>
-        <w:rPr>
-          <w:rFonts w:ascii="Arial" w:cs="Arial" w:eastAsia="Arial" w:hAnsi="Arial"/>
-          <w:b w:val="false"/>
-          <w:bCs w:val="false"/>
-          <w:i w:val="false"/>
-          <w:iCs w:val="false"/>
-          <w:color w:val="888888"/>
-          <w:sz w:val="20"/>
-          <w:szCs w:val="20"/>
-        </w:rPr>
+        <w:spacing w:after="40" w:before="160"/>
+      </w:pPr>
+      <w:r>
+        <w:rPr>
+          <w:b/>
+        </w:rPr>
+        <w:t xml:space="preserve">B2B Enterprise Data Dashboard  |  Independent Frontend Development</w:t>
+      </w:r>
+      <w:r>
+        <w:tab/>
+      </w:r>
+      <w:r>
         <w:t xml:space="preserve">2026.03</w:t>
       </w:r>
     </w:p>
@@ -943,105 +670,295 @@
         <w:spacing w:after="60" w:before="0"/>
       </w:pPr>
       <w:r>
-        <w:rPr>
-          <w:rFonts w:ascii="Arial" w:cs="Arial" w:eastAsia="Arial" w:hAnsi="Arial"/>
-          <w:b w:val="false"/>
-          <w:bCs w:val="false"/>
-          <w:i w:val="false"/>
-          <w:iCs w:val="false"/>
-          <w:color w:val="595959"/>
-          <w:sz w:val="20"/>
-          <w:szCs w:val="20"/>
-        </w:rPr>
-        <w:t xml:space="preserve">Developed a Business Model Canvas (BMC) and market pain point analysis targeting the digital pharmacy market.</w:t>
-      </w:r>
-    </w:p>
-    <w:p>
-      <w:pPr>
-        <w:pStyle w:val="ListParagraph"/>
-        <w:numPr>
-          <w:ilvl w:val="0"/>
-          <w:numId w:val="2"/>
-        </w:numPr>
-        <w:spacing w:after="60" w:before="0"/>
-      </w:pPr>
-      <w:r>
-        <w:rPr>
-          <w:rFonts w:ascii="Arial" w:cs="Arial" w:eastAsia="Arial" w:hAnsi="Arial"/>
-          <w:b w:val="false"/>
-          <w:bCs w:val="false"/>
-          <w:i w:val="false"/>
-          <w:iCs w:val="false"/>
-          <w:color w:val="595959"/>
-          <w:sz w:val="20"/>
-          <w:szCs w:val="20"/>
-        </w:rPr>
-        <w:t xml:space="preserve">Led Figma interface design, produced a high-fidelity prototype, and delivered a pitch presentation — translating the digital health concept into a viable product proposal.</w:t>
-      </w:r>
-    </w:p>
-    <w:p>
-      <w:pPr>
-        <w:pBdr>
-          <w:bottom w:val="single" w:color="dddddd" w:sz="4" w:space="1"/>
-        </w:pBdr>
-        <w:spacing w:after="80" w:before="80"/>
-      </w:pPr>
+        <w:t xml:space="preserve">Goal: SaaS enterprise clients needed real-time business data across devices, but existing interfaces were hard to read and slowed decision-making.</w:t>
+      </w:r>
+    </w:p>
+    <w:p>
+      <w:pPr>
+        <w:pStyle w:val="ListParagraph"/>
+        <w:numPr>
+          <w:ilvl w:val="0"/>
+          <w:numId w:val="2"/>
+        </w:numPr>
+        <w:spacing w:after="60" w:before="0"/>
+      </w:pPr>
+      <w:r>
+        <w:t xml:space="preserve">Result: Built 8+ reusable components (chart cards, filters, KPI cards), enabling enterprise users to quickly grasp key metrics and make data-driven business decisions post-launch.</w:t>
+      </w:r>
+    </w:p>
+    <w:p>
+      <w:pPr>
+        <w:pStyle w:val="ListParagraph"/>
+        <w:numPr>
+          <w:ilvl w:val="0"/>
+          <w:numId w:val="2"/>
+        </w:numPr>
+        <w:spacing w:after="60" w:before="0"/>
+      </w:pPr>
+      <w:r>
+        <w:t xml:space="preserve">Stack: React, Bootstrap, JavaScript ES6+, Chart.js, RWD</w:t>
+      </w:r>
+    </w:p>
+    <w:p>
+      <w:pPr>
+        <w:pStyle w:val="ListParagraph"/>
+        <w:numPr>
+          <w:ilvl w:val="0"/>
+          <w:numId w:val="2"/>
+        </w:numPr>
+        <w:spacing w:after="60" w:before="0"/>
+      </w:pPr>
+      <w:r>
+        <w:t xml:space="preserve">Responsibilities:</w:t>
+      </w:r>
+    </w:p>
+    <w:p>
+      <w:pPr>
+        <w:pStyle w:val="ListParagraph"/>
+        <w:numPr>
+          <w:ilvl w:val="0"/>
+          <w:numId w:val="2"/>
+        </w:numPr>
+        <w:spacing w:after="60" w:before="0"/>
+      </w:pPr>
+      <w:r>
+        <w:t xml:space="preserve">Independently built a SaaS enterprise client data dashboard with 8+ reusable components, implementing full RWD cross-device support.</w:t>
+      </w:r>
+    </w:p>
+    <w:p>
+      <w:pPr>
+        <w:pStyle w:val="ListParagraph"/>
+        <w:numPr>
+          <w:ilvl w:val="0"/>
+          <w:numId w:val="2"/>
+        </w:numPr>
+        <w:spacing w:after="60" w:before="0"/>
+      </w:pPr>
+      <w:r>
+        <w:t xml:space="preserve">Modular architecture design optimized code maintainability and significantly improved enterprise user data readability and decision-making efficiency post-launch.</w:t>
+      </w:r>
+    </w:p>
+    <w:p>
+      <w:pPr>
+        <w:pStyle w:val="ListParagraph"/>
+        <w:numPr>
+          <w:ilvl w:val="0"/>
+          <w:numId w:val="2"/>
+        </w:numPr>
+        <w:spacing w:after="60" w:before="0"/>
+      </w:pPr>
+      <w:r>
+        <w:t xml:space="preserve"/>
+      </w:r>
     </w:p>
     <w:p>
       <w:pPr>
         <w:tabs>
           <w:tab w:val="right" w:pos="9746"/>
         </w:tabs>
-        <w:spacing w:after="80" w:before="160"/>
-      </w:pPr>
-      <w:r>
-        <w:rPr>
-          <w:b/>
-          <w:color w:val="1D1D1F"/>
-          <w:sz w:val="22"/>
-        </w:rPr>
-        <w:t>BMO Interactive Hardware Device  |  Maker Hardware-Software Integration</w:t>
-      </w:r>
-      <w:r>
-        <w:rPr>
-          <w:b w:val="0"/>
-          <w:sz w:val="22"/>
-        </w:rPr>
+        <w:spacing w:after="40" w:before="160"/>
+      </w:pPr>
+      <w:r>
+        <w:rPr>
+          <w:b/>
+        </w:rPr>
+        <w:t xml:space="preserve">HealthTree Digital Healthcare Dashboard  |  Business Planning &amp; UI/UX Design</w:t>
+      </w:r>
+      <w:r>
         <w:tab/>
       </w:r>
       <w:r>
-        <w:rPr>
-          <w:b w:val="0"/>
-          <w:color w:val="888888"/>
-          <w:sz w:val="20"/>
-        </w:rPr>
-        <w:t>2026.03</w:t>
-      </w:r>
-    </w:p>
-    <w:p>
-      <w:pPr>
-        <w:pStyle w:val="ListParagraph"/>
-        <w:numPr>
-          <w:ilvl w:val="0"/>
-          <w:numId w:val="2"/>
-        </w:numPr>
-        <w:spacing w:after="60" w:before="0"/>
-      </w:pPr>
-      <w:r>
-        <w:rPr>
-          <w:color w:val="595959"/>
-          <w:sz w:val="20"/>
-        </w:rPr>
-        <w:t>Independently built a BMO interactive device based on Raspberry Pi 5, managing the full pipeline from 3D-printed enclosure design, Pantone color selection, to custom PCB ordering via JLCPCB.</w:t>
-      </w:r>
-    </w:p>
-    <w:p>
-      <w:pPr>
-        <w:pBdr>
-          <w:bottom w:val="single" w:color="dddddd" w:sz="4" w:space="1"/>
-        </w:pBdr>
-        <w:spacing w:after="80" w:before="80"/>
-      </w:pPr>
+        <w:t xml:space="preserve">2026.03</w:t>
+      </w:r>
+    </w:p>
+    <w:p>
+      <w:pPr>
+        <w:pStyle w:val="ListParagraph"/>
+        <w:numPr>
+          <w:ilvl w:val="0"/>
+          <w:numId w:val="2"/>
+        </w:numPr>
+        <w:spacing w:after="60" w:before="0"/>
+      </w:pPr>
+      <w:r>
+        <w:t xml:space="preserve">Goal: Digital pharmacies lacked integrated tools for patient data and medication reminders - needed a viable product concept and design proposal.</w:t>
+      </w:r>
+    </w:p>
+    <w:p>
+      <w:pPr>
+        <w:pStyle w:val="ListParagraph"/>
+        <w:numPr>
+          <w:ilvl w:val="0"/>
+          <w:numId w:val="2"/>
+        </w:numPr>
+        <w:spacing w:after="60" w:before="0"/>
+      </w:pPr>
+      <w:r>
+        <w:t xml:space="preserve">Result: Delivered BMC business model planning, market pain point analysis, Figma high-fidelity interactive prototype, and pitch presentation - successfully translating the digital health concept into a viable product proposal.</w:t>
+      </w:r>
+    </w:p>
+    <w:p>
+      <w:pPr>
+        <w:pStyle w:val="ListParagraph"/>
+        <w:numPr>
+          <w:ilvl w:val="0"/>
+          <w:numId w:val="2"/>
+        </w:numPr>
+        <w:spacing w:after="60" w:before="0"/>
+      </w:pPr>
+      <w:r>
+        <w:t xml:space="preserve">Stack: Figma (high-fidelity prototype), Business Model Canvas, UX Research, Pitch Deck</w:t>
+      </w:r>
+    </w:p>
+    <w:p>
+      <w:pPr>
+        <w:pStyle w:val="ListParagraph"/>
+        <w:numPr>
+          <w:ilvl w:val="0"/>
+          <w:numId w:val="2"/>
+        </w:numPr>
+        <w:spacing w:after="60" w:before="0"/>
+      </w:pPr>
+      <w:r>
+        <w:t xml:space="preserve">Responsibilities:</w:t>
+      </w:r>
+    </w:p>
+    <w:p>
+      <w:pPr>
+        <w:pStyle w:val="ListParagraph"/>
+        <w:numPr>
+          <w:ilvl w:val="0"/>
+          <w:numId w:val="2"/>
+        </w:numPr>
+        <w:spacing w:after="60" w:before="0"/>
+      </w:pPr>
+      <w:r>
+        <w:t xml:space="preserve">Developed a Business Model Canvas (BMC) and market pain point analysis targeting the digital pharmacy market.</w:t>
+      </w:r>
+    </w:p>
+    <w:p>
+      <w:pPr>
+        <w:pStyle w:val="ListParagraph"/>
+        <w:numPr>
+          <w:ilvl w:val="0"/>
+          <w:numId w:val="2"/>
+        </w:numPr>
+        <w:spacing w:after="60" w:before="0"/>
+      </w:pPr>
+      <w:r>
+        <w:t xml:space="preserve">Led Figma interface design, produced a high-fidelity prototype, and delivered a pitch presentation - translating the digital health concept into a viable product proposal.</w:t>
+      </w:r>
+    </w:p>
+    <w:p>
+      <w:pPr>
+        <w:pStyle w:val="ListParagraph"/>
+        <w:numPr>
+          <w:ilvl w:val="0"/>
+          <w:numId w:val="2"/>
+        </w:numPr>
+        <w:spacing w:after="60" w:before="0"/>
+      </w:pPr>
+      <w:r>
+        <w:t xml:space="preserve"/>
+      </w:r>
+    </w:p>
+    <w:p>
+      <w:pPr>
+        <w:tabs>
+          <w:tab w:val="right" w:pos="9746"/>
+        </w:tabs>
+        <w:spacing w:after="40" w:before="160"/>
+      </w:pPr>
+      <w:r>
+        <w:rPr>
+          <w:b/>
+        </w:rPr>
+        <w:t xml:space="preserve">BMO Interactive Hardware Device  |  Maker Hardware-Software Integration</w:t>
+      </w:r>
+      <w:r>
+        <w:tab/>
+      </w:r>
+      <w:r>
+        <w:t xml:space="preserve">2026.03</w:t>
+      </w:r>
+    </w:p>
+    <w:p>
+      <w:pPr>
+        <w:pStyle w:val="ListParagraph"/>
+        <w:numPr>
+          <w:ilvl w:val="0"/>
+          <w:numId w:val="2"/>
+        </w:numPr>
+        <w:spacing w:after="60" w:before="0"/>
+      </w:pPr>
+      <w:r>
+        <w:t xml:space="preserve">Goal: Explored hardware-software Maker integration capability, completing the full pipeline from 3D-printed enclosure design to custom PCB ordering independently.</w:t>
+      </w:r>
+    </w:p>
+    <w:p>
+      <w:pPr>
+        <w:pStyle w:val="ListParagraph"/>
+        <w:numPr>
+          <w:ilvl w:val="0"/>
+          <w:numId w:val="2"/>
+        </w:numPr>
+        <w:spacing w:after="60" w:before="0"/>
+      </w:pPr>
+      <w:r>
+        <w:t xml:space="preserve">Result: Independently built a Raspberry Pi 5 BMO interactive device, owning the entire process from appearance design and color selection to custom PCB procurement.</w:t>
+      </w:r>
+    </w:p>
+    <w:p>
+      <w:pPr>
+        <w:pStyle w:val="ListParagraph"/>
+        <w:numPr>
+          <w:ilvl w:val="0"/>
+          <w:numId w:val="2"/>
+        </w:numPr>
+        <w:spacing w:after="60" w:before="0"/>
+      </w:pPr>
+      <w:r>
+        <w:t xml:space="preserve">Stack: Raspberry Pi 5, 3D Printing, JLCPCB PCB Design, Pantone Color Selection</w:t>
+      </w:r>
+    </w:p>
+    <w:p>
+      <w:pPr>
+        <w:pStyle w:val="ListParagraph"/>
+        <w:numPr>
+          <w:ilvl w:val="0"/>
+          <w:numId w:val="2"/>
+        </w:numPr>
+        <w:spacing w:after="60" w:before="0"/>
+      </w:pPr>
+      <w:r>
+        <w:t xml:space="preserve">Responsibilities:</w:t>
+      </w:r>
+    </w:p>
+    <w:p>
+      <w:pPr>
+        <w:pStyle w:val="ListParagraph"/>
+        <w:numPr>
+          <w:ilvl w:val="0"/>
+          <w:numId w:val="2"/>
+        </w:numPr>
+        <w:spacing w:after="60" w:before="0"/>
+      </w:pPr>
+      <w:r>
+        <w:t xml:space="preserve">Independently built a BMO interactive device based on Raspberry Pi 5, managing the full pipeline from 3D-printed enclosure design, Pantone color selection, to custom PCB ordering via JLCPCB.</w:t>
+      </w:r>
+    </w:p>
+    <w:p>
+      <w:pPr>
+        <w:pStyle w:val="ListParagraph"/>
+        <w:numPr>
+          <w:ilvl w:val="0"/>
+          <w:numId w:val="2"/>
+        </w:numPr>
+        <w:spacing w:after="60" w:before="0"/>
+      </w:pPr>
+      <w:r>
+        <w:t xml:space="preserve"/>
+      </w:r>
     </w:p>
     <w:p>
       <w:pPr>

--- a/Reyna_Gao_Resume_EN.docx
+++ b/Reyna_Gao_Resume_EN.docx
@@ -33,7 +33,7 @@
           <w:sz w:val="22"/>
           <w:szCs w:val="22"/>
         </w:rPr>
-        <w:t xml:space="preserve">AI Engineer  /  Frontend Developer  /  Data Analyst  /  UI/UX Design</w:t>
+        <w:t>Frontend Developer  /  Backend Engineer  /  Data Analyst  /  AI Integration</w:t>
       </w:r>
     </w:p>
     <w:p>
@@ -98,7 +98,7 @@
           <w:sz w:val="20"/>
           <w:szCs w:val="20"/>
         </w:rPr>
-        <w:t>Cross-domain tech professional from a design and marketing background, now focused on AI applications, data analytics, and frontend development. Combining e-commerce experience with hands-on product development, I bridge business thinking, visual sensibility, and engineering logic to build AI-driven digital products that balance user experience and system performance.</w:t>
+        <w:t>Cross-domain tech professional from a design and marketing background, now focused on frontend development, data analysis, and AI-driven data applications. Combining e-commerce experience with hands-on product development, I bridge business thinking, visual sensibility, and engineering logic to build user-centered digital products that balance experience and system performance.</w:t>
       </w:r>
       <w:r>
         <w:rPr>
@@ -546,7 +546,7 @@
         <w:spacing w:after="60" w:before="0"/>
       </w:pPr>
       <w:r>
-        <w:t xml:space="preserve">Result: Integrated 12,297 job listings from 6 platforms, delivering a real-time engineer job market competitiveness platform for job seekers and employers.</w:t>
+        <w:t>Result: Cross-team collaboration across SA/SD, ETL, and BI; integrated 12,297 job listings from 6 platforms, delivering a real-time engineer job market competitiveness platform for job seekers and employers.</w:t>
       </w:r>
     </w:p>
     <w:p>
@@ -585,33 +585,33 @@
         <w:spacing w:after="60" w:before="0"/>
       </w:pPr>
       <w:r>
-        <w:t xml:space="preserve">Led SA/SD planning: designed 3 MySQL tables (jobs / skills / job_skills_mapping) and ERD, defined 12-column scraping specs, published DevOps SOP for all team members.</w:t>
-      </w:r>
-    </w:p>
-    <w:p>
-      <w:pPr>
-        <w:pStyle w:val="ListParagraph"/>
-        <w:numPr>
-          <w:ilvl w:val="0"/>
-          <w:numId w:val="2"/>
-        </w:numPr>
-        <w:spacing w:after="60" w:before="0"/>
-      </w:pPr>
-      <w:r>
-        <w:t xml:space="preserve">Led ETL data cleaning (CSV merge &amp; dedup -&gt; MySQL import), integrating 6 platforms (104, 1111, Yes123, CakeResume, etc.) with 12,297 engineer job listings; simultaneously set up GCP cloud backup database.</w:t>
-      </w:r>
-    </w:p>
-    <w:p>
-      <w:pPr>
-        <w:pStyle w:val="ListParagraph"/>
-        <w:numPr>
-          <w:ilvl w:val="0"/>
-          <w:numId w:val="2"/>
-        </w:numPr>
-        <w:spacing w:after="60" w:before="0"/>
-      </w:pPr>
-      <w:r>
-        <w:t xml:space="preserve">Led Tableau narrative architecture planning, built Dashboard framework with direct MySQL connection, producing 7 Story Points visualization pages (salary distribution, skill quadrants, market trends, etc.).</w:t>
+        <w:t>Co-led SA/SD planning: designed 3 MySQL tables (jobs / skills / job_skills_mapping) and ERD, defined 12-column scraping specs, published DevOps SOP for all team members.</w:t>
+      </w:r>
+    </w:p>
+    <w:p>
+      <w:pPr>
+        <w:pStyle w:val="ListParagraph"/>
+        <w:numPr>
+          <w:ilvl w:val="0"/>
+          <w:numId w:val="2"/>
+        </w:numPr>
+        <w:spacing w:after="60" w:before="0"/>
+      </w:pPr>
+      <w:r>
+        <w:t>Co-led ETL data cleaning (CSV merge &amp; dedup -&gt; MySQL import), integrating 6 platforms (104, 1111, Yes123, CakeResume, etc.) with 12,297 engineer job listings; simultaneously set up GCP cloud backup database.</w:t>
+      </w:r>
+    </w:p>
+    <w:p>
+      <w:pPr>
+        <w:pStyle w:val="ListParagraph"/>
+        <w:numPr>
+          <w:ilvl w:val="0"/>
+          <w:numId w:val="2"/>
+        </w:numPr>
+        <w:spacing w:after="60" w:before="0"/>
+      </w:pPr>
+      <w:r>
+        <w:t>Co-led Tableau narrative architecture planning, built Dashboard framework with direct MySQL connection, producing 7 Story Points visualization pages (salary distribution, skill quadrants, market trends, etc.).</w:t>
       </w:r>
     </w:p>
     <w:p>
@@ -990,239 +990,402 @@
       </w:pPr>
       <w:r>
         <w:rPr>
+          <w:b/>
+        </w:rPr>
+        <w:t xml:space="preserve">Freelance  |  Web Design &amp; Frontend Development</w:t>
+      </w:r>
+      <w:r>
+        <w:tab/>
+      </w:r>
+      <w:r>
+        <w:t xml:space="preserve">2024.01 - 2025.08</w:t>
+      </w:r>
+    </w:p>
+    <w:p>
+      <w:pPr>
+        <w:pStyle w:val="ListParagraph"/>
+        <w:numPr>
+          <w:ilvl w:val="0"/>
+          <w:numId w:val="2"/>
+        </w:numPr>
+        <w:spacing w:after="60" w:before="0"/>
+      </w:pPr>
+      <w:r>
+        <w:rPr>
+          <w:b/>
+        </w:rPr>
+        <w:t xml:space="preserve">Scope: Spirits e-commerce full-site build / Korean floral brand UI/UX design / full-site SEO optimization</w:t>
+      </w:r>
+    </w:p>
+    <w:p>
+      <w:pPr>
+        <w:pStyle w:val="ListParagraph"/>
+        <w:numPr>
+          <w:ilvl w:val="0"/>
+          <w:numId w:val="2"/>
+        </w:numPr>
+        <w:spacing w:after="60" w:before="0"/>
+      </w:pPr>
+      <w:r>
+        <w:rPr>
+          <w:b/>
+        </w:rPr>
+        <w:t xml:space="preserve">Responsibilities:</w:t>
+      </w:r>
+    </w:p>
+    <w:p>
+      <w:pPr>
+        <w:pStyle w:val="ListParagraph"/>
+        <w:numPr>
+          <w:ilvl w:val="0"/>
+          <w:numId w:val="2"/>
+        </w:numPr>
+        <w:spacing w:after="60" w:before="0"/>
+      </w:pPr>
+      <w:r>
+        <w:t xml:space="preserve">Built a custom HTML/CSS Shopline e-commerce frontend (homepage, brand pages, 56 product pages, etc.).</w:t>
+      </w:r>
+    </w:p>
+    <w:p>
+      <w:pPr>
+        <w:pStyle w:val="ListParagraph"/>
+        <w:numPr>
+          <w:ilvl w:val="0"/>
+          <w:numId w:val="2"/>
+        </w:numPr>
+        <w:spacing w:after="60" w:before="0"/>
+      </w:pPr>
+      <w:r>
+        <w:t xml:space="preserve">Solo-delivered Korean floral brand e-commerce UI/UX from competitive analysis through Figma high-fidelity prototyping.</w:t>
+      </w:r>
+    </w:p>
+    <w:p>
+      <w:pPr>
+        <w:pStyle w:val="ListParagraph"/>
+        <w:numPr>
+          <w:ilvl w:val="0"/>
+          <w:numId w:val="2"/>
+        </w:numPr>
+        <w:spacing w:after="60" w:before="0"/>
+      </w:pPr>
+      <w:r>
+        <w:t xml:space="preserve">Executed full-site SEO for the spirits e-commerce, configuring keywords and alt tags for every page and product image; earned Adobe dual certification and Google UX Design Specialization.</w:t>
+      </w:r>
+    </w:p>
+    <w:p>
+      <w:pPr>
+        <w:pStyle w:val="ListParagraph"/>
+        <w:numPr>
+          <w:ilvl w:val="0"/>
+          <w:numId w:val="2"/>
+        </w:numPr>
+        <w:spacing w:after="60" w:before="0"/>
+      </w:pPr>
+      <w:r>
+        <w:rPr>
+          <w:b/>
+        </w:rPr>
+        <w:t xml:space="preserve">Achievements:</w:t>
+      </w:r>
+    </w:p>
+    <w:p>
+      <w:pPr>
+        <w:pStyle w:val="ListParagraph"/>
+        <w:numPr>
+          <w:ilvl w:val="0"/>
+          <w:numId w:val="2"/>
+        </w:numPr>
+        <w:spacing w:after="60" w:before="0"/>
+      </w:pPr>
+      <w:r>
+        <w:t xml:space="preserve">Achieved 16.1% click-through rate (CTR) — 3-8x industry average; within 28 days of SEO rollout, clicks grew 14% and impressions grew 10%.</w:t>
+      </w:r>
+    </w:p>
+    <w:p>
+      <w:pPr>
+        <w:pStyle w:val="ListParagraph"/>
+        <w:numPr>
+          <w:ilvl w:val="0"/>
+          <w:numId w:val="2"/>
+        </w:numPr>
+        <w:spacing w:after="60" w:before="0"/>
+      </w:pPr>
+      <w:r>
+        <w:t xml:space="preserve"/>
+      </w:r>
+    </w:p>
+    <w:p>
+      <w:pPr>
+        <w:tabs>
+          <w:tab w:val="right" w:pos="9746"/>
+        </w:tabs>
+        <w:spacing w:after="40" w:before="200"/>
+      </w:pPr>
+      <w:r>
+        <w:rPr>
+          <w:b/>
+        </w:rPr>
+        <w:t xml:space="preserve">Shopee  |  Marketing Planning &amp; Campaign Operations</w:t>
+      </w:r>
+      <w:r>
+        <w:tab/>
+      </w:r>
+      <w:r>
+        <w:t xml:space="preserve">Full-time: 2022.03 - 2023.08  |  Part-time: 2021.06 - 2022.03</w:t>
+      </w:r>
+    </w:p>
+    <w:p>
+      <w:pPr>
+        <w:pStyle w:val="ListParagraph"/>
+        <w:numPr>
+          <w:ilvl w:val="0"/>
+          <w:numId w:val="2"/>
+        </w:numPr>
+        <w:spacing w:after="60" w:before="0"/>
+      </w:pPr>
+      <w:r>
+        <w:rPr>
+          <w:b/>
+        </w:rPr>
+        <w:t xml:space="preserve">Scope: Large-scale Campaign page operations / cross-department coordination (5+ teams) / complaint workflow optimization</w:t>
+      </w:r>
+    </w:p>
+    <w:p>
+      <w:pPr>
+        <w:pStyle w:val="ListParagraph"/>
+        <w:numPr>
+          <w:ilvl w:val="0"/>
+          <w:numId w:val="2"/>
+        </w:numPr>
+        <w:spacing w:after="60" w:before="0"/>
+      </w:pPr>
+      <w:r>
+        <w:rPr>
+          <w:b/>
+        </w:rPr>
+        <w:t xml:space="preserve">Responsibilities:</w:t>
+      </w:r>
+    </w:p>
+    <w:p>
+      <w:pPr>
+        <w:pStyle w:val="ListParagraph"/>
+        <w:numPr>
+          <w:ilvl w:val="0"/>
+          <w:numId w:val="2"/>
+        </w:numPr>
+        <w:spacing w:after="60" w:before="0"/>
+      </w:pPr>
+      <w:r>
+        <w:t xml:space="preserve">Owned campaign page layout, click-path testing, and data monitoring; coordinated BI data pulls and consolidated cross-department needs (frontend, social).</w:t>
+      </w:r>
+    </w:p>
+    <w:p>
+      <w:pPr>
+        <w:pStyle w:val="ListParagraph"/>
+        <w:numPr>
+          <w:ilvl w:val="0"/>
+          <w:numId w:val="2"/>
+        </w:numPr>
+        <w:spacing w:after="60" w:before="0"/>
+      </w:pPr>
+      <w:r>
+        <w:t xml:space="preserve">Coordinated horizontally across 5+ departments (design, logistics, POS, account managers) to drive projects to expected outcomes.</w:t>
+      </w:r>
+    </w:p>
+    <w:p>
+      <w:pPr>
+        <w:pStyle w:val="ListParagraph"/>
+        <w:numPr>
+          <w:ilvl w:val="0"/>
+          <w:numId w:val="2"/>
+        </w:numPr>
+        <w:spacing w:after="60" w:before="0"/>
+      </w:pPr>
+      <w:r>
+        <w:t xml:space="preserve">Served as frontline complaint handler — systematically classified issues and proactively optimized misleading campaign copy.</w:t>
+      </w:r>
+    </w:p>
+    <w:p>
+      <w:pPr>
+        <w:pStyle w:val="ListParagraph"/>
+        <w:numPr>
+          <w:ilvl w:val="0"/>
+          <w:numId w:val="2"/>
+        </w:numPr>
+        <w:spacing w:after="60" w:before="0"/>
+      </w:pPr>
+      <w:r>
+        <w:rPr>
+          <w:b/>
+        </w:rPr>
+        <w:t xml:space="preserve">Achievements:</w:t>
+      </w:r>
+    </w:p>
+    <w:p>
+      <w:pPr>
+        <w:pStyle w:val="ListParagraph"/>
+        <w:numPr>
+          <w:ilvl w:val="0"/>
+          <w:numId w:val="2"/>
+        </w:numPr>
+        <w:spacing w:after="60" w:before="0"/>
+      </w:pPr>
+      <w:r>
+        <w:t xml:space="preserve">Through data analysis and process improvement proposals, reduced monthly complaint volume by 90%.</w:t>
+      </w:r>
+    </w:p>
+    <w:p>
+      <w:pPr>
+        <w:pStyle w:val="ListParagraph"/>
+        <w:numPr>
+          <w:ilvl w:val="0"/>
+          <w:numId w:val="2"/>
+        </w:numPr>
+        <w:spacing w:after="60" w:before="0"/>
+      </w:pPr>
+      <w:r>
+        <w:t xml:space="preserve">Strong delivery during Double 11 and other peak campaigns earned promotion from part-time to full-time, transferring into the core Campaign collaboration team; received the top "A+" performance rating in my first year as a full-timer (one of only two recipients in a 6-person team).</w:t>
+      </w:r>
+    </w:p>
+    <w:p>
+      <w:pPr>
+        <w:pStyle w:val="ListParagraph"/>
+        <w:numPr>
+          <w:ilvl w:val="0"/>
+          <w:numId w:val="2"/>
+        </w:numPr>
+        <w:spacing w:after="60" w:before="0"/>
+      </w:pPr>
+      <w:r>
+        <w:t xml:space="preserve"/>
+      </w:r>
+    </w:p>
+    <w:p>
+      <w:pPr>
+        <w:tabs>
+          <w:tab w:val="right" w:pos="9746"/>
+        </w:tabs>
+        <w:spacing w:after="40" w:before="200"/>
+      </w:pPr>
+      <w:r>
+        <w:rPr>
+          <w:b/>
+        </w:rPr>
+        <w:t xml:space="preserve">REDMAN  |  3D Animation &amp; Rendering Designer</w:t>
+      </w:r>
+      <w:r>
+        <w:tab/>
+      </w:r>
+      <w:r>
+        <w:t xml:space="preserve">2020.10 - 2021.05</w:t>
+      </w:r>
+    </w:p>
+    <w:p>
+      <w:pPr>
+        <w:pStyle w:val="ListParagraph"/>
+        <w:numPr>
+          <w:ilvl w:val="0"/>
+          <w:numId w:val="2"/>
+        </w:numPr>
+        <w:spacing w:after="60" w:before="0"/>
+      </w:pPr>
+      <w:r>
+        <w:rPr>
+          <w:b/>
+        </w:rPr>
+        <w:t xml:space="preserve">Scope: Commercial-grade 3D product modeling and high-end rendering for top-tier 3C brands (ASUS, MSI, Qualcomm)</w:t>
+      </w:r>
+    </w:p>
+    <w:p>
+      <w:pPr>
+        <w:pStyle w:val="ListParagraph"/>
+        <w:numPr>
+          <w:ilvl w:val="0"/>
+          <w:numId w:val="2"/>
+        </w:numPr>
+        <w:spacing w:after="60" w:before="0"/>
+      </w:pPr>
+      <w:r>
+        <w:rPr>
+          <w:b/>
+        </w:rPr>
+        <w:t xml:space="preserve">Responsibilities:</w:t>
+      </w:r>
+    </w:p>
+    <w:p>
+      <w:pPr>
+        <w:pStyle w:val="ListParagraph"/>
+        <w:numPr>
+          <w:ilvl w:val="0"/>
+          <w:numId w:val="2"/>
+        </w:numPr>
+        <w:spacing w:after="60" w:before="0"/>
+      </w:pPr>
+      <w:r>
+        <w:t xml:space="preserve">Used Cinema 4D, Octane, and Adobe CC to independently produce commercial-grade 3D modeling and high-end rendering.</w:t>
+      </w:r>
+    </w:p>
+    <w:p>
+      <w:pPr>
+        <w:pStyle w:val="ListParagraph"/>
+        <w:numPr>
+          <w:ilvl w:val="0"/>
+          <w:numId w:val="2"/>
+        </w:numPr>
+        <w:spacing w:after="60" w:before="0"/>
+      </w:pPr>
+      <w:r>
+        <w:rPr>
+          <w:b/>
+        </w:rPr>
+        <w:t xml:space="preserve">Achievements:</w:t>
+      </w:r>
+    </w:p>
+    <w:p>
+      <w:pPr>
+        <w:pStyle w:val="ListParagraph"/>
+        <w:numPr>
+          <w:ilvl w:val="0"/>
+          <w:numId w:val="2"/>
+        </w:numPr>
+        <w:spacing w:after="60" w:before="0"/>
+      </w:pPr>
+      <w:r>
+        <w:t xml:space="preserve">Successfully delivered high-quality projects for flagship 3C brands, developing sharp visual sensibility and a precise commercial delivery cadence.</w:t>
+      </w:r>
+    </w:p>
+    <w:p>
+      <w:pPr>
+        <w:pStyle w:val="ListParagraph"/>
+        <w:numPr>
+          <w:ilvl w:val="0"/>
+          <w:numId w:val="2"/>
+        </w:numPr>
+        <w:spacing w:after="60" w:before="0"/>
+      </w:pPr>
+      <w:r>
+        <w:t xml:space="preserve"/>
+      </w:r>
+    </w:p>
+    <w:p>
+      <w:pPr>
+        <w:pBdr>
+          <w:bottom w:val="single" w:color="e8f0fb" w:sz="3" w:space="2"/>
+        </w:pBdr>
+        <w:spacing w:after="100" w:before="280"/>
+      </w:pPr>
+      <w:r>
+        <w:rPr>
           <w:rFonts w:ascii="Arial" w:cs="Arial" w:eastAsia="Arial" w:hAnsi="Arial"/>
           <w:b/>
           <w:bCs/>
-          <w:color w:val="ffffff"/>
-          <w:sz w:val="18"/>
-          <w:szCs w:val="18"/>
-          <w:shd w:fill="c05000" w:val="clear"/>
-        </w:rPr>
-        <w:t xml:space="preserve">Freelance  </w:t>
-      </w:r>
-      <w:r>
-        <w:rPr>
-          <w:rFonts w:ascii="Arial" w:cs="Arial" w:eastAsia="Arial" w:hAnsi="Arial"/>
-          <w:b/>
-          <w:bCs/>
-          <w:i w:val="false"/>
-          <w:iCs w:val="false"/>
-          <w:color w:val="1d1d1f"/>
-          <w:sz w:val="22"/>
-          <w:szCs w:val="22"/>
-        </w:rPr>
-        <w:t xml:space="preserve">  Web Design &amp; Frontend Development</w:t>
-      </w:r>
-      <w:r>
-        <w:rPr>
-          <w:rFonts w:ascii="Arial" w:cs="Arial" w:eastAsia="Arial" w:hAnsi="Arial"/>
-          <w:b w:val="false"/>
-          <w:bCs w:val="false"/>
-          <w:i w:val="false"/>
-          <w:iCs w:val="false"/>
-          <w:color w:val="1d1d1f"/>
-          <w:sz w:val="22"/>
-          <w:szCs w:val="22"/>
-        </w:rPr>
-        <w:t xml:space="preserve">	</w:t>
-      </w:r>
-      <w:r>
-        <w:rPr>
-          <w:rFonts w:ascii="Arial" w:cs="Arial" w:eastAsia="Arial" w:hAnsi="Arial"/>
-          <w:b w:val="false"/>
-          <w:bCs w:val="false"/>
-          <w:i w:val="false"/>
-          <w:iCs w:val="false"/>
-          <w:color w:val="888888"/>
-          <w:sz w:val="20"/>
-          <w:szCs w:val="20"/>
-        </w:rPr>
-        <w:t xml:space="preserve">2024.01 – 2025.08</w:t>
-      </w:r>
-    </w:p>
-    <w:p>
-      <w:pPr>
-        <w:pStyle w:val="ListParagraph"/>
-        <w:numPr>
-          <w:ilvl w:val="0"/>
-          <w:numId w:val="2"/>
-        </w:numPr>
-        <w:spacing w:after="60" w:before="0"/>
-      </w:pPr>
-      <w:r>
-        <w:rPr>
-          <w:rFonts w:ascii="Arial" w:cs="Arial" w:eastAsia="Arial" w:hAnsi="Arial"/>
-          <w:b/>
-          <w:bCs/>
-          <w:i w:val="false"/>
-          <w:iCs w:val="false"/>
-          <w:color w:val="1d1d1f"/>
-          <w:sz w:val="20"/>
-          <w:szCs w:val="20"/>
-        </w:rPr>
-        <w:t xml:space="preserve">[E-commerce Frontend Build]  </w:t>
-      </w:r>
-      <w:r>
-        <w:rPr>
-          <w:rFonts w:ascii="Arial" w:cs="Arial" w:eastAsia="Arial" w:hAnsi="Arial"/>
-          <w:b w:val="false"/>
-          <w:bCs w:val="false"/>
-          <w:i w:val="false"/>
-          <w:iCs w:val="false"/>
-          <w:color w:val="595959"/>
-          <w:sz w:val="20"/>
-          <w:szCs w:val="20"/>
-        </w:rPr>
-        <w:t xml:space="preserve">Built Shopline e-commerce frontend for spirits brand: homepage, 6 brand pages, 5 category pages, 56 product listings, About and Customer Service pages — all with custom HTML/CSS architecture.</w:t>
-      </w:r>
-    </w:p>
-    <w:p>
-      <w:pPr>
-        <w:pStyle w:val="ListParagraph"/>
-        <w:numPr>
-          <w:ilvl w:val="0"/>
-          <w:numId w:val="2"/>
-        </w:numPr>
-        <w:spacing w:after="60" w:before="0"/>
-      </w:pPr>
-      <w:r>
-        <w:rPr>
-          <w:rFonts w:ascii="Arial" w:cs="Arial" w:eastAsia="Arial" w:hAnsi="Arial"/>
-          <w:b/>
-          <w:bCs/>
-          <w:i w:val="false"/>
-          <w:iCs w:val="false"/>
-          <w:color w:val="1d1d1f"/>
-          <w:sz w:val="20"/>
-          <w:szCs w:val="20"/>
-        </w:rPr>
-        <w:t xml:space="preserve">[SEO Results]  </w:t>
-      </w:r>
-      <w:r>
-        <w:rPr>
-          <w:rFonts w:ascii="Arial" w:cs="Arial" w:eastAsia="Arial" w:hAnsi="Arial"/>
-          <w:b w:val="false"/>
-          <w:bCs w:val="false"/>
-          <w:i w:val="false"/>
-          <w:iCs w:val="false"/>
-          <w:color w:val="595959"/>
-          <w:sz w:val="20"/>
-          <w:szCs w:val="20"/>
-        </w:rPr>
-        <w:t xml:space="preserve">Precision SEO across all pages &amp; product images; 28-day GSC: 90 clicks (↑14%), 558 impressions (↑10%), </w:t>
-      </w:r>
-      <w:r>
-        <w:rPr>
-          <w:rFonts w:ascii="Arial" w:cs="Arial" w:eastAsia="Arial" w:hAnsi="Arial"/>
-          <w:b/>
-          <w:bCs/>
-          <w:i w:val="false"/>
-          <w:iCs w:val="false"/>
-          <w:color w:val="1d1d1f"/>
-          <w:sz w:val="20"/>
-          <w:szCs w:val="20"/>
-        </w:rPr>
-        <w:t xml:space="preserve">CTR 16.1% — 3–8× industry average</w:t>
-      </w:r>
-      <w:r>
-        <w:rPr>
-          <w:rFonts w:ascii="Arial" w:cs="Arial" w:eastAsia="Arial" w:hAnsi="Arial"/>
-          <w:b w:val="false"/>
-          <w:bCs w:val="false"/>
-          <w:i w:val="false"/>
-          <w:iCs w:val="false"/>
-          <w:color w:val="595959"/>
-          <w:sz w:val="20"/>
-          <w:szCs w:val="20"/>
-        </w:rPr>
-        <w:t xml:space="preserve">; 7-day clicks: 50 (↑72%).</w:t>
-      </w:r>
-    </w:p>
-    <w:p>
-      <w:pPr>
-        <w:pStyle w:val="ListParagraph"/>
-        <w:numPr>
-          <w:ilvl w:val="0"/>
-          <w:numId w:val="2"/>
-        </w:numPr>
-        <w:spacing w:after="60" w:before="0"/>
-      </w:pPr>
-      <w:r>
-        <w:rPr>
-          <w:rFonts w:ascii="Arial" w:cs="Arial" w:eastAsia="Arial" w:hAnsi="Arial"/>
-          <w:b/>
-          <w:bCs/>
-          <w:i w:val="false"/>
-          <w:iCs w:val="false"/>
-          <w:color w:val="1d1d1f"/>
-          <w:sz w:val="20"/>
-          <w:szCs w:val="20"/>
-        </w:rPr>
-        <w:t xml:space="preserve">[UI/UX Design]  </w:t>
-      </w:r>
-      <w:r>
-        <w:rPr>
-          <w:rFonts w:ascii="Arial" w:cs="Arial" w:eastAsia="Arial" w:hAnsi="Arial"/>
-          <w:b w:val="false"/>
-          <w:bCs w:val="false"/>
-          <w:i w:val="false"/>
-          <w:iCs w:val="false"/>
-          <w:color w:val="595959"/>
-          <w:sz w:val="20"/>
-          <w:szCs w:val="20"/>
-        </w:rPr>
-        <w:t xml:space="preserve">Solo-completed UI/UX design for a Korean floral brand: from competitive analysis and market positioning through Figma high-fidelity prototyping.</w:t>
-      </w:r>
-    </w:p>
-    <w:p>
-      <w:pPr>
-        <w:pStyle w:val="ListParagraph"/>
-        <w:numPr>
-          <w:ilvl w:val="0"/>
-          <w:numId w:val="2"/>
-        </w:numPr>
-        <w:spacing w:after="60" w:before="0"/>
-      </w:pPr>
-      <w:r>
-        <w:rPr>
-          <w:rFonts w:ascii="Arial" w:cs="Arial" w:eastAsia="Arial" w:hAnsi="Arial"/>
-          <w:b/>
-          <w:bCs/>
-          <w:i w:val="false"/>
-          <w:iCs w:val="false"/>
-          <w:color w:val="1d1d1f"/>
-          <w:sz w:val="20"/>
-          <w:szCs w:val="20"/>
-        </w:rPr>
-        <w:t xml:space="preserve">[Certifications]  </w:t>
-      </w:r>
-      <w:r>
-        <w:rPr>
-          <w:rFonts w:ascii="Arial" w:cs="Arial" w:eastAsia="Arial" w:hAnsi="Arial"/>
-          <w:b w:val="false"/>
-          <w:bCs w:val="false"/>
-          <w:i w:val="false"/>
-          <w:iCs w:val="false"/>
-          <w:color w:val="595959"/>
-          <w:sz w:val="20"/>
-          <w:szCs w:val="20"/>
-        </w:rPr>
-        <w:t xml:space="preserve">Adobe Photoshop &amp; Illustrator professional dual certification; Google UX Design Specialization (Coursera, 7 courses — Figma high-fidelity prototype, UX research, wireframing).</w:t>
-      </w:r>
-    </w:p>
-    <w:p>
-      <w:r>
-        <w:rPr>
-          <w:rFonts w:ascii="Arial" w:cs="Arial" w:eastAsia="Arial" w:hAnsi="Arial"/>
-          <w:b w:val="false"/>
-          <w:bCs w:val="false"/>
-          <w:i w:val="false"/>
-          <w:iCs w:val="false"/>
-          <w:color w:val="1d1d1f"/>
-          <w:sz w:val="80"/>
-          <w:szCs w:val="80"/>
-        </w:rPr>
-        <w:t xml:space="preserve"/>
+          <w:i w:val="false"/>
+          <w:iCs w:val="false"/>
+          <w:color w:val="0071e3"/>
+          <w:sz w:val="20"/>
+          <w:szCs w:val="20"/>
+        </w:rPr>
+        <w:t xml:space="preserve">EDUCATION &amp; TRAINING</w:t>
       </w:r>
     </w:p>
     <w:p>
@@ -1242,7 +1405,9 @@
           <w:szCs w:val="18"/>
           <w:shd w:fill="0071e3" w:val="clear"/>
         </w:rPr>
-        <w:t xml:space="preserve">Full-time  </w:t>
+        <w:t>Studying    AI &amp; Big Data Program</w:t>
+        <w:tab/>
+        <w:t>2025.12 – 2026.05 (Expected)</w:t>
       </w:r>
       <w:r>
         <w:rPr>
@@ -1255,7 +1420,6 @@
           <w:sz w:val="22"/>
           <w:szCs w:val="22"/>
         </w:rPr>
-        <w:t xml:space="preserve">  Marketing Planning &amp; Campaign Operations</w:t>
       </w:r>
       <w:r>
         <w:rPr>
@@ -1268,7 +1432,6 @@
           <w:sz w:val="22"/>
           <w:szCs w:val="22"/>
         </w:rPr>
-        <w:t xml:space="preserve">	</w:t>
       </w:r>
       <w:r>
         <w:rPr>
@@ -1281,89 +1444,133 @@
           <w:sz w:val="20"/>
           <w:szCs w:val="20"/>
         </w:rPr>
-        <w:t>Full-time: 2022.03 – 2023.08 | Part-time: 2021.06 – 2022.03</w:t>
-      </w:r>
-    </w:p>
-    <w:p>
-      <w:pPr>
-        <w:pStyle w:val="ListParagraph"/>
-        <w:numPr>
-          <w:ilvl w:val="0"/>
-          <w:numId w:val="2"/>
-        </w:numPr>
-        <w:spacing w:after="60" w:before="0"/>
-      </w:pPr>
-      <w:r>
-        <w:rPr>
-          <w:rFonts w:ascii="Arial" w:cs="Arial" w:eastAsia="Arial" w:hAnsi="Arial"/>
-          <w:b w:val="false"/>
-          <w:bCs w:val="false"/>
-          <w:i w:val="false"/>
-          <w:iCs w:val="false"/>
-          <w:color w:val="595959"/>
-          <w:sz w:val="20"/>
-          <w:szCs w:val="20"/>
-        </w:rPr>
-        <w:t xml:space="preserve">Responsible for campaign landing page layout verification and click path testing; monitored pre/post-launch data to immediately identify visual and workflow issues.</w:t>
-      </w:r>
-    </w:p>
-    <w:p>
-      <w:pPr>
-        <w:pStyle w:val="ListParagraph"/>
-        <w:numPr>
-          <w:ilvl w:val="0"/>
-          <w:numId w:val="2"/>
-        </w:numPr>
-        <w:spacing w:after="60" w:before="0"/>
-      </w:pPr>
-      <w:r>
-        <w:rPr>
-          <w:rFonts w:ascii="Arial" w:cs="Arial" w:eastAsia="Arial" w:hAnsi="Arial"/>
-          <w:b w:val="false"/>
-          <w:bCs w:val="false"/>
-          <w:i w:val="false"/>
-          <w:iCs w:val="false"/>
-          <w:color w:val="595959"/>
-          <w:sz w:val="20"/>
-          <w:szCs w:val="20"/>
-        </w:rPr>
-        <w:t xml:space="preserve">Served as frontline complaint handler — systematically logged and classified issues, proactively scanned campaign copy for misleading language; data-driven improvement proposals </w:t>
-      </w:r>
-      <w:r>
-        <w:rPr>
-          <w:rFonts w:ascii="Arial" w:cs="Arial" w:eastAsia="Arial" w:hAnsi="Arial"/>
-          <w:b/>
-          <w:bCs/>
-          <w:i w:val="false"/>
-          <w:iCs w:val="false"/>
-          <w:color w:val="1d1d1f"/>
-          <w:sz w:val="20"/>
-          <w:szCs w:val="20"/>
-        </w:rPr>
-        <w:t xml:space="preserve">reduced monthly complaints from ~500 to under 50 (over 90% reduction).</w:t>
-      </w:r>
-    </w:p>
-    <w:p>
-      <w:pPr>
-        <w:pStyle w:val="ListParagraph"/>
-        <w:numPr>
-          <w:ilvl w:val="0"/>
-          <w:numId w:val="2"/>
-        </w:numPr>
-        <w:spacing w:after="60" w:before="0"/>
-      </w:pPr>
-      <w:r>
-        <w:rPr>
-          <w:rFonts w:ascii="Arial" w:cs="Arial" w:eastAsia="Arial" w:hAnsi="Arial"/>
-          <w:b w:val="false"/>
-          <w:bCs w:val="false"/>
-          <w:i w:val="false"/>
-          <w:iCs w:val="false"/>
-          <w:color w:val="595959"/>
-          <w:sz w:val="20"/>
-          <w:szCs w:val="20"/>
-        </w:rPr>
-        <w:t xml:space="preserve">Transferred to the Campaign collaboration team: coordinated BI data pulls, consolidated cross-department needs (frontend display, social scheduling), and facilitated 5+ department communications (design, logistics, POS, account managers) to deliver project goals.</w:t>
+      </w:r>
+    </w:p>
+    <w:p>
+      <w:pPr>
+        <w:spacing w:after="80" w:before="0"/>
+      </w:pPr>
+      <w:r>
+        <w:rPr>
+          <w:rFonts w:ascii="Arial" w:cs="Arial" w:eastAsia="Arial" w:hAnsi="Arial"/>
+          <w:b w:val="false"/>
+          <w:bCs w:val="false"/>
+          <w:i w:val="false"/>
+          <w:iCs w:val="false"/>
+          <w:color w:val="595959"/>
+          <w:sz w:val="20"/>
+          <w:szCs w:val="20"/>
+        </w:rPr>
+      </w:r>
+    </w:p>
+    <w:p>
+      <w:pPr>
+        <w:spacing w:after="100" w:before="0"/>
+      </w:pPr>
+      <w:r>
+        <w:rPr>
+          <w:rFonts w:ascii="Arial" w:cs="Arial" w:eastAsia="Arial" w:hAnsi="Arial"/>
+          <w:b w:val="false"/>
+          <w:bCs w:val="false"/>
+          <w:i w:val="false"/>
+          <w:iCs w:val="false"/>
+          <w:color w:val="595959"/>
+          <w:sz w:val="20"/>
+          <w:szCs w:val="20"/>
+        </w:rPr>
+        <w:t xml:space="preserve">Core curriculum: Linux server ops (Apache/Nginx/MariaDB), Python (OOP / web scraping), Pandas / NumPy, Git, Tableau / Power BI / Oracle Analytics, AWS (EC2 / S3 / CloudFront / ALB / Auto Scaling), GCP (Cloud Functions / Cloud Run), MongoDB, PostgreSQL (window functions / CTE / JSONB / RFM), FastAPI (Pydantic / async), scikit-learn (KNN / KMeans), YOLOv8, LLM engineering (Gemini / OpenAI / Function Calling / RAG / Embedding / LangChain / LangGraph)</w:t>
+      </w:r>
+    </w:p>
+    <w:p>
+      <w:pPr>
+        <w:pStyle w:val="ListParagraph"/>
+        <w:numPr>
+          <w:ilvl w:val="0"/>
+          <w:numId w:val="2"/>
+        </w:numPr>
+        <w:spacing w:after="60" w:before="0"/>
+      </w:pPr>
+      <w:r>
+        <w:rPr>
+          <w:rFonts w:ascii="Arial" w:cs="Arial" w:eastAsia="Arial" w:hAnsi="Arial"/>
+          <w:b w:val="false"/>
+          <w:bCs w:val="false"/>
+          <w:i w:val="false"/>
+          <w:iCs w:val="false"/>
+          <w:color w:val="595959"/>
+          <w:sz w:val="20"/>
+          <w:szCs w:val="20"/>
+        </w:rPr>
+        <w:t xml:space="preserve">Served as Linux virtual host operations team member, responsible for server management, maintenance logging, and account access control.</w:t>
+      </w:r>
+    </w:p>
+    <w:p>
+      <w:pPr>
+        <w:pStyle w:val="ListParagraph"/>
+        <w:numPr>
+          <w:ilvl w:val="0"/>
+          <w:numId w:val="2"/>
+        </w:numPr>
+        <w:spacing w:after="60" w:before="0"/>
+      </w:pPr>
+      <w:r>
+        <w:rPr>
+          <w:rFonts w:ascii="Arial" w:cs="Arial" w:eastAsia="Arial" w:hAnsi="Arial"/>
+          <w:b w:val="false"/>
+          <w:bCs w:val="false"/>
+          <w:i w:val="false"/>
+          <w:iCs w:val="false"/>
+          <w:color w:val="595959"/>
+          <w:sz w:val="20"/>
+          <w:szCs w:val="20"/>
+        </w:rPr>
+        <w:t xml:space="preserve">Independently built the Workplace Safety Vision AI Alert System — YOLO + sklearn + LangChain + FastAPI full-stack architecture.</w:t>
+      </w:r>
+    </w:p>
+    <w:p>
+      <w:pPr>
+        <w:pStyle w:val="ListParagraph"/>
+        <w:numPr>
+          <w:ilvl w:val="0"/>
+          <w:numId w:val="2"/>
+        </w:numPr>
+        <w:spacing w:after="60" w:before="0"/>
+      </w:pPr>
+      <w:r>
+        <w:rPr>
+          <w:rFonts w:ascii="Arial" w:cs="Arial" w:eastAsia="Arial" w:hAnsi="Arial"/>
+          <w:b w:val="false"/>
+          <w:bCs w:val="false"/>
+          <w:i w:val="false"/>
+          <w:iCs w:val="false"/>
+          <w:color w:val="595959"/>
+          <w:sz w:val="20"/>
+          <w:szCs w:val="20"/>
+        </w:rPr>
+        <w:t xml:space="preserve">Completed AWS (EC2 / S3 / CloudFront / ALB) and GCP (Cloud Functions / Cloud Run) cloud deployment, mastering the full three-tier architecture cloud workflow.</w:t>
+      </w:r>
+    </w:p>
+    <w:p>
+      <w:pPr>
+        <w:pStyle w:val="ListParagraph"/>
+        <w:numPr>
+          <w:ilvl w:val="0"/>
+          <w:numId w:val="2"/>
+        </w:numPr>
+        <w:spacing w:after="60" w:before="0"/>
+      </w:pPr>
+      <w:r>
+        <w:rPr>
+          <w:rFonts w:ascii="Arial" w:cs="Arial" w:eastAsia="Arial" w:hAnsi="Arial"/>
+          <w:b w:val="false"/>
+          <w:bCs w:val="false"/>
+          <w:i w:val="false"/>
+          <w:iCs w:val="false"/>
+          <w:color w:val="595959"/>
+          <w:sz w:val="20"/>
+          <w:szCs w:val="20"/>
+        </w:rPr>
+        <w:t xml:space="preserve">Implemented Gemini / OpenAI Function Calling, RAG semantic search (Embedding + Reranker), LangChain Tool / Agent, and LangGraph conditional branching workflows.</w:t>
       </w:r>
     </w:p>
     <w:p>
@@ -1398,7 +1605,7 @@
           <w:szCs w:val="18"/>
           <w:shd w:fill="0071e3" w:val="clear"/>
         </w:rPr>
-        <w:t xml:space="preserve">Full-time  </w:t>
+        <w:t xml:space="preserve">Enrolled  </w:t>
       </w:r>
       <w:r>
         <w:rPr>
@@ -1411,7 +1618,7 @@
           <w:sz w:val="22"/>
           <w:szCs w:val="22"/>
         </w:rPr>
-        <w:t xml:space="preserve">  3D Animation &amp; Rendering Designer</w:t>
+        <w:t xml:space="preserve">  Digital Media Dept. — Continuing Education Bachelor's Program</w:t>
       </w:r>
       <w:r>
         <w:rPr>
@@ -1437,7 +1644,7 @@
           <w:sz w:val="20"/>
           <w:szCs w:val="20"/>
         </w:rPr>
-        <w:t xml:space="preserve">2020.10 – 2021.05</w:t>
+        <w:t xml:space="preserve">2025.09 – 2027 (Expected)</w:t>
       </w:r>
     </w:p>
     <w:p>
@@ -1455,136 +1662,7 @@
           <w:sz w:val="20"/>
           <w:szCs w:val="20"/>
         </w:rPr>
-        <w:t xml:space="preserve">REDMAN</w:t>
-      </w:r>
-    </w:p>
-    <w:p>
-      <w:pPr>
-        <w:pStyle w:val="ListParagraph"/>
-        <w:numPr>
-          <w:ilvl w:val="0"/>
-          <w:numId w:val="2"/>
-        </w:numPr>
-        <w:spacing w:after="60" w:before="0"/>
-      </w:pPr>
-      <w:r>
-        <w:rPr>
-          <w:rFonts w:ascii="Arial" w:cs="Arial" w:eastAsia="Arial" w:hAnsi="Arial"/>
-          <w:b w:val="false"/>
-          <w:bCs w:val="false"/>
-          <w:i w:val="false"/>
-          <w:iCs w:val="false"/>
-          <w:color w:val="595959"/>
-          <w:sz w:val="20"/>
-          <w:szCs w:val="20"/>
-        </w:rPr>
-        <w:t xml:space="preserve">Product 3D modeling and high-end rendering with Cinema 4D × Octane for clients including ASUS, MSI, and Qualcomm; delivered commercial projects independently using Adobe CC.</w:t>
-      </w:r>
-    </w:p>
-    <w:p>
-      <w:pPr>
-        <w:pBdr>
-          <w:bottom w:val="single" w:color="dddddd" w:sz="4" w:space="1"/>
-        </w:pBdr>
-        <w:spacing w:after="80" w:before="80"/>
-      </w:pPr>
-    </w:p>
-    <w:p>
-      <w:pPr>
-        <w:pBdr>
-          <w:bottom w:val="single" w:color="e8f0fb" w:sz="3" w:space="2"/>
-        </w:pBdr>
-        <w:spacing w:after="100" w:before="280"/>
-      </w:pPr>
-      <w:r>
-        <w:rPr>
-          <w:rFonts w:ascii="Arial" w:cs="Arial" w:eastAsia="Arial" w:hAnsi="Arial"/>
-          <w:b/>
-          <w:bCs/>
-          <w:i w:val="false"/>
-          <w:iCs w:val="false"/>
-          <w:color w:val="0071e3"/>
-          <w:sz w:val="20"/>
-          <w:szCs w:val="20"/>
-        </w:rPr>
-        <w:t xml:space="preserve">EDUCATION &amp; TRAINING</w:t>
-      </w:r>
-    </w:p>
-    <w:p>
-      <w:pPr>
-        <w:tabs>
-          <w:tab w:val="right" w:pos="9746"/>
-        </w:tabs>
-        <w:spacing w:after="40" w:before="200"/>
-      </w:pPr>
-      <w:r>
-        <w:rPr>
-          <w:rFonts w:ascii="Arial" w:cs="Arial" w:eastAsia="Arial" w:hAnsi="Arial"/>
-          <w:b/>
-          <w:bCs/>
-          <w:color w:val="ffffff"/>
-          <w:sz w:val="18"/>
-          <w:szCs w:val="18"/>
-          <w:shd w:fill="0071e3" w:val="clear"/>
-        </w:rPr>
-        <w:t xml:space="preserve">Studying  </w:t>
-      </w:r>
-      <w:r>
-        <w:rPr>
-          <w:rFonts w:ascii="Arial" w:cs="Arial" w:eastAsia="Arial" w:hAnsi="Arial"/>
-          <w:b/>
-          <w:bCs/>
-          <w:i w:val="false"/>
-          <w:iCs w:val="false"/>
-          <w:color w:val="1d1d1f"/>
-          <w:sz w:val="22"/>
-          <w:szCs w:val="22"/>
-        </w:rPr>
-        <w:t xml:space="preserve">  AI &amp; Big Data Cross-Domain Talent Program</w:t>
-      </w:r>
-      <w:r>
-        <w:rPr>
-          <w:rFonts w:ascii="Arial" w:cs="Arial" w:eastAsia="Arial" w:hAnsi="Arial"/>
-          <w:b w:val="false"/>
-          <w:bCs w:val="false"/>
-          <w:i w:val="false"/>
-          <w:iCs w:val="false"/>
-          <w:color w:val="1d1d1f"/>
-          <w:sz w:val="22"/>
-          <w:szCs w:val="22"/>
-        </w:rPr>
-        <w:t xml:space="preserve">	</w:t>
-      </w:r>
-      <w:r>
-        <w:rPr>
-          <w:rFonts w:ascii="Arial" w:cs="Arial" w:eastAsia="Arial" w:hAnsi="Arial"/>
-          <w:b w:val="false"/>
-          <w:bCs w:val="false"/>
-          <w:i w:val="false"/>
-          <w:iCs w:val="false"/>
-          <w:color w:val="888888"/>
-          <w:sz w:val="20"/>
-          <w:szCs w:val="20"/>
-        </w:rPr>
-        <w:t xml:space="preserve">2025.12 – 2026.05 (Expected)</w:t>
-      </w:r>
-    </w:p>
-    <w:p>
-      <w:pPr>
-        <w:spacing w:after="80" w:before="0"/>
-      </w:pPr>
-      <w:r>
-        <w:rPr>
-          <w:rFonts w:ascii="Arial" w:cs="Arial" w:eastAsia="Arial" w:hAnsi="Arial"/>
-          <w:b w:val="false"/>
-          <w:bCs w:val="false"/>
-          <w:i w:val="false"/>
-          <w:iCs w:val="false"/>
-          <w:color w:val="595959"/>
-          <w:sz w:val="20"/>
-          <w:szCs w:val="20"/>
-        </w:rPr>
-        <w:t xml:space="preserve">Ministry of Labor Vocational Training Institute</w:t>
+        <w:t xml:space="preserve">Chinese Culture University</w:t>
       </w:r>
     </w:p>
     <w:p>
@@ -1602,99 +1680,53 @@
           <w:sz w:val="20"/>
           <w:szCs w:val="20"/>
         </w:rPr>
-        <w:t xml:space="preserve">Core curriculum: Linux server ops (Apache/Nginx/MariaDB), Python (OOP / web scraping), Pandas / NumPy, Git, Tableau / Power BI / Oracle Analytics, AWS (EC2 / S3 / CloudFront / ALB / Auto Scaling), GCP (Cloud Functions / Cloud Run), MongoDB, PostgreSQL (window functions / CTE / JSONB / RFM), FastAPI (Pydantic / async), scikit-learn (KNN / KMeans), YOLOv8, LLM engineering (Gemini / OpenAI / Function Calling / RAG / Embedding / LangChain / LangGraph)</w:t>
-      </w:r>
-    </w:p>
-    <w:p>
-      <w:pPr>
-        <w:pStyle w:val="ListParagraph"/>
-        <w:numPr>
-          <w:ilvl w:val="0"/>
-          <w:numId w:val="2"/>
-        </w:numPr>
-        <w:spacing w:after="60" w:before="0"/>
-      </w:pPr>
-      <w:r>
-        <w:rPr>
-          <w:rFonts w:ascii="Arial" w:cs="Arial" w:eastAsia="Arial" w:hAnsi="Arial"/>
-          <w:b w:val="false"/>
-          <w:bCs w:val="false"/>
-          <w:i w:val="false"/>
-          <w:iCs w:val="false"/>
-          <w:color w:val="595959"/>
-          <w:sz w:val="20"/>
-          <w:szCs w:val="20"/>
-        </w:rPr>
-        <w:t xml:space="preserve">Served as Linux virtual host operations team member, responsible for server management, maintenance logging, and account access control.</w:t>
-      </w:r>
-    </w:p>
-    <w:p>
-      <w:pPr>
-        <w:pStyle w:val="ListParagraph"/>
-        <w:numPr>
-          <w:ilvl w:val="0"/>
-          <w:numId w:val="2"/>
-        </w:numPr>
-        <w:spacing w:after="60" w:before="0"/>
-      </w:pPr>
-      <w:r>
-        <w:rPr>
-          <w:rFonts w:ascii="Arial" w:cs="Arial" w:eastAsia="Arial" w:hAnsi="Arial"/>
-          <w:b w:val="false"/>
-          <w:bCs w:val="false"/>
-          <w:i w:val="false"/>
-          <w:iCs w:val="false"/>
-          <w:color w:val="595959"/>
-          <w:sz w:val="20"/>
-          <w:szCs w:val="20"/>
-        </w:rPr>
-        <w:t xml:space="preserve">Independently built the Workplace Safety Vision AI Alert System — YOLO + sklearn + LangChain + FastAPI full-stack architecture.</w:t>
-      </w:r>
-    </w:p>
-    <w:p>
-      <w:pPr>
-        <w:pStyle w:val="ListParagraph"/>
-        <w:numPr>
-          <w:ilvl w:val="0"/>
-          <w:numId w:val="2"/>
-        </w:numPr>
-        <w:spacing w:after="60" w:before="0"/>
-      </w:pPr>
-      <w:r>
-        <w:rPr>
-          <w:rFonts w:ascii="Arial" w:cs="Arial" w:eastAsia="Arial" w:hAnsi="Arial"/>
-          <w:b w:val="false"/>
-          <w:bCs w:val="false"/>
-          <w:i w:val="false"/>
-          <w:iCs w:val="false"/>
-          <w:color w:val="595959"/>
-          <w:sz w:val="20"/>
-          <w:szCs w:val="20"/>
-        </w:rPr>
-        <w:t xml:space="preserve">Completed AWS (EC2 / S3 / CloudFront / ALB) and GCP (Cloud Functions / Cloud Run) cloud deployment, mastering the full three-tier architecture cloud workflow.</w:t>
-      </w:r>
-    </w:p>
-    <w:p>
-      <w:pPr>
-        <w:pStyle w:val="ListParagraph"/>
-        <w:numPr>
-          <w:ilvl w:val="0"/>
-          <w:numId w:val="2"/>
-        </w:numPr>
-        <w:spacing w:after="60" w:before="0"/>
-      </w:pPr>
-      <w:r>
-        <w:rPr>
-          <w:rFonts w:ascii="Arial" w:cs="Arial" w:eastAsia="Arial" w:hAnsi="Arial"/>
-          <w:b w:val="false"/>
-          <w:bCs w:val="false"/>
-          <w:i w:val="false"/>
-          <w:iCs w:val="false"/>
-          <w:color w:val="595959"/>
-          <w:sz w:val="20"/>
-          <w:szCs w:val="20"/>
-        </w:rPr>
-        <w:t xml:space="preserve">Implemented Gemini / OpenAI Function Calling, RAG semantic search (Embedding + Reranker), LangChain Tool / Agent, and LangGraph conditional branching workflows.</w:t>
+        <w:t xml:space="preserve">Evening classes (20+ credits/semester), running concurrently with the daytime AI bootcamp; coursework in digital media, advertising, and self-media operations.</w:t>
+      </w:r>
+    </w:p>
+    <w:p>
+      <w:pPr>
+        <w:pStyle w:val="ListParagraph"/>
+        <w:numPr>
+          <w:ilvl w:val="0"/>
+          <w:numId w:val="2"/>
+        </w:numPr>
+        <w:spacing w:after="60" w:before="0"/>
+      </w:pPr>
+      <w:r>
+        <w:rPr>
+          <w:rFonts w:ascii="Arial" w:cs="Arial" w:eastAsia="Arial" w:hAnsi="Arial"/>
+          <w:b w:val="false"/>
+          <w:bCs w:val="false"/>
+          <w:i w:val="false"/>
+          <w:iCs w:val="false"/>
+          <w:color w:val="595959"/>
+          <w:sz w:val="20"/>
+          <w:szCs w:val="20"/>
+        </w:rPr>
+        <w:t xml:space="preserve">Solo-completed an original LINE sticker set — from visual design and spec production to platform submission.</w:t>
+      </w:r>
+    </w:p>
+    <w:p>
+      <w:pPr>
+        <w:pStyle w:val="ListParagraph"/>
+        <w:numPr>
+          <w:ilvl w:val="0"/>
+          <w:numId w:val="2"/>
+        </w:numPr>
+        <w:spacing w:after="60" w:before="0"/>
+      </w:pPr>
+      <w:r>
+        <w:rPr>
+          <w:rFonts w:ascii="Arial" w:cs="Arial" w:eastAsia="Arial" w:hAnsi="Arial"/>
+          <w:b w:val="false"/>
+          <w:bCs w:val="false"/>
+          <w:i w:val="false"/>
+          <w:iCs w:val="false"/>
+          <w:color w:val="595959"/>
+          <w:sz w:val="20"/>
+          <w:szCs w:val="20"/>
+        </w:rPr>
+        <w:t xml:space="preserve">Produced three AI-generated content types using Gemini, Grok, Claude, Suno, and Sora: YouTube audiobook video, personal AI lip-sync singing short, and advertising short film — full pipeline from script to publish.</w:t>
       </w:r>
     </w:p>
     <w:p>
@@ -1714,162 +1746,6 @@
     </w:p>
     <w:p>
       <w:pPr>
-        <w:tabs>
-          <w:tab w:val="right" w:pos="9746"/>
-        </w:tabs>
-        <w:spacing w:after="40" w:before="200"/>
-      </w:pPr>
-      <w:r>
-        <w:rPr>
-          <w:rFonts w:ascii="Arial" w:cs="Arial" w:eastAsia="Arial" w:hAnsi="Arial"/>
-          <w:b/>
-          <w:bCs/>
-          <w:color w:val="ffffff"/>
-          <w:sz w:val="18"/>
-          <w:szCs w:val="18"/>
-          <w:shd w:fill="0071e3" w:val="clear"/>
-        </w:rPr>
-        <w:t xml:space="preserve">Enrolled  </w:t>
-      </w:r>
-      <w:r>
-        <w:rPr>
-          <w:rFonts w:ascii="Arial" w:cs="Arial" w:eastAsia="Arial" w:hAnsi="Arial"/>
-          <w:b/>
-          <w:bCs/>
-          <w:i w:val="false"/>
-          <w:iCs w:val="false"/>
-          <w:color w:val="1d1d1f"/>
-          <w:sz w:val="22"/>
-          <w:szCs w:val="22"/>
-        </w:rPr>
-        <w:t xml:space="preserve">  Digital Media Dept. — Continuing Education Bachelor's Program</w:t>
-      </w:r>
-      <w:r>
-        <w:rPr>
-          <w:rFonts w:ascii="Arial" w:cs="Arial" w:eastAsia="Arial" w:hAnsi="Arial"/>
-          <w:b w:val="false"/>
-          <w:bCs w:val="false"/>
-          <w:i w:val="false"/>
-          <w:iCs w:val="false"/>
-          <w:color w:val="1d1d1f"/>
-          <w:sz w:val="22"/>
-          <w:szCs w:val="22"/>
-        </w:rPr>
-        <w:t xml:space="preserve">	</w:t>
-      </w:r>
-      <w:r>
-        <w:rPr>
-          <w:rFonts w:ascii="Arial" w:cs="Arial" w:eastAsia="Arial" w:hAnsi="Arial"/>
-          <w:b w:val="false"/>
-          <w:bCs w:val="false"/>
-          <w:i w:val="false"/>
-          <w:iCs w:val="false"/>
-          <w:color w:val="888888"/>
-          <w:sz w:val="20"/>
-          <w:szCs w:val="20"/>
-        </w:rPr>
-        <w:t xml:space="preserve">2025.09 – 2027 (Expected)</w:t>
-      </w:r>
-    </w:p>
-    <w:p>
-      <w:pPr>
-        <w:spacing w:after="80" w:before="0"/>
-      </w:pPr>
-      <w:r>
-        <w:rPr>
-          <w:rFonts w:ascii="Arial" w:cs="Arial" w:eastAsia="Arial" w:hAnsi="Arial"/>
-          <w:b w:val="false"/>
-          <w:bCs w:val="false"/>
-          <w:i w:val="false"/>
-          <w:iCs w:val="false"/>
-          <w:color w:val="595959"/>
-          <w:sz w:val="20"/>
-          <w:szCs w:val="20"/>
-        </w:rPr>
-        <w:t xml:space="preserve">Chinese Culture University</w:t>
-      </w:r>
-    </w:p>
-    <w:p>
-      <w:pPr>
-        <w:spacing w:after="100" w:before="0"/>
-      </w:pPr>
-      <w:r>
-        <w:rPr>
-          <w:rFonts w:ascii="Arial" w:cs="Arial" w:eastAsia="Arial" w:hAnsi="Arial"/>
-          <w:b w:val="false"/>
-          <w:bCs w:val="false"/>
-          <w:i w:val="false"/>
-          <w:iCs w:val="false"/>
-          <w:color w:val="595959"/>
-          <w:sz w:val="20"/>
-          <w:szCs w:val="20"/>
-        </w:rPr>
-        <w:t xml:space="preserve">Evening classes (20+ credits/semester), running concurrently with the daytime AI bootcamp; coursework in digital media, advertising, and self-media operations.</w:t>
-      </w:r>
-    </w:p>
-    <w:p>
-      <w:pPr>
-        <w:pStyle w:val="ListParagraph"/>
-        <w:numPr>
-          <w:ilvl w:val="0"/>
-          <w:numId w:val="2"/>
-        </w:numPr>
-        <w:spacing w:after="60" w:before="0"/>
-      </w:pPr>
-      <w:r>
-        <w:rPr>
-          <w:rFonts w:ascii="Arial" w:cs="Arial" w:eastAsia="Arial" w:hAnsi="Arial"/>
-          <w:b w:val="false"/>
-          <w:bCs w:val="false"/>
-          <w:i w:val="false"/>
-          <w:iCs w:val="false"/>
-          <w:color w:val="595959"/>
-          <w:sz w:val="20"/>
-          <w:szCs w:val="20"/>
-        </w:rPr>
-        <w:t xml:space="preserve">Solo-completed an original LINE sticker set — from visual design and spec production to platform submission.</w:t>
-      </w:r>
-    </w:p>
-    <w:p>
-      <w:pPr>
-        <w:pStyle w:val="ListParagraph"/>
-        <w:numPr>
-          <w:ilvl w:val="0"/>
-          <w:numId w:val="2"/>
-        </w:numPr>
-        <w:spacing w:after="60" w:before="0"/>
-      </w:pPr>
-      <w:r>
-        <w:rPr>
-          <w:rFonts w:ascii="Arial" w:cs="Arial" w:eastAsia="Arial" w:hAnsi="Arial"/>
-          <w:b w:val="false"/>
-          <w:bCs w:val="false"/>
-          <w:i w:val="false"/>
-          <w:iCs w:val="false"/>
-          <w:color w:val="595959"/>
-          <w:sz w:val="20"/>
-          <w:szCs w:val="20"/>
-        </w:rPr>
-        <w:t xml:space="preserve">Produced three AI-generated content types using Gemini, Grok, Claude, Suno, and Sora: YouTube audiobook video, personal AI lip-sync singing short, and advertising short film — full pipeline from script to publish.</w:t>
-      </w:r>
-    </w:p>
-    <w:p>
-      <w:r>
-        <w:rPr>
-          <w:rFonts w:ascii="Arial" w:cs="Arial" w:eastAsia="Arial" w:hAnsi="Arial"/>
-          <w:b w:val="false"/>
-          <w:bCs w:val="false"/>
-          <w:i w:val="false"/>
-          <w:iCs w:val="false"/>
-          <w:color w:val="1d1d1f"/>
-          <w:sz w:val="80"/>
-          <w:szCs w:val="80"/>
-        </w:rPr>
-        <w:t xml:space="preserve"/>
-      </w:r>
-    </w:p>
-    <w:p>
-      <w:pPr>
         <w:pBdr>
           <w:bottom w:val="single" w:color="dddddd" w:sz="4" w:space="1"/>
         </w:pBdr>
@@ -1952,7 +1828,7 @@
           <w:color w:val="595959"/>
           <w:sz w:val="20"/>
         </w:rPr>
-        <w:t>I am Reyna Gao, a cross-domain tech professional with training in film &amp; media arts, design thinking, and hands-on business experience, actively transitioning into the fields of AI application engineering, frontend development, and data analysis. My background spans film &amp; music production, visual design, e-commerce marketing, and software development — a combination that enables me to approach problems simultaneously from three angles: "How will users think?", "What does the product need?", and "How can engineering make it happen?" This is my greatest competitive advantage.</w:t>
+        <w:t>I am Reyna Gao, a cross-domain tech professional with training in film &amp; media arts, design thinking, and hands-on business experience, actively transitioning into the fields of frontend development, backend engineering, data analysis, and AI integration. My background spans film &amp; music production, visual design, e-commerce marketing, and software development — a combination that enables me to approach problems simultaneously from three angles: "How will users think?", "What does the product need?", and "How can engineering make it happen?" This is my greatest competitive advantage.</w:t>
       </w:r>
     </w:p>
     <w:p>
@@ -1991,22 +1867,21 @@
           <w:color w:val="595959"/>
           <w:sz w:val="20"/>
         </w:rPr>
-        <w:t>My career started in design. As a 3D animation and rendering designer at REDMAN, I served clients including ASUS, MSI, and Qualcomm, developing a keen sensitivity for visual detail and learning to deliver commercial-grade product visuals using Cinema 4D and Octane.</w:t>
-      </w:r>
-    </w:p>
-    <w:p>
-      <w:pPr>
-        <w:pBdr>
-          <w:bottom w:val="single" w:color="dddddd" w:sz="4" w:space="1"/>
-        </w:pBdr>
-        <w:spacing w:after="80" w:before="80"/>
-      </w:pPr>
-      <w:r>
-        <w:rPr>
-          <w:color w:val="595959"/>
-          <w:sz w:val="20"/>
-        </w:rPr>
-        <w:t>Joining Shopee introduced me to an entirely different work rhythm. Collaborating on major shopping festivals like Double 11 and Mid-Year Sale taught me how to coordinate across departments (design, BI, logistics, POS teams, account managers) under high pressure. The biggest takeaway from my two years at Shopee was not just running campaigns, but developing the habit of speaking with data — how to reduce monthly complaints, where the funnel breaks, whether changing a single word could prevent misunderstandings. Assisting the BI team with data extraction and independently producing performance analysis reports with optimization proposals, rather than making decisions by instinct — this high-pressure experience established my core ability to rapidly analyze problems and find solutions on my technical transition journey.</w:t>
+      </w:r>
+    </w:p>
+    <w:p>
+      <w:pPr>
+        <w:pBdr>
+          <w:bottom w:val="single" w:color="dddddd" w:sz="4" w:space="1"/>
+        </w:pBdr>
+        <w:spacing w:after="80" w:before="80"/>
+      </w:pPr>
+      <w:r>
+        <w:rPr>
+          <w:color w:val="595959"/>
+          <w:sz w:val="20"/>
+        </w:rPr>
+        <w:t>Entering the e-commerce industry exposed me to an entirely different work rhythm. Collaborating on major shopping festivals like Double 11 and Mid-Year Sale taught me to coordinate across departments (design, BI, logistics, POS, account managers) under high pressure. My biggest takeaway over those two years was not just running campaigns, but developing the habit of letting data speak — how to bring monthly complaints down, where the funnel breaks, whether one word change reduces misunderstanding. Coordinating BI data pulls and producing performance analysis reports with optimization proposals (rather than acting on instinct) built the core ability that powers my technical transition: rapidly diagnosing problems and finding solutions.</w:t>
       </w:r>
     </w:p>
     <w:p>
@@ -2045,22 +1920,22 @@
           <w:color w:val="595959"/>
           <w:sz w:val="20"/>
         </w:rPr>
-        <w:t>Working at Shopee made me deeply realize one thing: the moment I looked forward to most each day was not when campaign numbers looked good, but when I was discussing with technical colleagues "Would changing this page layout improve the conversion rate?" I began to recognize that what I truly enjoyed was the process of building products from scratch, not just doing marketing on existing systems.</w:t>
-      </w:r>
-    </w:p>
-    <w:p>
-      <w:pPr>
-        <w:pBdr>
-          <w:bottom w:val="single" w:color="dddddd" w:sz="4" w:space="1"/>
-        </w:pBdr>
-        <w:spacing w:after="80" w:before="80"/>
-      </w:pPr>
-      <w:r>
-        <w:rPr>
-          <w:color w:val="595959"/>
-          <w:sz w:val="20"/>
-        </w:rPr>
-        <w:t>With this realization, after leaving Shopee I began systematically building technical capabilities: taking on a spirits brand e-commerce frontend project, independently completing UI/UX design for a Korean floral brand (from market analysis through Figma high-fidelity prototyping), earning Adobe dual certification and Google UX Design Specialization, and diving deep into frontend development. The moment I first made a button from my design mockup actually "come alive" in React, I knew for certain: software development is the path I want to pursue long-term.</w:t>
+        <w:t>My time in e-commerce was deeply illuminating: while pursuing strong campaign results, I noticed my most engaged moments were actually discussions with the engineering team about "how to tweak page logic to lift conversion." That made it clear — what I truly enjoy is the process of nurturing products from the ground up, not merely the front-line marketing push.</w:t>
+      </w:r>
+    </w:p>
+    <w:p>
+      <w:pPr>
+        <w:pBdr>
+          <w:bottom w:val="single" w:color="dddddd" w:sz="4" w:space="1"/>
+        </w:pBdr>
+        <w:spacing w:after="80" w:before="80"/>
+      </w:pPr>
+      <w:r>
+        <w:rPr>
+          <w:color w:val="595959"/>
+          <w:sz w:val="20"/>
+        </w:rPr>
+        <w:t>Acting on this realization, after leaving e-commerce I systematically built up my technical capabilities: taking on a spirits brand e-commerce frontend project, independently completing UI/UX design for a Korean floral brand (from market analysis through Figma high-fidelity prototyping), earning Adobe dual certification and Google UX Design Specialization, and diving deep into frontend development. The moment I first made a button from my design mockup actually "come alive" in React, I knew for certain: software development is the path I want to pursue long-term.</w:t>
       </w:r>
     </w:p>
     <w:p>
@@ -2099,7 +1974,7 @@
           <w:color w:val="595959"/>
           <w:sz w:val="20"/>
         </w:rPr>
-        <w:t>Once my goal was clear, I chose the highest-intensity approach to grow: daytime intensive technical training at the Ministry of Labor’s AI &amp; Big Data Cross-Domain Talent Program, evening classes at Chinese Culture University’s Digital Media department with 20+ credits per semester, running both tracks in parallel for over half a year.</w:t>
+        <w:t>Once my goal was clear, I chose the highest-intensity approach to grow: intensive AI &amp; Big Data technical training during the day, evening classes at Chinese Culture University’s Digital Media department with 20+ credits per semester — running both tracks in parallel for over half a year.</w:t>
       </w:r>
     </w:p>
     <w:p>
@@ -2129,7 +2004,7 @@
           <w:color w:val="595959"/>
           <w:sz w:val="20"/>
         </w:rPr>
-        <w:t>Additionally, I led the SA/SD architecture design, ETL data cleaning (integrating 12,297 job listings from 6 major platforms), and GCP cloud backup database setup for the Taiwan Engineer Job Market Competitiveness Analysis System; independently completed the B2B Data Dashboard frontend development (React + Bootstrap, 8+ reusable components), the HealthTree Digital Healthcare Dashboard business planning and Figma design, and the physical fabrication of a BMO interactive device based on Raspberry Pi 5 — from software to hardware, from business to engineering, each project made my cross-domain capabilities more complete.</w:t>
+        <w:t>I also collaborated cross-functionally on the SA/SD architecture, ETL data cleaning (integrating 12,297 job listings from 6 major platforms), and GCP cloud backup database setup for the Taiwan Engineer Job Market Competitiveness Analysis System; independently completed the B2B Data Dashboard frontend development (React + Bootstrap, 8+ reusable components), the HealthTree Digital Healthcare Dashboard business planning and Figma design, and the physical fabrication of a BMO interactive device based on Raspberry Pi 5 — from software to hardware, from business to engineering, each project made my cross-domain capabilities more complete.</w:t>
       </w:r>
     </w:p>
     <w:p>
@@ -2183,7 +2058,7 @@
           <w:color w:val="595959"/>
           <w:sz w:val="20"/>
         </w:rPr>
-        <w:t>I believe that a designer’s empathy, a marketer’s data sensitivity, combined with an engineer’s systems thinking, is the rarest combination in this AI era. I look forward to joining a team that values product quality and embraces new technologies, bringing cross-domain perspectives that create value beyond what any single function could achieve.</w:t>
+        <w:t>I believe that a designer’s empathy, a marketer’s data sensitivity, combined with an engineer’s systems thinking, is the rarest combination in this AI era. I look forward to applying my expertise and cross-domain perspective to create value that goes beyond what any single function alone could deliver.</w:t>
       </w:r>
     </w:p>
     <w:p>

--- a/Reyna_Gao_Resume_EN.docx
+++ b/Reyna_Gao_Resume_EN.docx
@@ -1881,7 +1881,7 @@
           <w:color w:val="595959"/>
           <w:sz w:val="20"/>
         </w:rPr>
-        <w:t>Entering the e-commerce industry exposed me to an entirely different work rhythm. Collaborating on major shopping festivals like Double 11 and Mid-Year Sale taught me to coordinate across departments (design, BI, logistics, POS, account managers) under high pressure. My biggest takeaway over those two years was not just running campaigns, but developing the habit of letting data speak — how to bring monthly complaints down, where the funnel breaks, whether one word change reduces misunderstanding. Coordinating BI data pulls and producing performance analysis reports with optimization proposals (rather than acting on instinct) built the core ability that powers my technical transition: rapidly diagnosing problems and finding solutions.</w:t>
+        <w:t>Entering the e-commerce industry exposed me to an entirely different work rhythm. Strong delivery during Double 11 and other peak campaigns earned me promotion from part-time to full-time and a transfer into the core Campaign collaboration team — and in my first year as a full-timer I received the top "A+" performance rating (one of only two recipients in a 6-person team). My biggest takeaway over those two years wasn't only learning to coordinate cross-departmentally (design, BI, logistics, POS, account managers) under high pressure, but more importantly, building the habit of letting data do the talking — how to bring monthly complaints down, where the funnel breaks, whether one word change reduces misunderstanding. Coordinating BI data pulls, producing performance analysis reports, and proposing optimizations on my own established the core ability that powers my technical transition: rapidly diagnosing problems and finding solutions.</w:t>
       </w:r>
     </w:p>
     <w:p>
@@ -1974,37 +1974,22 @@
           <w:color w:val="595959"/>
           <w:sz w:val="20"/>
         </w:rPr>
-        <w:t>Once my goal was clear, I chose the highest-intensity approach to grow: intensive AI &amp; Big Data technical training during the day, evening classes at Chinese Culture University’s Digital Media department with 20+ credits per semester — running both tracks in parallel for over half a year.</w:t>
-      </w:r>
-    </w:p>
-    <w:p>
-      <w:pPr>
-        <w:pBdr>
-          <w:bottom w:val="single" w:color="dddddd" w:sz="4" w:space="1"/>
-        </w:pBdr>
-        <w:spacing w:after="80" w:before="80"/>
-      </w:pPr>
-      <w:r>
-        <w:rPr>
-          <w:color w:val="595959"/>
-          <w:sz w:val="20"/>
-        </w:rPr>
-        <w:t>During the training program, I started from a solid backend foundation (Linux servers, MySQL, Python web scraping) and progressively advanced into machine learning and AI application engineering. The most memorable experience was developing the Workplace Safety Vision AI Alert System, where I needed to feed YOLO detection output as structured Event JSON into an sklearn KMeans model for auto-calibrating confidence thresholds, then connect it through LangChain + LangGraph to a rule engine, LLM alert description generation, and a supervisor review Workflow with Human-in-the-Loop. When the entire AI Pipeline ran end-to-end for the first time, I spent an entire evening repeatedly verifying that each Node’s State was being passed correctly — that systematic process of decomposing problems, investigating layer by layer, and finding root causes made me truly understand the core value of an AI engineer: it’s not just about making models run, but making systems reliable, interpretable, and maintainable.</w:t>
-      </w:r>
-    </w:p>
-    <w:p>
-      <w:pPr>
-        <w:pBdr>
-          <w:bottom w:val="single" w:color="dddddd" w:sz="4" w:space="1"/>
-        </w:pBdr>
-        <w:spacing w:after="80" w:before="80"/>
-      </w:pPr>
-      <w:r>
-        <w:rPr>
-          <w:color w:val="595959"/>
-          <w:sz w:val="20"/>
-        </w:rPr>
-        <w:t>I also collaborated cross-functionally on the SA/SD architecture, ETL data cleaning (integrating 12,297 job listings from 6 major platforms), and GCP cloud backup database setup for the Taiwan Engineer Job Market Competitiveness Analysis System; independently completed the B2B Data Dashboard frontend development (React + Bootstrap, 8+ reusable components), the HealthTree Digital Healthcare Dashboard business planning and Figma design, and the physical fabrication of a BMO interactive device based on Raspberry Pi 5 — from software to hardware, from business to engineering, each project made my cross-domain capabilities more complete.</w:t>
+        <w:t>Once my goal was clear, I chose the highest-intensity approach to grow: intensive AI &amp; Big Data technical training during the day, evening classes at Chinese Culture University's Digital Media department with 20+ credits per semester — running both tracks in parallel for over half a year.</w:t>
+      </w:r>
+    </w:p>
+    <w:p>
+      <w:pPr>
+        <w:pBdr>
+          <w:bottom w:val="single" w:color="dddddd" w:sz="4" w:space="1"/>
+        </w:pBdr>
+        <w:spacing w:after="80" w:before="80"/>
+      </w:pPr>
+      <w:r>
+        <w:rPr>
+          <w:color w:val="595959"/>
+          <w:sz w:val="20"/>
+        </w:rPr>
+        <w:t>During this period I started from a solid programming foundation and progressively advanced into AI applications and full-stack development. Building the Workplace Safety Vision AI Alert System, the moment the entire pipeline ran end-to-end for the first time made me deeply appreciate the core value of an AI engineer: it's not just about making models run, but systematically decomposing problems and building reliable, maintainable systems. I also applied my skills through hands-on projects like the job market analysis system architecture and the B2B data dashboard frontend, channeling technology into solving real problems. Each project pushed me beyond mere tech-stack accumulation toward truly bridging business logic and engineering execution, making my cross-domain capabilities more complete.</w:t>
       </w:r>
     </w:p>
     <w:p>
@@ -2058,7 +2043,7 @@
           <w:color w:val="595959"/>
           <w:sz w:val="20"/>
         </w:rPr>
-        <w:t>I believe that a designer’s empathy, a marketer’s data sensitivity, combined with an engineer’s systems thinking, is the rarest combination in this AI era. I look forward to applying my expertise and cross-domain perspective to create value that goes beyond what any single function alone could deliver.</w:t>
+        <w:t>I believe that a designer's empathy, a marketer's data sensitivity, combined with an engineer's systems thinking, is the rarest combination in this AI era. I look forward to applying my expertise and cross-domain perspective to bring value that goes beyond what any single function alone could deliver.</w:t>
       </w:r>
     </w:p>
     <w:p>
